--- a/docs/concept_document.docx
+++ b/docs/concept_document.docx
@@ -4772,6 +4772,64 @@
       <w:pPr>
         <w:spacing w:before="160" w:after="0"/>
       </w:pPr>
+    </w:p>
+    <w:p>
+      <w:pPr>
+        <w:pStyle w:val="Heading2"/>
+        <w:spacing w:before="160" w:after="60"/>
+      </w:pPr>
+      <w:r>
+        <w:rPr>
+          <w:rFonts w:ascii="Arial" w:hAnsi="Arial"/>
+          <w:color w:val="2E74B5"/>
+          <w:sz w:val="23"/>
+        </w:rPr>
+        <w:t>3.3 How the Agent Reasons: The ReAct Loop</w:t>
+      </w:r>
+    </w:p>
+    <w:p>
+      <w:pPr>
+        <w:spacing w:before="60" w:after="60"/>
+      </w:pPr>
+      <w:r>
+        <w:rPr>
+          <w:rFonts w:ascii="Arial" w:hAnsi="Arial"/>
+          <w:sz w:val="19"/>
+        </w:rPr>
+        <w:t xml:space="preserve">The agent does not answer customer queries in a single step. It uses a reasoning loop that mirrors how a skilled loan officer thinks through a request: Reason → Act → Observe → Repeat or Answer. This pattern is called ReAct (Reason + Act) and is the core orchestration mechanism powering Phase 5 onwards.</w:t>
+      </w:r>
+    </w:p>
+    <w:p>
+      <w:pPr>
+        <w:spacing w:before="60" w:after="60"/>
+      </w:pPr>
+      <w:r>
+        <w:rPr>
+          <w:rFonts w:ascii="Arial" w:hAnsi="Arial"/>
+          <w:sz w:val="19"/>
+          <w:b/>
+        </w:rPr>
+        <w:t>Illustrative example:</w:t>
+      </w:r>
+      <w:r>
+        <w:rPr>
+          <w:rFonts w:ascii="Arial" w:hAnsi="Arial"/>
+          <w:sz w:val="19"/>
+        </w:rPr>
+        <w:t xml:space="preserve"> A customer asks “I earn ₹80,000/month — can I get a ₹30-lakh home loan for 20 years?” The agent reasons it needs to check eligibility first. It calls the check_eligibility tool (result: PASS, FOIR 34%). It then calls calculate_emi (result: ₹26,992/month — exact reducing-balance formula). Finally it calls get_document_checklist and composes one clear response. The LLM’s role is to decide which tools to call and in what order; the tools guarantee the numbers are always rule-computed, never estimated by AI.</w:t>
+      </w:r>
+    </w:p>
+    <w:p>
+      <w:pPr>
+        <w:spacing w:before="60" w:after="80"/>
+      </w:pPr>
+      <w:r>
+        <w:rPr>
+          <w:rFonts w:ascii="Arial" w:hAnsi="Arial"/>
+          <w:sz w:val="19"/>
+        </w:rPr>
+        <w:t xml:space="preserve">This design ensures that EMI figures, eligibility decisions, and document checklists are always computed by deterministic bank rules — not generated by the AI. Every tool call and its result is captured in the Langfuse observability dashboard, giving the bank a full audit trail of how each advisory recommendation was reached.</w:t>
+      </w:r>
     </w:p>
     <w:p>
       <w:pPr>

--- a/docs/concept_document.docx
+++ b/docs/concept_document.docx
@@ -1110,7 +1110,7 @@
                 <w:rFonts w:ascii="Arial" w:hAnsi="Arial"/>
                 <w:sz w:val="19"/>
               </w:rPr>
-              <w:t>• Framework: LangChain AgentExecutor (ReAct). LLM: OpenAI GPT-4o-mini. Vector store: ChromaDB (local). Observability: Langfuse self-hosted (tracing + evaluation + RAG scoring). UI: CLI → Streamlit.</w:t>
+              <w:t>• Framework: LangGraph create_agent (tool-calling loop). LLM: OpenAI GPT-4o (development) / GPT-4o-mini (production target). Vector store: ChromaDB (local). Observability: Langfuse cloud.langfuse.com (prototype) / self-hosted (production). UI: CLI → Streamlit.</w:t>
             </w:r>
           </w:p>
         </w:tc>
@@ -3299,7 +3299,7 @@
                 <w:color w:val="1F4E79"/>
                 <w:sz w:val="18"/>
               </w:rPr>
-              <w:t>⑥  TOOL INVOCATION  (LangChain AgentExecutor — ReAct)</w:t>
+              <w:t>⑥  TOOL INVOCATION  (LangGraph create_agent — tool-calling loop)</w:t>
               <w:br/>
               <w:t>calculate_emi  ·  check_eligibility  ·  get_document_checklist</w:t>
               <w:br/>
@@ -4310,7 +4310,7 @@
                 <w:rFonts w:ascii="Arial" w:hAnsi="Arial"/>
                 <w:sz w:val="19"/>
               </w:rPr>
-              <w:t>⑥ Tool Invocation (LangChain ReAct): AgentExecutor selects the correct tool. For EMI: check_eligibility first, then calculate_emi × 2 (lower + upper rate bound). All numeric outputs are deterministic.</w:t>
+              <w:t>⑥ Tool Invocation (LangGraph tool-calling): create_agent selects the correct tool via OpenAI function calling. For EMI: check_eligibility first, then calculate_emi × 2 (lower + upper rate bound). All numeric outputs are deterministic.</w:t>
             </w:r>
           </w:p>
           <w:p>
@@ -6031,7 +6031,7 @@
                 <w:rFonts w:ascii="Arial" w:hAnsi="Arial"/>
                 <w:sz w:val="18"/>
               </w:rPr>
-              <w:t>OpenAI API — GPT-4o-mini (dev + testing)</w:t>
+              <w:t>OpenAI API — GPT-4o-2024-08-06 (dev + testing)</w:t>
             </w:r>
           </w:p>
         </w:tc>
@@ -6061,15 +6061,13 @@
                 <w:rFonts w:ascii="Arial" w:hAnsi="Arial"/>
                 <w:sz w:val="19"/>
               </w:rPr>
-              <w:t>500 test calls. Per call: ~1,750 input tokens (system prompt 300 + conversation history 800 + user query 50 + RAG context 600) + ~600 output tokens.</w:t>
+              <w:t>Actual spend confirmed via Langfuse: $0.64 for 37 dev/test traces (Phases 3–8). GPT-4o-2024-08-06 pricing: $0.0025/1K input, $0.010/1K output (vs. GPT-4o-mini at ~17× lower cost). Per trace: ~6,700 input + 230 output tokens.</w:t>
               <w:br/>
-              <w:t>Input: (500 × 1,750 ÷ 1,000) × $0.00015 = $0.131</w:t>
+              <w:t>Full 9-phase dev estimate (~500 test calls): Input 875K × $0.0025/1K = $2.19; Output 300K × $0.010/1K = $3.00; plus $7 for prompt variant runs and seed sessions = ~$12.19.</w:t>
               <w:br/>
-              <w:t>Output: (500 × 600 ÷ 1,000) × $0.0006 = $0.180</w:t>
+              <w:t>Note: Production deployment targets GPT-4o-mini for cost efficiency (see Section 5.2 — ₹879/month).</w:t>
               <w:br/>
-              <w:t>Base total: $0.311. Plus $0.20 buffer for retries and prompt variant runs.</w:t>
-              <w:br/>
-              <w:t>Grand total: $0.511 × ₹95.72/$ =</w:t>
+              <w:t>Total: $12.19 × ₹95.72/$ =</w:t>
             </w:r>
           </w:p>
         </w:tc>
@@ -6099,7 +6097,7 @@
                 <w:rFonts w:ascii="Arial" w:hAnsi="Arial"/>
                 <w:sz w:val="19"/>
               </w:rPr>
-              <w:t>₹49</w:t>
+              <w:t>₹1,167</w:t>
             </w:r>
           </w:p>
         </w:tc>
@@ -6437,7 +6435,7 @@
                 <w:rFonts w:ascii="Arial" w:hAnsi="Arial"/>
                 <w:sz w:val="18"/>
               </w:rPr>
-              <w:t>Self-hosted on developer machine</w:t>
+              <w:t>cloud.langfuse.com free tier — used for prototype development. Self-hosted on VM recommended for production (banking data residency — see Section 4).</w:t>
             </w:r>
           </w:p>
         </w:tc>
@@ -6964,7 +6962,7 @@
                 <w:b/>
                 <w:sz w:val="19"/>
               </w:rPr>
-              <w:t>₹240,687</w:t>
+              <w:t>₹241,805</w:t>
             </w:r>
           </w:p>
         </w:tc>
@@ -7363,7 +7361,7 @@
                 <w:rFonts w:ascii="Arial" w:hAnsi="Arial"/>
                 <w:sz w:val="19"/>
               </w:rPr>
-              <w:t>AWS t3.small — 2 vCPU, 2 GB RAM. $0.023/hr × 730 hrs = $16.79 × ₹95.72/$. Hosts agent + ChromaDB + Langfuse (self-hosted).</w:t>
+              <w:t>AWS t3.small — 2 vCPU, 2 GB RAM. $0.023/hr × 730 hrs = $16.79 × ₹95.72/$. Hosts agent + ChromaDB + Langfuse (self-hosted in production).</w:t>
             </w:r>
           </w:p>
         </w:tc>
@@ -7731,7 +7729,7 @@
                 <w:rFonts w:ascii="Arial" w:hAnsi="Arial"/>
                 <w:sz w:val="18"/>
               </w:rPr>
-              <w:t>Co-hosted on same t3.small VM — no additional cost</w:t>
+              <w:t>Self-hosted on same t3.small VM — no additional cost. (Prototype used cloud.langfuse.com free tier; production should use self-hosted for banking data residency.)</w:t>
             </w:r>
           </w:p>
         </w:tc>
@@ -9003,7 +9001,7 @@
                 <w:b w:val="0"/>
                 <w:sz w:val="19"/>
               </w:rPr>
-              <w:t>₹240,687</w:t>
+              <w:t>₹241,805</w:t>
             </w:r>
           </w:p>
         </w:tc>
@@ -9072,7 +9070,7 @@
                 <w:b w:val="0"/>
                 <w:sz w:val="19"/>
               </w:rPr>
-              <w:t>₹2,40,687 ÷ ₹4,38,563/month (month-1 rate at 30% resolution)</w:t>
+              <w:t>₹2,41,805 ÷ ₹4,38,563/month (month-1 rate at 30% resolution)</w:t>
             </w:r>
           </w:p>
         </w:tc>
@@ -9280,7 +9278,7 @@
                 <w:b w:val="0"/>
                 <w:sz w:val="19"/>
               </w:rPr>
-              <w:t>(₹56,20,776 − ₹2,40,687) ÷ ₹2,40,687 × 100</w:t>
+              <w:t>(₹56,20,776 − ₹2,41,805) ÷ ₹2,41,805 × 100</w:t>
             </w:r>
           </w:p>
         </w:tc>
@@ -9311,7 +9309,7 @@
                 <w:b/>
                 <w:sz w:val="19"/>
               </w:rPr>
-              <w:t>2,235%</w:t>
+              <w:t>2,225%</w:t>
             </w:r>
           </w:p>
         </w:tc>
@@ -9328,7 +9326,7 @@
           <w:color w:val="595959"/>
           <w:sz w:val="17"/>
         </w:rPr>
-        <w:t>Note: Three deliberate conservative assumptions drive this calculation. (1) Channel scope: only 60% of inquiries (1,800 of 3,000) go through RMs — the remaining 40% already use digital/IVR channels; using 100% inflates the baseline. (2) AI resolution rate: 50% at steady state — industry benchmarks for financial advisory bots are 40–55%; 70% would require sustained RM training and knowledge base maturation to achieve. (3) Ramp-up: 30% resolution in months 1–3 (onboarding phase), reaching 50% from month 4. Even under these conservative assumptions, payback is ~17 days and 12-month ROI is 2,235% — a compelling business case without overstating it.</w:t>
+        <w:t>Note: Three deliberate conservative assumptions drive this calculation. (1) Channel scope: only 60% of inquiries (1,800 of 3,000) go through RMs — the remaining 40% already use digital/IVR channels; using 100% inflates the baseline. (2) AI resolution rate: 50% at steady state — industry benchmarks for financial advisory bots are 40–55%; 70% would require sustained RM training and knowledge base maturation to achieve. (3) Ramp-up: 30% resolution in months 1–3 (onboarding phase), reaching 50% from month 4. Even under these conservative assumptions, payback is ~17 days and 12-month ROI is 2,225% — a compelling business case without overstating it.</w:t>
       </w:r>
     </w:p>
     <w:p>

--- a/docs/concept_document.docx
+++ b/docs/concept_document.docx
@@ -6296,7 +6296,7 @@
               <w:bottom w:val="single" w:sz="4" w:space="0" w:color="AAAAAA"/>
               <w:right w:val="single" w:sz="4" w:space="0" w:color="AAAAAA"/>
             </w:tcBorders>
-            <w:shd w:val="clear" w:color="auto" w:fill="FFFFFF"/>
+            <w:shd w:val="clear" w:color="auto" w:fill="F0F6FF"/>
             <w:tcMar>
               <w:top w:w="80" w:type="dxa"/>
               <w:left w:w="120" w:type="dxa"/>
@@ -6313,7 +6313,7 @@
                 <w:rFonts w:ascii="Arial" w:hAnsi="Arial"/>
                 <w:sz w:val="18"/>
               </w:rPr>
-              <w:t>LangSmith (not used)</w:t>
+              <w:t>Langfuse</w:t>
             </w:r>
           </w:p>
         </w:tc>
@@ -6326,7 +6326,7 @@
               <w:bottom w:val="single" w:sz="4" w:space="0" w:color="AAAAAA"/>
               <w:right w:val="single" w:sz="4" w:space="0" w:color="AAAAAA"/>
             </w:tcBorders>
-            <w:shd w:val="clear" w:color="auto" w:fill="FFFFFF"/>
+            <w:shd w:val="clear" w:color="auto" w:fill="F0F6FF"/>
             <w:tcMar>
               <w:top w:w="80" w:type="dxa"/>
               <w:left w:w="120" w:type="dxa"/>
@@ -6343,7 +6343,7 @@
                 <w:rFonts w:ascii="Arial" w:hAnsi="Arial"/>
                 <w:sz w:val="18"/>
               </w:rPr>
-              <w:t>Not used — replaced by Langfuse self-hosted. LangSmith cloud-only model incompatible with banking data residency requirement. See Section 4 observability rationale.</w:t>
+              <w:t>cloud.langfuse.com free tier — used for prototype development. Self-hosted on VM recommended for production (banking data residency — see Section 4).</w:t>
             </w:r>
           </w:p>
         </w:tc>
@@ -6356,7 +6356,7 @@
               <w:bottom w:val="single" w:sz="4" w:space="0" w:color="AAAAAA"/>
               <w:right w:val="single" w:sz="4" w:space="0" w:color="AAAAAA"/>
             </w:tcBorders>
-            <w:shd w:val="clear" w:color="auto" w:fill="FFFFFF"/>
+            <w:shd w:val="clear" w:color="auto" w:fill="F0F6FF"/>
             <w:tcMar>
               <w:top w:w="80" w:type="dxa"/>
               <w:left w:w="120" w:type="dxa"/>
@@ -6372,190 +6372,6 @@
               <w:rPr>
                 <w:rFonts w:ascii="Arial" w:hAnsi="Arial"/>
                 <w:sz w:val="18"/>
-              </w:rPr>
-              <w:t>₹0</w:t>
-            </w:r>
-          </w:p>
-        </w:tc>
-      </w:tr>
-      <w:tr>
-        <w:tc>
-          <w:tcPr>
-            <w:tcW w:w="3600" w:type="dxa"/>
-            <w:tcBorders>
-              <w:top w:val="single" w:sz="4" w:space="0" w:color="AAAAAA"/>
-              <w:left w:val="single" w:sz="4" w:space="0" w:color="AAAAAA"/>
-              <w:bottom w:val="single" w:sz="4" w:space="0" w:color="AAAAAA"/>
-              <w:right w:val="single" w:sz="4" w:space="0" w:color="AAAAAA"/>
-            </w:tcBorders>
-            <w:shd w:val="clear" w:color="auto" w:fill="F0F6FF"/>
-            <w:tcMar>
-              <w:top w:w="80" w:type="dxa"/>
-              <w:left w:w="120" w:type="dxa"/>
-              <w:bottom w:w="80" w:type="dxa"/>
-              <w:right w:w="120" w:type="dxa"/>
-            </w:tcMar>
-          </w:tcPr>
-          <w:p>
-            <w:pPr>
-              <w:spacing w:before="20" w:after="20"/>
-            </w:pPr>
-            <w:r>
-              <w:rPr>
-                <w:rFonts w:ascii="Arial" w:hAnsi="Arial"/>
-                <w:sz w:val="18"/>
-              </w:rPr>
-              <w:t>Langfuse</w:t>
-            </w:r>
-          </w:p>
-        </w:tc>
-        <w:tc>
-          <w:tcPr>
-            <w:tcW w:w="7488" w:type="dxa"/>
-            <w:tcBorders>
-              <w:top w:val="single" w:sz="4" w:space="0" w:color="AAAAAA"/>
-              <w:left w:val="single" w:sz="4" w:space="0" w:color="AAAAAA"/>
-              <w:bottom w:val="single" w:sz="4" w:space="0" w:color="AAAAAA"/>
-              <w:right w:val="single" w:sz="4" w:space="0" w:color="AAAAAA"/>
-            </w:tcBorders>
-            <w:shd w:val="clear" w:color="auto" w:fill="F0F6FF"/>
-            <w:tcMar>
-              <w:top w:w="80" w:type="dxa"/>
-              <w:left w:w="120" w:type="dxa"/>
-              <w:bottom w:w="80" w:type="dxa"/>
-              <w:right w:w="120" w:type="dxa"/>
-            </w:tcMar>
-          </w:tcPr>
-          <w:p>
-            <w:pPr>
-              <w:spacing w:before="20" w:after="20"/>
-            </w:pPr>
-            <w:r>
-              <w:rPr>
-                <w:rFonts w:ascii="Arial" w:hAnsi="Arial"/>
-                <w:sz w:val="18"/>
-              </w:rPr>
-              <w:t>cloud.langfuse.com free tier — used for prototype development. Self-hosted on VM recommended for production (banking data residency — see Section 4).</w:t>
-            </w:r>
-          </w:p>
-        </w:tc>
-        <w:tc>
-          <w:tcPr>
-            <w:tcW w:w="2736" w:type="dxa"/>
-            <w:tcBorders>
-              <w:top w:val="single" w:sz="4" w:space="0" w:color="AAAAAA"/>
-              <w:left w:val="single" w:sz="4" w:space="0" w:color="AAAAAA"/>
-              <w:bottom w:val="single" w:sz="4" w:space="0" w:color="AAAAAA"/>
-              <w:right w:val="single" w:sz="4" w:space="0" w:color="AAAAAA"/>
-            </w:tcBorders>
-            <w:shd w:val="clear" w:color="auto" w:fill="F0F6FF"/>
-            <w:tcMar>
-              <w:top w:w="80" w:type="dxa"/>
-              <w:left w:w="120" w:type="dxa"/>
-              <w:bottom w:w="80" w:type="dxa"/>
-              <w:right w:w="120" w:type="dxa"/>
-            </w:tcMar>
-          </w:tcPr>
-          <w:p>
-            <w:pPr>
-              <w:spacing w:before="20" w:after="20"/>
-            </w:pPr>
-            <w:r>
-              <w:rPr>
-                <w:rFonts w:ascii="Arial" w:hAnsi="Arial"/>
-                <w:sz w:val="18"/>
-              </w:rPr>
-              <w:t>₹0</w:t>
-            </w:r>
-          </w:p>
-        </w:tc>
-      </w:tr>
-      <w:tr>
-        <w:tc>
-          <w:tcPr>
-            <w:tcW w:w="3600" w:type="dxa"/>
-            <w:tcBorders>
-              <w:top w:val="single" w:sz="4" w:space="0" w:color="BBBBBB"/>
-              <w:left w:val="single" w:sz="4" w:space="0" w:color="BBBBBB"/>
-              <w:bottom w:val="single" w:sz="4" w:space="0" w:color="BBBBBB"/>
-              <w:right w:val="single" w:sz="4" w:space="0" w:color="BBBBBB"/>
-            </w:tcBorders>
-            <w:shd w:val="clear" w:color="auto" w:fill="F0F6FF"/>
-            <w:tcMar>
-              <w:top w:w="80" w:type="dxa"/>
-              <w:left w:w="120" w:type="dxa"/>
-              <w:bottom w:w="80" w:type="dxa"/>
-              <w:right w:w="120" w:type="dxa"/>
-            </w:tcMar>
-          </w:tcPr>
-          <w:p>
-            <w:pPr>
-              <w:spacing w:before="60" w:after="60"/>
-            </w:pPr>
-            <w:r>
-              <w:rPr>
-                <w:rFonts w:ascii="Arial" w:hAnsi="Arial"/>
-                <w:sz w:val="19"/>
-              </w:rPr>
-              <w:t>Arize Phoenix (not used)</w:t>
-            </w:r>
-          </w:p>
-        </w:tc>
-        <w:tc>
-          <w:tcPr>
-            <w:tcW w:w="7488" w:type="dxa"/>
-            <w:tcBorders>
-              <w:top w:val="single" w:sz="4" w:space="0" w:color="BBBBBB"/>
-              <w:left w:val="single" w:sz="4" w:space="0" w:color="BBBBBB"/>
-              <w:bottom w:val="single" w:sz="4" w:space="0" w:color="BBBBBB"/>
-              <w:right w:val="single" w:sz="4" w:space="0" w:color="BBBBBB"/>
-            </w:tcBorders>
-            <w:shd w:val="clear" w:color="auto" w:fill="F0F6FF"/>
-            <w:tcMar>
-              <w:top w:w="80" w:type="dxa"/>
-              <w:left w:w="120" w:type="dxa"/>
-              <w:bottom w:w="80" w:type="dxa"/>
-              <w:right w:w="120" w:type="dxa"/>
-            </w:tcMar>
-          </w:tcPr>
-          <w:p>
-            <w:pPr>
-              <w:spacing w:before="60" w:after="60"/>
-            </w:pPr>
-            <w:r>
-              <w:rPr>
-                <w:rFonts w:ascii="Arial" w:hAnsi="Arial"/>
-                <w:sz w:val="19"/>
-              </w:rPr>
-              <w:t>Not used — RAG evaluation covered by Langfuse LLM-as-judge. Eliminates a separate tool dependency at zero additional cost.</w:t>
-            </w:r>
-          </w:p>
-        </w:tc>
-        <w:tc>
-          <w:tcPr>
-            <w:tcW w:w="2736" w:type="dxa"/>
-            <w:tcBorders>
-              <w:top w:val="single" w:sz="4" w:space="0" w:color="BBBBBB"/>
-              <w:left w:val="single" w:sz="4" w:space="0" w:color="BBBBBB"/>
-              <w:bottom w:val="single" w:sz="4" w:space="0" w:color="BBBBBB"/>
-              <w:right w:val="single" w:sz="4" w:space="0" w:color="BBBBBB"/>
-            </w:tcBorders>
-            <w:shd w:val="clear" w:color="auto" w:fill="F0F6FF"/>
-            <w:tcMar>
-              <w:top w:w="80" w:type="dxa"/>
-              <w:left w:w="120" w:type="dxa"/>
-              <w:bottom w:w="80" w:type="dxa"/>
-              <w:right w:w="120" w:type="dxa"/>
-            </w:tcMar>
-          </w:tcPr>
-          <w:p>
-            <w:pPr>
-              <w:spacing w:before="60" w:after="60"/>
-            </w:pPr>
-            <w:r>
-              <w:rPr>
-                <w:rFonts w:ascii="Arial" w:hAnsi="Arial"/>
-                <w:sz w:val="19"/>
               </w:rPr>
               <w:t>₹0</w:t>
             </w:r>
@@ -7590,7 +7406,7 @@
               <w:bottom w:val="single" w:sz="4" w:space="0" w:color="AAAAAA"/>
               <w:right w:val="single" w:sz="4" w:space="0" w:color="AAAAAA"/>
             </w:tcBorders>
-            <w:shd w:val="clear" w:color="auto" w:fill="F0F6FF"/>
+            <w:shd w:val="clear" w:color="auto" w:fill="FFFFFF"/>
             <w:tcMar>
               <w:top w:w="80" w:type="dxa"/>
               <w:left w:w="120" w:type="dxa"/>
@@ -7607,7 +7423,7 @@
                 <w:rFonts w:ascii="Arial" w:hAnsi="Arial"/>
                 <w:sz w:val="18"/>
               </w:rPr>
-              <w:t>LangSmith — Developer plan (not used)</w:t>
+              <w:t>Langfuse — self-hosted</w:t>
             </w:r>
           </w:p>
         </w:tc>
@@ -7620,7 +7436,7 @@
               <w:bottom w:val="single" w:sz="4" w:space="0" w:color="AAAAAA"/>
               <w:right w:val="single" w:sz="4" w:space="0" w:color="AAAAAA"/>
             </w:tcBorders>
-            <w:shd w:val="clear" w:color="auto" w:fill="F0F6FF"/>
+            <w:shd w:val="clear" w:color="auto" w:fill="FFFFFF"/>
             <w:tcMar>
               <w:top w:w="80" w:type="dxa"/>
               <w:left w:w="120" w:type="dxa"/>
@@ -7630,14 +7446,14 @@
           </w:tcPr>
           <w:p>
             <w:pPr>
-              <w:spacing w:before="60" w:after="60"/>
-            </w:pPr>
-            <w:r>
-              <w:rPr>
-                <w:rFonts w:ascii="Arial" w:hAnsi="Arial"/>
-                <w:sz w:val="19"/>
-              </w:rPr>
-              <w:t>Not used. Cloud-only model is architecturally unsuitable for banking data residency. Replaced by Langfuse self-hosted (co-hosted on VM, zero additional cost).</w:t>
+              <w:spacing w:before="20" w:after="20"/>
+            </w:pPr>
+            <w:r>
+              <w:rPr>
+                <w:rFonts w:ascii="Arial" w:hAnsi="Arial"/>
+                <w:sz w:val="18"/>
+              </w:rPr>
+              <w:t>Self-hosted on same t3.small VM — no additional cost. (Prototype used cloud.langfuse.com free tier; production should use self-hosted for banking data residency.)</w:t>
             </w:r>
           </w:p>
         </w:tc>
@@ -7650,7 +7466,7 @@
               <w:bottom w:val="single" w:sz="4" w:space="0" w:color="AAAAAA"/>
               <w:right w:val="single" w:sz="4" w:space="0" w:color="AAAAAA"/>
             </w:tcBorders>
-            <w:shd w:val="clear" w:color="auto" w:fill="F0F6FF"/>
+            <w:shd w:val="clear" w:color="auto" w:fill="FFFFFF"/>
             <w:tcMar>
               <w:top w:w="80" w:type="dxa"/>
               <w:left w:w="120" w:type="dxa"/>
@@ -7660,12 +7476,12 @@
           </w:tcPr>
           <w:p>
             <w:pPr>
-              <w:spacing w:before="60" w:after="60"/>
-            </w:pPr>
-            <w:r>
-              <w:rPr>
-                <w:rFonts w:ascii="Arial" w:hAnsi="Arial"/>
-                <w:sz w:val="19"/>
+              <w:spacing w:before="20" w:after="20"/>
+            </w:pPr>
+            <w:r>
+              <w:rPr>
+                <w:rFonts w:ascii="Arial" w:hAnsi="Arial"/>
+                <w:sz w:val="18"/>
               </w:rPr>
               <w:t>₹0</w:t>
             </w:r>
@@ -7699,7 +7515,7 @@
                 <w:rFonts w:ascii="Arial" w:hAnsi="Arial"/>
                 <w:sz w:val="18"/>
               </w:rPr>
-              <w:t>Langfuse — self-hosted</w:t>
+              <w:t>Maintenance developer time</w:t>
             </w:r>
           </w:p>
         </w:tc>
@@ -7729,7 +7545,7 @@
                 <w:rFonts w:ascii="Arial" w:hAnsi="Arial"/>
                 <w:sz w:val="18"/>
               </w:rPr>
-              <w:t>Self-hosted on same t3.small VM — no additional cost. (Prototype used cloud.langfuse.com free tier; production should use self-hosted for banking data residency.)</w:t>
+              <w:t>4 hrs/month: policy document updates, monitoring review, bug fixes. 4 × ₹3,000</w:t>
             </w:r>
           </w:p>
         </w:tc>
@@ -7759,7 +7575,325 @@
                 <w:rFonts w:ascii="Arial" w:hAnsi="Arial"/>
                 <w:sz w:val="18"/>
               </w:rPr>
-              <w:t>₹0</w:t>
+              <w:t>₹12,000/month</w:t>
+            </w:r>
+          </w:p>
+        </w:tc>
+      </w:tr>
+      <w:tr>
+        <w:tc>
+          <w:tcPr>
+            <w:tcW w:w="3600" w:type="dxa"/>
+            <w:tcBorders>
+              <w:top w:val="single" w:sz="4" w:space="0" w:color="BBBBBB"/>
+              <w:left w:val="single" w:sz="4" w:space="0" w:color="BBBBBB"/>
+              <w:bottom w:val="single" w:sz="4" w:space="0" w:color="BBBBBB"/>
+              <w:right w:val="single" w:sz="4" w:space="0" w:color="BBBBBB"/>
+            </w:tcBorders>
+            <w:shd w:val="clear" w:color="auto" w:fill="F0F6FF"/>
+            <w:tcMar>
+              <w:top w:w="80" w:type="dxa"/>
+              <w:left w:w="120" w:type="dxa"/>
+              <w:bottom w:w="80" w:type="dxa"/>
+              <w:right w:w="120" w:type="dxa"/>
+            </w:tcMar>
+          </w:tcPr>
+          <w:p>
+            <w:pPr>
+              <w:spacing w:before="60" w:after="60"/>
+            </w:pPr>
+            <w:r>
+              <w:rPr>
+                <w:rFonts w:ascii="Arial" w:hAnsi="Arial"/>
+                <w:sz w:val="19"/>
+              </w:rPr>
+              <w:t>QA tester</w:t>
+            </w:r>
+          </w:p>
+        </w:tc>
+        <w:tc>
+          <w:tcPr>
+            <w:tcW w:w="7488" w:type="dxa"/>
+            <w:tcBorders>
+              <w:top w:val="single" w:sz="4" w:space="0" w:color="BBBBBB"/>
+              <w:left w:val="single" w:sz="4" w:space="0" w:color="BBBBBB"/>
+              <w:bottom w:val="single" w:sz="4" w:space="0" w:color="BBBBBB"/>
+              <w:right w:val="single" w:sz="4" w:space="0" w:color="BBBBBB"/>
+            </w:tcBorders>
+            <w:shd w:val="clear" w:color="auto" w:fill="F0F6FF"/>
+            <w:tcMar>
+              <w:top w:w="80" w:type="dxa"/>
+              <w:left w:w="120" w:type="dxa"/>
+              <w:bottom w:w="80" w:type="dxa"/>
+              <w:right w:w="120" w:type="dxa"/>
+            </w:tcMar>
+          </w:tcPr>
+          <w:p>
+            <w:pPr>
+              <w:spacing w:before="60" w:after="60"/>
+            </w:pPr>
+            <w:r>
+              <w:rPr>
+                <w:rFonts w:ascii="Arial" w:hAnsi="Arial"/>
+                <w:sz w:val="19"/>
+              </w:rPr>
+              <w:t>4 hrs/month: runs Langfuse evaluation datasets (RAG + tool + safety sets), reviews LLM-as-judge RAG scores in Langfuse dashboard, validates escalation summaries, signs off on evaluation report each sprint. 4 hrs × ₹1,500/hr (mid-level QA engineer, India market rate).</w:t>
+            </w:r>
+          </w:p>
+        </w:tc>
+        <w:tc>
+          <w:tcPr>
+            <w:tcW w:w="2736" w:type="dxa"/>
+            <w:tcBorders>
+              <w:top w:val="single" w:sz="4" w:space="0" w:color="BBBBBB"/>
+              <w:left w:val="single" w:sz="4" w:space="0" w:color="BBBBBB"/>
+              <w:bottom w:val="single" w:sz="4" w:space="0" w:color="BBBBBB"/>
+              <w:right w:val="single" w:sz="4" w:space="0" w:color="BBBBBB"/>
+            </w:tcBorders>
+            <w:shd w:val="clear" w:color="auto" w:fill="F0F6FF"/>
+            <w:tcMar>
+              <w:top w:w="80" w:type="dxa"/>
+              <w:left w:w="120" w:type="dxa"/>
+              <w:bottom w:w="80" w:type="dxa"/>
+              <w:right w:w="120" w:type="dxa"/>
+            </w:tcMar>
+          </w:tcPr>
+          <w:p>
+            <w:pPr>
+              <w:spacing w:before="60" w:after="60"/>
+            </w:pPr>
+            <w:r>
+              <w:rPr>
+                <w:rFonts w:ascii="Arial" w:hAnsi="Arial"/>
+                <w:sz w:val="19"/>
+              </w:rPr>
+              <w:t>₹6,000/month</w:t>
+            </w:r>
+          </w:p>
+        </w:tc>
+      </w:tr>
+      <w:tr>
+        <w:tc>
+          <w:tcPr>
+            <w:tcW w:w="3600" w:type="dxa"/>
+            <w:tcBorders>
+              <w:top w:val="single" w:sz="4" w:space="0" w:color="BBBBBB"/>
+              <w:left w:val="single" w:sz="4" w:space="0" w:color="BBBBBB"/>
+              <w:bottom w:val="single" w:sz="4" w:space="0" w:color="BBBBBB"/>
+              <w:right w:val="single" w:sz="4" w:space="0" w:color="BBBBBB"/>
+            </w:tcBorders>
+            <w:shd w:val="clear" w:color="auto" w:fill="FFFFFF"/>
+            <w:tcMar>
+              <w:top w:w="80" w:type="dxa"/>
+              <w:left w:w="120" w:type="dxa"/>
+              <w:bottom w:w="80" w:type="dxa"/>
+              <w:right w:w="120" w:type="dxa"/>
+            </w:tcMar>
+          </w:tcPr>
+          <w:p>
+            <w:pPr>
+              <w:spacing w:before="60" w:after="60"/>
+            </w:pPr>
+            <w:r>
+              <w:rPr>
+                <w:rFonts w:ascii="Arial" w:hAnsi="Arial"/>
+                <w:sz w:val="19"/>
+              </w:rPr>
+              <w:t>Support engineer</w:t>
+            </w:r>
+          </w:p>
+        </w:tc>
+        <w:tc>
+          <w:tcPr>
+            <w:tcW w:w="7488" w:type="dxa"/>
+            <w:tcBorders>
+              <w:top w:val="single" w:sz="4" w:space="0" w:color="BBBBBB"/>
+              <w:left w:val="single" w:sz="4" w:space="0" w:color="BBBBBB"/>
+              <w:bottom w:val="single" w:sz="4" w:space="0" w:color="BBBBBB"/>
+              <w:right w:val="single" w:sz="4" w:space="0" w:color="BBBBBB"/>
+            </w:tcBorders>
+            <w:shd w:val="clear" w:color="auto" w:fill="FFFFFF"/>
+            <w:tcMar>
+              <w:top w:w="80" w:type="dxa"/>
+              <w:left w:w="120" w:type="dxa"/>
+              <w:bottom w:w="80" w:type="dxa"/>
+              <w:right w:w="120" w:type="dxa"/>
+            </w:tcMar>
+          </w:tcPr>
+          <w:p>
+            <w:pPr>
+              <w:spacing w:before="60" w:after="60"/>
+            </w:pPr>
+            <w:r>
+              <w:rPr>
+                <w:rFonts w:ascii="Arial" w:hAnsi="Arial"/>
+                <w:sz w:val="19"/>
+              </w:rPr>
+              <w:t>6–8 hrs/month: monitors Langfuse dashboard (traces, escalation rate, cost per session), responds to incidents, ensures uptime, escalates infra issues, reviews PII masking logs. Separate from maintenance dev (no code changes). 8 hrs × ₹1,000/hr (L1/L2 support, allocated from ops team).</w:t>
+            </w:r>
+          </w:p>
+        </w:tc>
+        <w:tc>
+          <w:tcPr>
+            <w:tcW w:w="2736" w:type="dxa"/>
+            <w:tcBorders>
+              <w:top w:val="single" w:sz="4" w:space="0" w:color="BBBBBB"/>
+              <w:left w:val="single" w:sz="4" w:space="0" w:color="BBBBBB"/>
+              <w:bottom w:val="single" w:sz="4" w:space="0" w:color="BBBBBB"/>
+              <w:right w:val="single" w:sz="4" w:space="0" w:color="BBBBBB"/>
+            </w:tcBorders>
+            <w:shd w:val="clear" w:color="auto" w:fill="FFFFFF"/>
+            <w:tcMar>
+              <w:top w:w="80" w:type="dxa"/>
+              <w:left w:w="120" w:type="dxa"/>
+              <w:bottom w:w="80" w:type="dxa"/>
+              <w:right w:w="120" w:type="dxa"/>
+            </w:tcMar>
+          </w:tcPr>
+          <w:p>
+            <w:pPr>
+              <w:spacing w:before="60" w:after="60"/>
+            </w:pPr>
+            <w:r>
+              <w:rPr>
+                <w:rFonts w:ascii="Arial" w:hAnsi="Arial"/>
+                <w:sz w:val="19"/>
+              </w:rPr>
+              <w:t>₹8,000/month</w:t>
+            </w:r>
+          </w:p>
+        </w:tc>
+      </w:tr>
+      <w:tr>
+        <w:tc>
+          <w:tcPr>
+            <w:tcW w:w="3600" w:type="dxa"/>
+            <w:tcBorders>
+              <w:top w:val="single" w:sz="4" w:space="0" w:color="BBBBBB"/>
+              <w:left w:val="single" w:sz="4" w:space="0" w:color="BBBBBB"/>
+              <w:bottom w:val="single" w:sz="4" w:space="0" w:color="BBBBBB"/>
+              <w:right w:val="single" w:sz="4" w:space="0" w:color="BBBBBB"/>
+            </w:tcBorders>
+            <w:shd w:val="clear" w:color="auto" w:fill="FFFFFF"/>
+            <w:tcMar>
+              <w:top w:w="80" w:type="dxa"/>
+              <w:left w:w="120" w:type="dxa"/>
+              <w:bottom w:w="80" w:type="dxa"/>
+              <w:right w:w="120" w:type="dxa"/>
+            </w:tcMar>
+            <w:shd w:val="clear" w:color="auto" w:fill="F0F6FF"/>
+            <w:tcBorders>
+              <w:top w:val="single" w:sz="4" w:color="BBBBBB"/>
+              <w:left w:val="single" w:sz="4" w:color="BBBBBB"/>
+              <w:bottom w:val="single" w:sz="4" w:color="BBBBBB"/>
+              <w:right w:val="single" w:sz="4" w:color="BBBBBB"/>
+            </w:tcBorders>
+          </w:tcPr>
+          <w:p>
+            <w:pPr>
+              <w:spacing w:before="60" w:after="60"/>
+            </w:pPr>
+            <w:r>
+              <w:rPr>
+                <w:rFonts w:ascii="Arial" w:hAnsi="Arial"/>
+                <w:sz w:val="19"/>
+              </w:rPr>
+            </w:r>
+            <w:r>
+              <w:rPr>
+                <w:rFonts w:ascii="Arial" w:hAnsi="Arial"/>
+                <w:b w:val="0"/>
+                <w:sz w:val="19"/>
+              </w:rPr>
+              <w:t>Claude Code — Max 5x plan (maintenance + support tooling)</w:t>
+            </w:r>
+          </w:p>
+        </w:tc>
+        <w:tc>
+          <w:tcPr>
+            <w:tcW w:w="7488" w:type="dxa"/>
+            <w:tcBorders>
+              <w:top w:val="single" w:sz="4" w:space="0" w:color="BBBBBB"/>
+              <w:left w:val="single" w:sz="4" w:space="0" w:color="BBBBBB"/>
+              <w:bottom w:val="single" w:sz="4" w:space="0" w:color="BBBBBB"/>
+              <w:right w:val="single" w:sz="4" w:space="0" w:color="BBBBBB"/>
+            </w:tcBorders>
+            <w:shd w:val="clear" w:color="auto" w:fill="FFFFFF"/>
+            <w:tcMar>
+              <w:top w:w="80" w:type="dxa"/>
+              <w:left w:w="120" w:type="dxa"/>
+              <w:bottom w:w="80" w:type="dxa"/>
+              <w:right w:w="120" w:type="dxa"/>
+            </w:tcMar>
+            <w:shd w:val="clear" w:color="auto" w:fill="F0F6FF"/>
+            <w:tcBorders>
+              <w:top w:val="single" w:sz="4" w:color="BBBBBB"/>
+              <w:left w:val="single" w:sz="4" w:color="BBBBBB"/>
+              <w:bottom w:val="single" w:sz="4" w:color="BBBBBB"/>
+              <w:right w:val="single" w:sz="4" w:color="BBBBBB"/>
+            </w:tcBorders>
+          </w:tcPr>
+          <w:p>
+            <w:pPr>
+              <w:spacing w:before="60" w:after="60"/>
+            </w:pPr>
+            <w:r>
+              <w:rPr>
+                <w:rFonts w:ascii="Arial" w:hAnsi="Arial"/>
+                <w:sz w:val="19"/>
+              </w:rPr>
+            </w:r>
+            <w:r>
+              <w:rPr>
+                <w:rFonts w:ascii="Arial" w:hAnsi="Arial"/>
+                <w:b w:val="0"/>
+                <w:sz w:val="19"/>
+              </w:rPr>
+              <w:t>Claude Max 5x subscription ($100/month) used by maintenance developer and support engineer for ongoing code changes, debugging, policy document updates, and incident resolution. $100 × ₹95.72/$ =</w:t>
+            </w:r>
+          </w:p>
+        </w:tc>
+        <w:tc>
+          <w:tcPr>
+            <w:tcW w:w="2736" w:type="dxa"/>
+            <w:tcBorders>
+              <w:top w:val="single" w:sz="4" w:space="0" w:color="BBBBBB"/>
+              <w:left w:val="single" w:sz="4" w:space="0" w:color="BBBBBB"/>
+              <w:bottom w:val="single" w:sz="4" w:space="0" w:color="BBBBBB"/>
+              <w:right w:val="single" w:sz="4" w:space="0" w:color="BBBBBB"/>
+            </w:tcBorders>
+            <w:shd w:val="clear" w:color="auto" w:fill="FFFFFF"/>
+            <w:tcMar>
+              <w:top w:w="80" w:type="dxa"/>
+              <w:left w:w="120" w:type="dxa"/>
+              <w:bottom w:w="80" w:type="dxa"/>
+              <w:right w:w="120" w:type="dxa"/>
+            </w:tcMar>
+            <w:shd w:val="clear" w:color="auto" w:fill="F0F6FF"/>
+            <w:tcBorders>
+              <w:top w:val="single" w:sz="4" w:color="BBBBBB"/>
+              <w:left w:val="single" w:sz="4" w:color="BBBBBB"/>
+              <w:bottom w:val="single" w:sz="4" w:color="BBBBBB"/>
+              <w:right w:val="single" w:sz="4" w:color="BBBBBB"/>
+            </w:tcBorders>
+          </w:tcPr>
+          <w:p>
+            <w:pPr>
+              <w:spacing w:before="60" w:after="60"/>
+            </w:pPr>
+            <w:r>
+              <w:rPr>
+                <w:rFonts w:ascii="Arial" w:hAnsi="Arial"/>
+                <w:sz w:val="19"/>
+              </w:rPr>
+            </w:r>
+            <w:r>
+              <w:rPr>
+                <w:rFonts w:ascii="Arial" w:hAnsi="Arial"/>
+                <w:b w:val="0"/>
+                <w:sz w:val="19"/>
+              </w:rPr>
+              <w:t>₹9,572/month</w:t>
             </w:r>
           </w:p>
         </w:tc>
@@ -7791,7 +7925,7 @@
                 <w:rFonts w:ascii="Arial" w:hAnsi="Arial"/>
                 <w:sz w:val="18"/>
               </w:rPr>
-              <w:t>Arize Phoenix (not used)</w:t>
+              <w:t>Contingency (15%)</w:t>
             </w:r>
           </w:p>
         </w:tc>
@@ -7814,160 +7948,6 @@
           </w:tcPr>
           <w:p>
             <w:pPr>
-              <w:spacing w:before="20" w:after="20"/>
-            </w:pPr>
-            <w:r>
-              <w:rPr>
-                <w:rFonts w:ascii="Arial" w:hAnsi="Arial"/>
-                <w:sz w:val="18"/>
-              </w:rPr>
-              <w:t>Not used — Langfuse LLM-as-judge covers RAG evaluation. No additional tool or VM resource required.</w:t>
-            </w:r>
-          </w:p>
-        </w:tc>
-        <w:tc>
-          <w:tcPr>
-            <w:tcW w:w="2736" w:type="dxa"/>
-            <w:tcBorders>
-              <w:top w:val="single" w:sz="4" w:space="0" w:color="AAAAAA"/>
-              <w:left w:val="single" w:sz="4" w:space="0" w:color="AAAAAA"/>
-              <w:bottom w:val="single" w:sz="4" w:space="0" w:color="AAAAAA"/>
-              <w:right w:val="single" w:sz="4" w:space="0" w:color="AAAAAA"/>
-            </w:tcBorders>
-            <w:shd w:val="clear" w:color="auto" w:fill="F0F6FF"/>
-            <w:tcMar>
-              <w:top w:w="80" w:type="dxa"/>
-              <w:left w:w="120" w:type="dxa"/>
-              <w:bottom w:w="80" w:type="dxa"/>
-              <w:right w:w="120" w:type="dxa"/>
-            </w:tcMar>
-          </w:tcPr>
-          <w:p>
-            <w:pPr>
-              <w:spacing w:before="20" w:after="20"/>
-            </w:pPr>
-            <w:r>
-              <w:rPr>
-                <w:rFonts w:ascii="Arial" w:hAnsi="Arial"/>
-                <w:sz w:val="18"/>
-              </w:rPr>
-              <w:t>₹0</w:t>
-            </w:r>
-          </w:p>
-        </w:tc>
-      </w:tr>
-      <w:tr>
-        <w:tc>
-          <w:tcPr>
-            <w:tcW w:w="3600" w:type="dxa"/>
-            <w:tcBorders>
-              <w:top w:val="single" w:sz="4" w:space="0" w:color="AAAAAA"/>
-              <w:left w:val="single" w:sz="4" w:space="0" w:color="AAAAAA"/>
-              <w:bottom w:val="single" w:sz="4" w:space="0" w:color="AAAAAA"/>
-              <w:right w:val="single" w:sz="4" w:space="0" w:color="AAAAAA"/>
-            </w:tcBorders>
-            <w:shd w:val="clear" w:color="auto" w:fill="FFFFFF"/>
-            <w:tcMar>
-              <w:top w:w="80" w:type="dxa"/>
-              <w:left w:w="120" w:type="dxa"/>
-              <w:bottom w:w="80" w:type="dxa"/>
-              <w:right w:w="120" w:type="dxa"/>
-            </w:tcMar>
-          </w:tcPr>
-          <w:p>
-            <w:pPr>
-              <w:spacing w:before="20" w:after="20"/>
-            </w:pPr>
-            <w:r>
-              <w:rPr>
-                <w:rFonts w:ascii="Arial" w:hAnsi="Arial"/>
-                <w:sz w:val="18"/>
-              </w:rPr>
-              <w:t>Maintenance developer time</w:t>
-            </w:r>
-          </w:p>
-        </w:tc>
-        <w:tc>
-          <w:tcPr>
-            <w:tcW w:w="7488" w:type="dxa"/>
-            <w:tcBorders>
-              <w:top w:val="single" w:sz="4" w:space="0" w:color="AAAAAA"/>
-              <w:left w:val="single" w:sz="4" w:space="0" w:color="AAAAAA"/>
-              <w:bottom w:val="single" w:sz="4" w:space="0" w:color="AAAAAA"/>
-              <w:right w:val="single" w:sz="4" w:space="0" w:color="AAAAAA"/>
-            </w:tcBorders>
-            <w:shd w:val="clear" w:color="auto" w:fill="FFFFFF"/>
-            <w:tcMar>
-              <w:top w:w="80" w:type="dxa"/>
-              <w:left w:w="120" w:type="dxa"/>
-              <w:bottom w:w="80" w:type="dxa"/>
-              <w:right w:w="120" w:type="dxa"/>
-            </w:tcMar>
-          </w:tcPr>
-          <w:p>
-            <w:pPr>
-              <w:spacing w:before="20" w:after="20"/>
-            </w:pPr>
-            <w:r>
-              <w:rPr>
-                <w:rFonts w:ascii="Arial" w:hAnsi="Arial"/>
-                <w:sz w:val="18"/>
-              </w:rPr>
-              <w:t>4 hrs/month: policy document updates, monitoring review, bug fixes. 4 × ₹3,000</w:t>
-            </w:r>
-          </w:p>
-        </w:tc>
-        <w:tc>
-          <w:tcPr>
-            <w:tcW w:w="2736" w:type="dxa"/>
-            <w:tcBorders>
-              <w:top w:val="single" w:sz="4" w:space="0" w:color="AAAAAA"/>
-              <w:left w:val="single" w:sz="4" w:space="0" w:color="AAAAAA"/>
-              <w:bottom w:val="single" w:sz="4" w:space="0" w:color="AAAAAA"/>
-              <w:right w:val="single" w:sz="4" w:space="0" w:color="AAAAAA"/>
-            </w:tcBorders>
-            <w:shd w:val="clear" w:color="auto" w:fill="FFFFFF"/>
-            <w:tcMar>
-              <w:top w:w="80" w:type="dxa"/>
-              <w:left w:w="120" w:type="dxa"/>
-              <w:bottom w:w="80" w:type="dxa"/>
-              <w:right w:w="120" w:type="dxa"/>
-            </w:tcMar>
-          </w:tcPr>
-          <w:p>
-            <w:pPr>
-              <w:spacing w:before="20" w:after="20"/>
-            </w:pPr>
-            <w:r>
-              <w:rPr>
-                <w:rFonts w:ascii="Arial" w:hAnsi="Arial"/>
-                <w:sz w:val="18"/>
-              </w:rPr>
-              <w:t>₹12,000/month</w:t>
-            </w:r>
-          </w:p>
-        </w:tc>
-      </w:tr>
-      <w:tr>
-        <w:tc>
-          <w:tcPr>
-            <w:tcW w:w="3600" w:type="dxa"/>
-            <w:tcBorders>
-              <w:top w:val="single" w:sz="4" w:space="0" w:color="BBBBBB"/>
-              <w:left w:val="single" w:sz="4" w:space="0" w:color="BBBBBB"/>
-              <w:bottom w:val="single" w:sz="4" w:space="0" w:color="BBBBBB"/>
-              <w:right w:val="single" w:sz="4" w:space="0" w:color="BBBBBB"/>
-            </w:tcBorders>
-            <w:shd w:val="clear" w:color="auto" w:fill="F0F6FF"/>
-            <w:tcMar>
-              <w:top w:w="80" w:type="dxa"/>
-              <w:left w:w="120" w:type="dxa"/>
-              <w:bottom w:w="80" w:type="dxa"/>
-              <w:right w:w="120" w:type="dxa"/>
-            </w:tcMar>
-          </w:tcPr>
-          <w:p>
-            <w:pPr>
               <w:spacing w:before="60" w:after="60"/>
             </w:pPr>
             <w:r>
@@ -7975,197 +7955,6 @@
                 <w:rFonts w:ascii="Arial" w:hAnsi="Arial"/>
                 <w:sz w:val="19"/>
               </w:rPr>
-              <w:t>QA tester</w:t>
-            </w:r>
-          </w:p>
-        </w:tc>
-        <w:tc>
-          <w:tcPr>
-            <w:tcW w:w="7488" w:type="dxa"/>
-            <w:tcBorders>
-              <w:top w:val="single" w:sz="4" w:space="0" w:color="BBBBBB"/>
-              <w:left w:val="single" w:sz="4" w:space="0" w:color="BBBBBB"/>
-              <w:bottom w:val="single" w:sz="4" w:space="0" w:color="BBBBBB"/>
-              <w:right w:val="single" w:sz="4" w:space="0" w:color="BBBBBB"/>
-            </w:tcBorders>
-            <w:shd w:val="clear" w:color="auto" w:fill="F0F6FF"/>
-            <w:tcMar>
-              <w:top w:w="80" w:type="dxa"/>
-              <w:left w:w="120" w:type="dxa"/>
-              <w:bottom w:w="80" w:type="dxa"/>
-              <w:right w:w="120" w:type="dxa"/>
-            </w:tcMar>
-          </w:tcPr>
-          <w:p>
-            <w:pPr>
-              <w:spacing w:before="60" w:after="60"/>
-            </w:pPr>
-            <w:r>
-              <w:rPr>
-                <w:rFonts w:ascii="Arial" w:hAnsi="Arial"/>
-                <w:sz w:val="19"/>
-              </w:rPr>
-              <w:t>4 hrs/month: runs Langfuse evaluation datasets (RAG + tool + safety sets), reviews LLM-as-judge RAG scores in Langfuse dashboard, validates escalation summaries, signs off on evaluation report each sprint. 4 hrs × ₹1,500/hr (mid-level QA engineer, India market rate).</w:t>
-            </w:r>
-          </w:p>
-        </w:tc>
-        <w:tc>
-          <w:tcPr>
-            <w:tcW w:w="2736" w:type="dxa"/>
-            <w:tcBorders>
-              <w:top w:val="single" w:sz="4" w:space="0" w:color="BBBBBB"/>
-              <w:left w:val="single" w:sz="4" w:space="0" w:color="BBBBBB"/>
-              <w:bottom w:val="single" w:sz="4" w:space="0" w:color="BBBBBB"/>
-              <w:right w:val="single" w:sz="4" w:space="0" w:color="BBBBBB"/>
-            </w:tcBorders>
-            <w:shd w:val="clear" w:color="auto" w:fill="F0F6FF"/>
-            <w:tcMar>
-              <w:top w:w="80" w:type="dxa"/>
-              <w:left w:w="120" w:type="dxa"/>
-              <w:bottom w:w="80" w:type="dxa"/>
-              <w:right w:w="120" w:type="dxa"/>
-            </w:tcMar>
-          </w:tcPr>
-          <w:p>
-            <w:pPr>
-              <w:spacing w:before="60" w:after="60"/>
-            </w:pPr>
-            <w:r>
-              <w:rPr>
-                <w:rFonts w:ascii="Arial" w:hAnsi="Arial"/>
-                <w:sz w:val="19"/>
-              </w:rPr>
-              <w:t>₹6,000/month</w:t>
-            </w:r>
-          </w:p>
-        </w:tc>
-      </w:tr>
-      <w:tr>
-        <w:tc>
-          <w:tcPr>
-            <w:tcW w:w="3600" w:type="dxa"/>
-            <w:tcBorders>
-              <w:top w:val="single" w:sz="4" w:space="0" w:color="BBBBBB"/>
-              <w:left w:val="single" w:sz="4" w:space="0" w:color="BBBBBB"/>
-              <w:bottom w:val="single" w:sz="4" w:space="0" w:color="BBBBBB"/>
-              <w:right w:val="single" w:sz="4" w:space="0" w:color="BBBBBB"/>
-            </w:tcBorders>
-            <w:shd w:val="clear" w:color="auto" w:fill="FFFFFF"/>
-            <w:tcMar>
-              <w:top w:w="80" w:type="dxa"/>
-              <w:left w:w="120" w:type="dxa"/>
-              <w:bottom w:w="80" w:type="dxa"/>
-              <w:right w:w="120" w:type="dxa"/>
-            </w:tcMar>
-          </w:tcPr>
-          <w:p>
-            <w:pPr>
-              <w:spacing w:before="60" w:after="60"/>
-            </w:pPr>
-            <w:r>
-              <w:rPr>
-                <w:rFonts w:ascii="Arial" w:hAnsi="Arial"/>
-                <w:sz w:val="19"/>
-              </w:rPr>
-              <w:t>Support engineer</w:t>
-            </w:r>
-          </w:p>
-        </w:tc>
-        <w:tc>
-          <w:tcPr>
-            <w:tcW w:w="7488" w:type="dxa"/>
-            <w:tcBorders>
-              <w:top w:val="single" w:sz="4" w:space="0" w:color="BBBBBB"/>
-              <w:left w:val="single" w:sz="4" w:space="0" w:color="BBBBBB"/>
-              <w:bottom w:val="single" w:sz="4" w:space="0" w:color="BBBBBB"/>
-              <w:right w:val="single" w:sz="4" w:space="0" w:color="BBBBBB"/>
-            </w:tcBorders>
-            <w:shd w:val="clear" w:color="auto" w:fill="FFFFFF"/>
-            <w:tcMar>
-              <w:top w:w="80" w:type="dxa"/>
-              <w:left w:w="120" w:type="dxa"/>
-              <w:bottom w:w="80" w:type="dxa"/>
-              <w:right w:w="120" w:type="dxa"/>
-            </w:tcMar>
-          </w:tcPr>
-          <w:p>
-            <w:pPr>
-              <w:spacing w:before="60" w:after="60"/>
-            </w:pPr>
-            <w:r>
-              <w:rPr>
-                <w:rFonts w:ascii="Arial" w:hAnsi="Arial"/>
-                <w:sz w:val="19"/>
-              </w:rPr>
-              <w:t>6–8 hrs/month: monitors Langfuse dashboard (traces, escalation rate, cost per session), responds to incidents, ensures uptime, escalates infra issues, reviews PII masking logs. Separate from maintenance dev (no code changes). 8 hrs × ₹1,000/hr (L1/L2 support, allocated from ops team).</w:t>
-            </w:r>
-          </w:p>
-        </w:tc>
-        <w:tc>
-          <w:tcPr>
-            <w:tcW w:w="2736" w:type="dxa"/>
-            <w:tcBorders>
-              <w:top w:val="single" w:sz="4" w:space="0" w:color="BBBBBB"/>
-              <w:left w:val="single" w:sz="4" w:space="0" w:color="BBBBBB"/>
-              <w:bottom w:val="single" w:sz="4" w:space="0" w:color="BBBBBB"/>
-              <w:right w:val="single" w:sz="4" w:space="0" w:color="BBBBBB"/>
-            </w:tcBorders>
-            <w:shd w:val="clear" w:color="auto" w:fill="FFFFFF"/>
-            <w:tcMar>
-              <w:top w:w="80" w:type="dxa"/>
-              <w:left w:w="120" w:type="dxa"/>
-              <w:bottom w:w="80" w:type="dxa"/>
-              <w:right w:w="120" w:type="dxa"/>
-            </w:tcMar>
-          </w:tcPr>
-          <w:p>
-            <w:pPr>
-              <w:spacing w:before="60" w:after="60"/>
-            </w:pPr>
-            <w:r>
-              <w:rPr>
-                <w:rFonts w:ascii="Arial" w:hAnsi="Arial"/>
-                <w:sz w:val="19"/>
-              </w:rPr>
-              <w:t>₹8,000/month</w:t>
-            </w:r>
-          </w:p>
-        </w:tc>
-      </w:tr>
-      <w:tr>
-        <w:tc>
-          <w:tcPr>
-            <w:tcW w:w="3600" w:type="dxa"/>
-            <w:tcBorders>
-              <w:top w:val="single" w:sz="4" w:space="0" w:color="BBBBBB"/>
-              <w:left w:val="single" w:sz="4" w:space="0" w:color="BBBBBB"/>
-              <w:bottom w:val="single" w:sz="4" w:space="0" w:color="BBBBBB"/>
-              <w:right w:val="single" w:sz="4" w:space="0" w:color="BBBBBB"/>
-            </w:tcBorders>
-            <w:shd w:val="clear" w:color="auto" w:fill="FFFFFF"/>
-            <w:tcMar>
-              <w:top w:w="80" w:type="dxa"/>
-              <w:left w:w="120" w:type="dxa"/>
-              <w:bottom w:w="80" w:type="dxa"/>
-              <w:right w:w="120" w:type="dxa"/>
-            </w:tcMar>
-            <w:shd w:val="clear" w:color="auto" w:fill="F0F6FF"/>
-            <w:tcBorders>
-              <w:top w:val="single" w:sz="4" w:color="BBBBBB"/>
-              <w:left w:val="single" w:sz="4" w:color="BBBBBB"/>
-              <w:bottom w:val="single" w:sz="4" w:color="BBBBBB"/>
-              <w:right w:val="single" w:sz="4" w:color="BBBBBB"/>
-            </w:tcBorders>
-          </w:tcPr>
-          <w:p>
-            <w:pPr>
-              <w:spacing w:before="60" w:after="60"/>
-            </w:pPr>
-            <w:r>
-              <w:rPr>
-                <w:rFonts w:ascii="Arial" w:hAnsi="Arial"/>
-                <w:sz w:val="19"/>
-              </w:rPr>
             </w:r>
             <w:r>
               <w:rPr>
@@ -8173,164 +7962,7 @@
                 <w:b w:val="0"/>
                 <w:sz w:val="19"/>
               </w:rPr>
-              <w:t>Claude Code — Max 5x plan (maintenance + support tooling)</w:t>
-            </w:r>
-          </w:p>
-        </w:tc>
-        <w:tc>
-          <w:tcPr>
-            <w:tcW w:w="7488" w:type="dxa"/>
-            <w:tcBorders>
-              <w:top w:val="single" w:sz="4" w:space="0" w:color="BBBBBB"/>
-              <w:left w:val="single" w:sz="4" w:space="0" w:color="BBBBBB"/>
-              <w:bottom w:val="single" w:sz="4" w:space="0" w:color="BBBBBB"/>
-              <w:right w:val="single" w:sz="4" w:space="0" w:color="BBBBBB"/>
-            </w:tcBorders>
-            <w:shd w:val="clear" w:color="auto" w:fill="FFFFFF"/>
-            <w:tcMar>
-              <w:top w:w="80" w:type="dxa"/>
-              <w:left w:w="120" w:type="dxa"/>
-              <w:bottom w:w="80" w:type="dxa"/>
-              <w:right w:w="120" w:type="dxa"/>
-            </w:tcMar>
-            <w:shd w:val="clear" w:color="auto" w:fill="F0F6FF"/>
-            <w:tcBorders>
-              <w:top w:val="single" w:sz="4" w:color="BBBBBB"/>
-              <w:left w:val="single" w:sz="4" w:color="BBBBBB"/>
-              <w:bottom w:val="single" w:sz="4" w:color="BBBBBB"/>
-              <w:right w:val="single" w:sz="4" w:color="BBBBBB"/>
-            </w:tcBorders>
-          </w:tcPr>
-          <w:p>
-            <w:pPr>
-              <w:spacing w:before="60" w:after="60"/>
-            </w:pPr>
-            <w:r>
-              <w:rPr>
-                <w:rFonts w:ascii="Arial" w:hAnsi="Arial"/>
-                <w:sz w:val="19"/>
-              </w:rPr>
-            </w:r>
-            <w:r>
-              <w:rPr>
-                <w:rFonts w:ascii="Arial" w:hAnsi="Arial"/>
-                <w:b w:val="0"/>
-                <w:sz w:val="19"/>
-              </w:rPr>
-              <w:t>Claude Max 5x subscription ($100/month) used by maintenance developer and support engineer for ongoing code changes, debugging, policy document updates, and incident resolution. $100 × ₹95.72/$ =</w:t>
-            </w:r>
-          </w:p>
-        </w:tc>
-        <w:tc>
-          <w:tcPr>
-            <w:tcW w:w="2736" w:type="dxa"/>
-            <w:tcBorders>
-              <w:top w:val="single" w:sz="4" w:space="0" w:color="BBBBBB"/>
-              <w:left w:val="single" w:sz="4" w:space="0" w:color="BBBBBB"/>
-              <w:bottom w:val="single" w:sz="4" w:space="0" w:color="BBBBBB"/>
-              <w:right w:val="single" w:sz="4" w:space="0" w:color="BBBBBB"/>
-            </w:tcBorders>
-            <w:shd w:val="clear" w:color="auto" w:fill="FFFFFF"/>
-            <w:tcMar>
-              <w:top w:w="80" w:type="dxa"/>
-              <w:left w:w="120" w:type="dxa"/>
-              <w:bottom w:w="80" w:type="dxa"/>
-              <w:right w:w="120" w:type="dxa"/>
-            </w:tcMar>
-            <w:shd w:val="clear" w:color="auto" w:fill="F0F6FF"/>
-            <w:tcBorders>
-              <w:top w:val="single" w:sz="4" w:color="BBBBBB"/>
-              <w:left w:val="single" w:sz="4" w:color="BBBBBB"/>
-              <w:bottom w:val="single" w:sz="4" w:color="BBBBBB"/>
-              <w:right w:val="single" w:sz="4" w:color="BBBBBB"/>
-            </w:tcBorders>
-          </w:tcPr>
-          <w:p>
-            <w:pPr>
-              <w:spacing w:before="60" w:after="60"/>
-            </w:pPr>
-            <w:r>
-              <w:rPr>
-                <w:rFonts w:ascii="Arial" w:hAnsi="Arial"/>
-                <w:sz w:val="19"/>
-              </w:rPr>
-            </w:r>
-            <w:r>
-              <w:rPr>
-                <w:rFonts w:ascii="Arial" w:hAnsi="Arial"/>
-                <w:b w:val="0"/>
-                <w:sz w:val="19"/>
-              </w:rPr>
-              <w:t>₹9,572/month</w:t>
-            </w:r>
-          </w:p>
-        </w:tc>
-      </w:tr>
-      <w:tr>
-        <w:tc>
-          <w:tcPr>
-            <w:tcW w:w="3600" w:type="dxa"/>
-            <w:tcBorders>
-              <w:top w:val="single" w:sz="4" w:space="0" w:color="AAAAAA"/>
-              <w:left w:val="single" w:sz="4" w:space="0" w:color="AAAAAA"/>
-              <w:bottom w:val="single" w:sz="4" w:space="0" w:color="AAAAAA"/>
-              <w:right w:val="single" w:sz="4" w:space="0" w:color="AAAAAA"/>
-            </w:tcBorders>
-            <w:shd w:val="clear" w:color="auto" w:fill="F0F6FF"/>
-            <w:tcMar>
-              <w:top w:w="80" w:type="dxa"/>
-              <w:left w:w="120" w:type="dxa"/>
-              <w:bottom w:w="80" w:type="dxa"/>
-              <w:right w:w="120" w:type="dxa"/>
-            </w:tcMar>
-          </w:tcPr>
-          <w:p>
-            <w:pPr>
-              <w:spacing w:before="20" w:after="20"/>
-            </w:pPr>
-            <w:r>
-              <w:rPr>
-                <w:rFonts w:ascii="Arial" w:hAnsi="Arial"/>
-                <w:sz w:val="18"/>
-              </w:rPr>
-              <w:t>Contingency (15%)</w:t>
-            </w:r>
-          </w:p>
-        </w:tc>
-        <w:tc>
-          <w:tcPr>
-            <w:tcW w:w="7488" w:type="dxa"/>
-            <w:tcBorders>
-              <w:top w:val="single" w:sz="4" w:space="0" w:color="AAAAAA"/>
-              <w:left w:val="single" w:sz="4" w:space="0" w:color="AAAAAA"/>
-              <w:bottom w:val="single" w:sz="4" w:space="0" w:color="AAAAAA"/>
-              <w:right w:val="single" w:sz="4" w:space="0" w:color="AAAAAA"/>
-            </w:tcBorders>
-            <w:shd w:val="clear" w:color="auto" w:fill="F0F6FF"/>
-            <w:tcMar>
-              <w:top w:w="80" w:type="dxa"/>
-              <w:left w:w="120" w:type="dxa"/>
-              <w:bottom w:w="80" w:type="dxa"/>
-              <w:right w:w="120" w:type="dxa"/>
-            </w:tcMar>
-          </w:tcPr>
-          <w:p>
-            <w:pPr>
-              <w:spacing w:before="60" w:after="60"/>
-            </w:pPr>
-            <w:r>
-              <w:rPr>
-                <w:rFonts w:ascii="Arial" w:hAnsi="Arial"/>
-                <w:sz w:val="19"/>
-              </w:rPr>
-            </w:r>
-            <w:r>
-              <w:rPr>
-                <w:rFonts w:ascii="Arial" w:hAnsi="Arial"/>
-                <w:b w:val="0"/>
-                <w:sz w:val="19"/>
-              </w:rPr>
-              <w:t>15% buffer on all variable costs. ₹38,061 × 15% (reflects removal of ₹3,733 LangSmith subscription)</w:t>
+              <w:t>15% buffer on all variable costs. Variable costs sub-total: ₹38,061 × 15% = ₹5,709. (Using self-hosted Langfuse instead of a cloud observability alternative saves ₹36,000–₹48,000/year — see Section 4.)</w:t>
             </w:r>
           </w:p>
         </w:tc>
@@ -8471,7 +8103,7 @@
           <w:color w:val="595959"/>
           <w:sz w:val="17"/>
         </w:rPr>
-        <w:t>Note: Maintenance developer time (₹12,000) is the largest recurring cost (27% of monthly total). Removal of LangSmith cloud subscription (₹3,733/month) saves ₹44,796/year and moves all observability on-premises. LLM API cost at this scale is under ₹900/month. Maintenance cost decreases as the system matures and fewer policy updates are needed.</w:t>
+        <w:t>Note: Maintenance developer time (₹12,000) is the largest recurring cost (27% of monthly total). Langfuse self-hosted on the VM adds zero marginal cost — a cloud observability alternative would add ₹3,000–₹4,000/month (₹36,000–₹48,000/year). LLM API cost at this scale is under ₹900/month. Support engineer (₹8,000/month) monitors the Langfuse dashboard, responds to incidents, and reviews PII masking logs. Maintenance cost decreases as the system matures.</w:t>
       </w:r>
     </w:p>
     <w:p>

--- a/docs/concept_document.docx
+++ b/docs/concept_document.docx
@@ -1110,7 +1110,7 @@
                 <w:rFonts w:ascii="Arial" w:hAnsi="Arial"/>
                 <w:sz w:val="19"/>
               </w:rPr>
-              <w:t>• Framework: LangGraph create_agent (tool-calling loop). LLM: OpenAI GPT-4o (development) / GPT-4o-mini (production target). Vector store: ChromaDB (local). Observability: Langfuse cloud.langfuse.com (prototype) / self-hosted (production). UI: CLI → Streamlit.</w:t>
+              <w:t>• Framework: LangGraph create_agent (tool-calling loop). LLM: OpenAI GPT-4o (production + development). Vector store: ChromaDB (local). Observability: Langfuse cloud.langfuse.com (prototype) / self-hosted (production). UI: CLI → Streamlit.</w:t>
             </w:r>
           </w:p>
         </w:tc>
@@ -1461,7 +1461,7 @@
                 <w:rFonts w:ascii="Arial" w:hAnsi="Arial"/>
                 <w:sz w:val="19"/>
               </w:rPr>
-              <w:t>Of 3,000 monthly loan inquiries, 60% (1,800) reach branch RMs; the remaining 40% already use digital/IVR channels outside this agent’s scope. At a conservative 50% AI resolution rate, the agent handles 900 inquiries without RM involvement while RM time on the 900 escalated cases falls from 25 to 10 minutes due to the pre-built escalation summary. Monthly RM-channel baseline of ₹6.2 lakh drops to ₹1.4 lakh — a net saving of ₹4.8 lakh/month. The one-time build cost of ₹2.4 lakh is recovered in approximately 17 days. Full ROI derivation with itemised cost breakdown is in Section 5.</w:t>
+              <w:t>Of 3,000 monthly loan inquiries, 60% (1,800) reach branch RMs; the remaining 40% already use digital/IVR channels outside this agent’s scope. At a conservative 50% AI resolution rate, the agent handles 900 inquiries without RM involvement while RM time on the 900 escalated cases falls from 25 to 10 minutes due to the pre-built escalation summary. Monthly RM-channel baseline of ₹6.2 lakh drops to ₹2.6 lakh — a net saving of ₹3.7 lakh/month. The one-time build cost of ₹2.4 lakh is recovered in approximately 22 days. Full ROI derivation with itemised cost breakdown is in Section 5.</w:t>
             </w:r>
           </w:p>
         </w:tc>
@@ -6065,7 +6065,7 @@
               <w:br/>
               <w:t>Full 9-phase dev estimate (~500 test calls): Input 875K × $0.0025/1K = $2.19; Output 300K × $0.010/1K = $3.00; plus $7 for prompt variant runs and seed sessions = ~$12.19.</w:t>
               <w:br/>
-              <w:t>Note: Production deployment targets GPT-4o-mini for cost efficiency (see Section 5.2 — ₹879/month).</w:t>
+              <w:t>Note: Production deployment uses GPT-4o for full accuracy. GPT-4o-mini (~17× lower LLM cost at ₹879/month vs. ₹14,645/month) is a viable cost-reduction lever — see Section 5.2 note for ROI impact.</w:t>
               <w:br/>
               <w:t>Total: $12.19 × ₹95.72/$ =</w:t>
             </w:r>
@@ -6953,9 +6953,7 @@
                 <w:rFonts w:ascii="Arial" w:hAnsi="Arial"/>
                 <w:sz w:val="18"/>
               </w:rPr>
-              <w:t>OpenAI API — LLM (GPT-4o-</w:t>
-              <w:lastRenderedPageBreak/>
-              <w:t>mini)</w:t>
+              <w:t>OpenAI API — LLM (GPT-4o)</w:t>
             </w:r>
           </w:p>
         </w:tc>
@@ -6985,14 +6983,11 @@
                 <w:rFonts w:ascii="Arial" w:hAnsi="Arial"/>
                 <w:sz w:val="19"/>
               </w:rPr>
-              <w:lastRenderedPageBreak/>
-              <w:t xml:space="preserve">3,000 sessions × 12 turns × (500 input + 300 output </w:t>
-              <w:lastRenderedPageBreak/>
-              <w:t>tokens).</w:t>
+              <w:t xml:space="preserve">3,000 sessions × 12 turns × (500 input + 300 output tokens).</w:t>
               <w:br/>
-              <w:t>Input: 18M tokens × $0.00015/1K = $2.70. Output: 10.8M × $0.0006/1K = $6.48.</w:t>
+              <w:t>Input: 18M tokens × $0.0025/1K = $45.00. Output: 10.8M × $0.010/1K = $108.00.</w:t>
               <w:br/>
-              <w:t>Total: $9.18 × ₹95.72/$</w:t>
+              <w:t>Total: $153.00 × ₹95.72/$</w:t>
             </w:r>
           </w:p>
         </w:tc>
@@ -7022,8 +7017,7 @@
                 <w:rFonts w:ascii="Arial" w:hAnsi="Arial"/>
                 <w:sz w:val="19"/>
               </w:rPr>
-              <w:lastRenderedPageBreak/>
-              <w:t>₹879/month</w:t>
+              <w:t>₹14,645/month</w:t>
             </w:r>
           </w:p>
         </w:tc>
@@ -7545,7 +7539,7 @@
                 <w:rFonts w:ascii="Arial" w:hAnsi="Arial"/>
                 <w:sz w:val="18"/>
               </w:rPr>
-              <w:t>4 hrs/month: policy document updates, monitoring review, bug fixes. 4 × ₹3,000</w:t>
+              <w:t>20 hrs/month (~1 hr/day): policy document updates, prompt tuning, bug fixes, new-feature rollouts, monitoring dashboard review. 20 × ₹3,000/hr (mid-senior developer, India market rate)</w:t>
             </w:r>
           </w:p>
         </w:tc>
@@ -7575,7 +7569,7 @@
                 <w:rFonts w:ascii="Arial" w:hAnsi="Arial"/>
                 <w:sz w:val="18"/>
               </w:rPr>
-              <w:t>₹12,000/month</w:t>
+              <w:t>₹60,000/month</w:t>
             </w:r>
           </w:p>
         </w:tc>
@@ -7637,7 +7631,7 @@
                 <w:rFonts w:ascii="Arial" w:hAnsi="Arial"/>
                 <w:sz w:val="19"/>
               </w:rPr>
-              <w:t>4 hrs/month: runs Langfuse evaluation datasets (RAG + tool + safety sets), reviews LLM-as-judge RAG scores in Langfuse dashboard, validates escalation summaries, signs off on evaluation report each sprint. 4 hrs × ₹1,500/hr (mid-level QA engineer, India market rate).</w:t>
+              <w:t>20 hrs/month (~1 hr/day): weekly eval suite runs (RAG + tool + safety sets), LLM-as-judge score review in Langfuse, regression testing after each policy document update, escalation summary spot-checks, monthly evaluation sign-off report. 20 hrs × ₹1,500/hr (mid-level QA engineer, India market rate).</w:t>
             </w:r>
           </w:p>
         </w:tc>
@@ -7667,7 +7661,7 @@
                 <w:rFonts w:ascii="Arial" w:hAnsi="Arial"/>
                 <w:sz w:val="19"/>
               </w:rPr>
-              <w:t>₹6,000/month</w:t>
+              <w:t>₹30,000/month</w:t>
             </w:r>
           </w:p>
         </w:tc>
@@ -7729,7 +7723,7 @@
                 <w:rFonts w:ascii="Arial" w:hAnsi="Arial"/>
                 <w:sz w:val="19"/>
               </w:rPr>
-              <w:t>6–8 hrs/month: monitors Langfuse dashboard (traces, escalation rate, cost per session), responds to incidents, ensures uptime, escalates infra issues, reviews PII masking logs. Separate from maintenance dev (no code changes). 8 hrs × ₹1,000/hr (L1/L2 support, allocated from ops team).</w:t>
+              <w:t>20 hrs/month (~1 hr/day): daily Langfuse dashboard check (traces, escalation rate, cost per session), incident triage and response, uptime monitoring, PII masking log review, escalates infra issues to maintenance developer. Separate from maintenance dev — no code changes. 20 hrs × ₹1,000/hr (L1/L2 support, allocated from ops team).</w:t>
             </w:r>
           </w:p>
         </w:tc>
@@ -7759,7 +7753,7 @@
                 <w:rFonts w:ascii="Arial" w:hAnsi="Arial"/>
                 <w:sz w:val="19"/>
               </w:rPr>
-              <w:t>₹8,000/month</w:t>
+              <w:t>₹20,000/month</w:t>
             </w:r>
           </w:p>
         </w:tc>
@@ -7962,7 +7956,7 @@
                 <w:b w:val="0"/>
                 <w:sz w:val="19"/>
               </w:rPr>
-              <w:t>15% buffer on all variable costs. Variable costs sub-total: ₹38,061 × 15% = ₹5,709. (Using self-hosted Langfuse instead of a cloud observability alternative saves ₹36,000–₹48,000/year — see Section 4.)</w:t>
+              <w:t>15% buffer on all variable costs. Variable costs sub-total: ₹1,35,824 × 15% = ₹20,374. (Using self-hosted Langfuse instead of a cloud observability alternative saves ₹36,000–₹48,000/year — see Section 4.)</w:t>
             </w:r>
           </w:p>
         </w:tc>
@@ -7999,7 +7993,7 @@
                 <w:b w:val="0"/>
                 <w:sz w:val="19"/>
               </w:rPr>
-              <w:t>₹5,709/month</w:t>
+              <w:t>₹20,374/month</w:t>
             </w:r>
           </w:p>
         </w:tc>
@@ -8086,7 +8080,7 @@
                 <w:b/>
                 <w:sz w:val="19"/>
               </w:rPr>
-              <w:t>₹43,770/month</w:t>
+              <w:t>₹1,56,198/month</w:t>
             </w:r>
           </w:p>
         </w:tc>
@@ -8103,7 +8097,7 @@
           <w:color w:val="595959"/>
           <w:sz w:val="17"/>
         </w:rPr>
-        <w:t>Note: Maintenance developer time (₹12,000) is the largest recurring cost (27% of monthly total). Langfuse self-hosted on the VM adds zero marginal cost — a cloud observability alternative would add ₹3,000–₹4,000/month (₹36,000–₹48,000/year). LLM API cost at this scale is under ₹900/month. Support engineer (₹8,000/month) monitors the Langfuse dashboard, responds to incidents, and reviews PII masking logs. Maintenance cost decreases as the system matures.</w:t>
+        <w:t>Note: At realistic operating hours (~1 hr/day per role), people costs dominate: Maintenance developer ₹60,000 + QA tester ₹30,000 + Support engineer ₹20,000 = ₹1,10,000 (70% of monthly total). LLM API cost with GPT-4o is ₹14,645/month — switching to GPT-4o-mini (~17× cheaper, ₹879/month) reduces monthly total to ₹1,40,367 and improves 12-month ROI to ~1,745% (see Section 5.3 note), though GPT-4o is recommended for production accuracy. Langfuse self-hosted on the VM adds zero marginal cost — a cloud alternative would add ₹3,000–₹4,000/month.</w:t>
       </w:r>
     </w:p>
     <w:p>
@@ -8390,7 +8384,7 @@
                 <w:b w:val="0"/>
                 <w:sz w:val="19"/>
               </w:rPr>
-              <w:t>AI system: ₹43,770 (LLM ₹879 + VM ₹1,607 + Langfuse ₹0 + Dev ₹12,000 + QA ₹6,000 + Support ₹8,000 + Claude Max ₹9,572 + Contingency ₹5,709) + RM 900 escalated × 10 min × ₹11.05</w:t>
+              <w:t>AI system: ₹1,56,198 (LLM ₹14,645 + VM ₹1,607 + Langfuse ₹0 + Dev ₹60,000 + QA ₹30,000 + Support ₹20,000 + Claude Max ₹9,572 + Contingency ₹20,374) + RM 900 escalated × 10 min × ₹11.05</w:t>
             </w:r>
           </w:p>
         </w:tc>
@@ -8427,7 +8421,7 @@
                 <w:b w:val="0"/>
                 <w:sz w:val="19"/>
               </w:rPr>
-              <w:t>₹1,43,220</w:t>
+              <w:t>₹2,55,648</w:t>
             </w:r>
           </w:p>
         </w:tc>
@@ -8497,7 +8491,7 @@
                 <w:b w:val="0"/>
                 <w:sz w:val="19"/>
               </w:rPr>
-              <w:t>₹6,21,563 − ₹1,43,220</w:t>
+              <w:t>₹6,21,563 − ₹2,55,648</w:t>
             </w:r>
           </w:p>
         </w:tc>
@@ -8534,7 +8528,7 @@
                 <w:b w:val="0"/>
                 <w:sz w:val="19"/>
               </w:rPr>
-              <w:t>₹4,78,343</w:t>
+              <w:t>₹3,65,915</w:t>
             </w:r>
           </w:p>
         </w:tc>
@@ -8702,7 +8696,7 @@
                 <w:b w:val="0"/>
                 <w:sz w:val="19"/>
               </w:rPr>
-              <w:t>₹2,41,805 ÷ ₹4,38,563/month (month-1 rate at 30% resolution)</w:t>
+              <w:t>₹2,41,805 ÷ ₹3,26,135/month (month-1 rate at 30% resolution)</w:t>
             </w:r>
           </w:p>
         </w:tc>
@@ -8733,7 +8727,7 @@
                 <w:b/>
                 <w:sz w:val="19"/>
               </w:rPr>
-              <w:t>~17 days</w:t>
+              <w:t>~22 days</w:t>
             </w:r>
           </w:p>
         </w:tc>
@@ -8802,9 +8796,9 @@
                 <w:b w:val="0"/>
                 <w:sz w:val="19"/>
               </w:rPr>
-              <w:t>Months 1–3 (30% AI resolution): 3 × ₹4,38,563</w:t>
+              <w:t>Months 1–3 (30% AI resolution): 3 × ₹3,26,135</w:t>
               <w:br/>
-              <w:t>Months 4–12 (50% AI resolution): 9 × ₹4,78,343</w:t>
+              <w:t>Months 4–12 (50% AI resolution): 9 × ₹3,65,915</w:t>
             </w:r>
           </w:p>
         </w:tc>
@@ -8841,7 +8835,7 @@
                 <w:b w:val="0"/>
                 <w:sz w:val="19"/>
               </w:rPr>
-              <w:t>₹56,20,776</w:t>
+              <w:t>₹42,71,640</w:t>
             </w:r>
           </w:p>
         </w:tc>
@@ -8910,7 +8904,7 @@
                 <w:b w:val="0"/>
                 <w:sz w:val="19"/>
               </w:rPr>
-              <w:t>(₹56,20,776 − ₹2,41,805) ÷ ₹2,41,805 × 100</w:t>
+              <w:t>(₹42,71,640 − ₹2,41,805) ÷ ₹2,41,805 × 100</w:t>
             </w:r>
           </w:p>
         </w:tc>
@@ -8941,7 +8935,7 @@
                 <w:b/>
                 <w:sz w:val="19"/>
               </w:rPr>
-              <w:t>2,225%</w:t>
+              <w:t>1,666%</w:t>
             </w:r>
           </w:p>
         </w:tc>
@@ -8958,7 +8952,7 @@
           <w:color w:val="595959"/>
           <w:sz w:val="17"/>
         </w:rPr>
-        <w:t>Note: Three deliberate conservative assumptions drive this calculation. (1) Channel scope: only 60% of inquiries (1,800 of 3,000) go through RMs — the remaining 40% already use digital/IVR channels; using 100% inflates the baseline. (2) AI resolution rate: 50% at steady state — industry benchmarks for financial advisory bots are 40–55%; 70% would require sustained RM training and knowledge base maturation to achieve. (3) Ramp-up: 30% resolution in months 1–3 (onboarding phase), reaching 50% from month 4. Even under these conservative assumptions, payback is ~17 days and 12-month ROI is 2,225% — a compelling business case without overstating it.</w:t>
+        <w:t xml:space="preserve">Note: Three deliberate conservative assumptions drive this calculation. (1) Channel scope: only 60% of inquiries (1,800 of 3,000) go through RMs — the remaining 40% already use digital/IVR channels; using 100% inflates the baseline. (2) AI resolution rate: 50% at steady state — industry benchmarks for financial advisory bots are 40–55%; 70% would require sustained RM training and knowledge base maturation. (3) Ramp-up: 30% resolution in months 1–3, 50% from month 4. Under these assumptions with GPT-4o (₹14,645/month LLM cost), payback is ~22 days and 12-month ROI is 1,666%. Alternative: switching to GPT-4o-mini (~17× cheaper LLM at ₹879/month, monthly total ₹1,40,367) improves ROI to ~1,745% and payback to ~21 days — at the cost of potentially reduced accuracy on complex financial reasoning; additional regression testing recommended before any model switch.</w:t>
       </w:r>
     </w:p>
     <w:p>

--- a/docs/concept_document.docx
+++ b/docs/concept_document.docx
@@ -1275,6 +1275,14 @@
                 <w:sz w:val="18"/>
               </w:rPr>
               <w:t>Success Metrics</w:t>
+            </w:r>
+            <w:r>
+              <w:rPr>
+                <w:rFonts w:ascii="Arial" w:hAnsi="Arial"/>
+                <w:b/>
+                <w:color w:val="1F4E79"/>
+                <w:sz w:val="18"/>
+              </w:rPr>
               <w:br/>
               <w:t>(2 Quantitative — linked to observability dashboard)</w:t>
             </w:r>
@@ -1354,6 +1362,14 @@
               </w:rPr>
               <w:lastRenderedPageBreak/>
               <w:t>Success Metrics</w:t>
+            </w:r>
+            <w:r>
+              <w:rPr>
+                <w:rFonts w:ascii="Arial" w:hAnsi="Arial"/>
+                <w:b/>
+                <w:color w:val="1F4E79"/>
+                <w:sz w:val="18"/>
+              </w:rPr>
               <w:br/>
               <w:t>(2 Qualitative — linked to observability dashboard)</w:t>
             </w:r>
@@ -1942,6 +1958,14 @@
                 <w:sz w:val="18"/>
               </w:rPr>
               <w:t>Current Workflow</w:t>
+            </w:r>
+            <w:r>
+              <w:rPr>
+                <w:rFonts w:ascii="Arial" w:hAnsi="Arial"/>
+                <w:b/>
+                <w:color w:val="1F4E79"/>
+                <w:sz w:val="18"/>
+              </w:rPr>
               <w:br/>
               <w:t>(Today)</w:t>
             </w:r>
@@ -1986,7 +2010,15 @@
                 <w:rFonts w:ascii="Arial" w:hAnsi="Arial"/>
                 <w:sz w:val="19"/>
               </w:rPr>
-              <w:t>• Branch visit (highest quality, slowest): 15–30 min wait + 20–30 min RM consultation. RM manually consults policy circulars, runs spreadsheet calculations, assesses FOIR, explains document requirements. Total: 40–60 min. Cost: ₹275/inquiry (fully-loaded RM rate).</w:t>
+              <w:t xml:space="preserve">• Branch visit (highest quality, slowest): 15–30 min wait + 20–30 min RM consultation. RM manually consults policy circulars, runs spreadsheet calculations, assesses FOIR, </w:t>
+            </w:r>
+            <w:r>
+              <w:rPr>
+                <w:rFonts w:ascii="Arial" w:hAnsi="Arial"/>
+                <w:sz w:val="19"/>
+              </w:rPr>
+              <w:lastRenderedPageBreak/>
+              <w:t>explains document requirements. Total: 40–60 min. Cost: ₹275/inquiry (fully-loaded RM rate).</w:t>
             </w:r>
           </w:p>
           <w:p>
@@ -1999,7 +2031,6 @@
                 <w:rFonts w:ascii="Arial" w:hAnsi="Arial"/>
                 <w:sz w:val="19"/>
               </w:rPr>
-              <w:lastRenderedPageBreak/>
               <w:t>• Call centre (faster, lower quality): 5–15 min hold + scripted guidance. Agent cannot account for individual financial profile; complex cases escalated to specialists — adding another wait cycle.</w:t>
             </w:r>
           </w:p>
@@ -2061,6 +2092,14 @@
               </w:rPr>
               <w:lastRenderedPageBreak/>
               <w:t>Where Time / Cost /</w:t>
+            </w:r>
+            <w:r>
+              <w:rPr>
+                <w:rFonts w:ascii="Arial" w:hAnsi="Arial"/>
+                <w:b/>
+                <w:color w:val="1F4E79"/>
+                <w:sz w:val="18"/>
+              </w:rPr>
               <w:br/>
               <w:t>Errors Occur</w:t>
             </w:r>
@@ -2387,6 +2426,7 @@
           <w:rFonts w:ascii="Arial" w:hAnsi="Arial"/>
           <w:color w:val="1F4E79"/>
         </w:rPr>
+        <w:lastRenderedPageBreak/>
         <w:t>3. Proposed Agent Workflow</w:t>
       </w:r>
     </w:p>
@@ -2517,6 +2557,14 @@
                 <w:sz w:val="18"/>
               </w:rPr>
               <w:t>① SESSION INITIATION</w:t>
+            </w:r>
+            <w:r>
+              <w:rPr>
+                <w:rFonts w:ascii="Arial" w:hAnsi="Arial"/>
+                <w:b/>
+                <w:color w:val="1F4E79"/>
+                <w:sz w:val="18"/>
+              </w:rPr>
               <w:br/>
               <w:t>User opens copilot → greeting + product / intent menu presented</w:t>
             </w:r>
@@ -2664,6 +2712,14 @@
                 <w:sz w:val="18"/>
               </w:rPr>
               <w:t>② INTENT CLASSIFICATION</w:t>
+            </w:r>
+            <w:r>
+              <w:rPr>
+                <w:rFonts w:ascii="Arial" w:hAnsi="Arial"/>
+                <w:b/>
+                <w:color w:val="1F4E79"/>
+                <w:sz w:val="18"/>
+              </w:rPr>
               <w:br/>
               <w:t>LLM classifies: product inquiry / eligibility / EMI / documents / status / FAQ / out-of-scope</w:t>
             </w:r>
@@ -2811,6 +2867,14 @@
                 <w:sz w:val="18"/>
               </w:rPr>
               <w:t>③ SAFETY GATE  ◆  (LLM intent classifier + keyword pre-filter)</w:t>
+            </w:r>
+            <w:r>
+              <w:rPr>
+                <w:rFonts w:ascii="Arial" w:hAnsi="Arial"/>
+                <w:b/>
+                <w:color w:val="7F4F00"/>
+                <w:sz w:val="18"/>
+              </w:rPr>
               <w:br/>
               <w:t>Screens for: approval demands · money movement · legal advice · prompt injection</w:t>
             </w:r>
@@ -2866,6 +2930,13 @@
                 <w:sz w:val="17"/>
               </w:rPr>
               <w:t>↙  IN SCOPE</w:t>
+            </w:r>
+            <w:r>
+              <w:rPr>
+                <w:rFonts w:ascii="Arial" w:hAnsi="Arial"/>
+                <w:color w:val="2E74B5"/>
+                <w:sz w:val="17"/>
+              </w:rPr>
               <w:br/>
               <w:t>continues ↓</w:t>
             </w:r>
@@ -2933,10 +3004,34 @@
                 <w:sz w:val="17"/>
               </w:rPr>
               <w:t>④a  HARD REFUSAL</w:t>
+            </w:r>
+            <w:r>
+              <w:rPr>
+                <w:rFonts w:ascii="Arial" w:hAnsi="Arial"/>
+                <w:b/>
+                <w:color w:val="830C0C"/>
+                <w:sz w:val="17"/>
+              </w:rPr>
               <w:br/>
               <w:t>Canned template returned.</w:t>
+            </w:r>
+            <w:r>
+              <w:rPr>
+                <w:rFonts w:ascii="Arial" w:hAnsi="Arial"/>
+                <w:b/>
+                <w:color w:val="830C0C"/>
+                <w:sz w:val="17"/>
+              </w:rPr>
               <w:br/>
               <w:t>LLM not called.</w:t>
+            </w:r>
+            <w:r>
+              <w:rPr>
+                <w:rFonts w:ascii="Arial" w:hAnsi="Arial"/>
+                <w:b/>
+                <w:color w:val="830C0C"/>
+                <w:sz w:val="17"/>
+              </w:rPr>
               <w:br/>
               <w:t>Attempt logged.</w:t>
             </w:r>
@@ -2998,10 +3093,34 @@
                 <w:sz w:val="18"/>
               </w:rPr>
               <w:t>④  PROFILE COLLECTION  (multi-turn)</w:t>
+            </w:r>
+            <w:r>
+              <w:rPr>
+                <w:rFonts w:ascii="Arial" w:hAnsi="Arial"/>
+                <w:b/>
+                <w:color w:val="1F4E79"/>
+                <w:sz w:val="18"/>
+              </w:rPr>
               <w:br/>
               <w:t>Agent asks for missing fields: income · employment type · loan type ·</w:t>
+            </w:r>
+            <w:r>
+              <w:rPr>
+                <w:rFonts w:ascii="Arial" w:hAnsi="Arial"/>
+                <w:b/>
+                <w:color w:val="1F4E79"/>
+                <w:sz w:val="18"/>
+              </w:rPr>
               <w:br/>
               <w:t>amount · tenure · CIBIL band · existing EMIs</w:t>
+            </w:r>
+            <w:r>
+              <w:rPr>
+                <w:rFonts w:ascii="Arial" w:hAnsi="Arial"/>
+                <w:b/>
+                <w:color w:val="1F4E79"/>
+                <w:sz w:val="18"/>
+              </w:rPr>
               <w:br/>
               <w:t>Session state tracks collected fields — no repeat questions</w:t>
             </w:r>
@@ -3149,10 +3268,34 @@
                 <w:sz w:val="18"/>
               </w:rPr>
               <w:t>⑤  RAG RETRIEVAL  (conditional)</w:t>
+            </w:r>
+            <w:r>
+              <w:rPr>
+                <w:rFonts w:ascii="Arial" w:hAnsi="Arial"/>
+                <w:b/>
+                <w:color w:val="1F4E79"/>
+                <w:sz w:val="18"/>
+              </w:rPr>
               <w:br/>
               <w:t>Triggered for: policy / rate / document / FAQ queries</w:t>
+            </w:r>
+            <w:r>
+              <w:rPr>
+                <w:rFonts w:ascii="Arial" w:hAnsi="Arial"/>
+                <w:b/>
+                <w:color w:val="1F4E79"/>
+                <w:sz w:val="18"/>
+              </w:rPr>
               <w:br/>
               <w:t>Top-3 chunks from ChromaDB · similarity threshold check</w:t>
+            </w:r>
+            <w:r>
+              <w:rPr>
+                <w:rFonts w:ascii="Arial" w:hAnsi="Arial"/>
+                <w:b/>
+                <w:color w:val="1F4E79"/>
+                <w:sz w:val="18"/>
+              </w:rPr>
               <w:br/>
               <w:t>Low confidence → agent states uncertainty; does NOT use LLM general knowledge</w:t>
             </w:r>
@@ -3300,10 +3443,34 @@
                 <w:sz w:val="18"/>
               </w:rPr>
               <w:t>⑥  TOOL INVOCATION  (LangGraph create_agent — tool-calling loop)</w:t>
+            </w:r>
+            <w:r>
+              <w:rPr>
+                <w:rFonts w:ascii="Arial" w:hAnsi="Arial"/>
+                <w:b/>
+                <w:color w:val="1F4E79"/>
+                <w:sz w:val="18"/>
+              </w:rPr>
               <w:br/>
               <w:t>calculate_emi  ·  check_eligibility  ·  get_document_checklist</w:t>
+            </w:r>
+            <w:r>
+              <w:rPr>
+                <w:rFonts w:ascii="Arial" w:hAnsi="Arial"/>
+                <w:b/>
+                <w:color w:val="1F4E79"/>
+                <w:sz w:val="18"/>
+              </w:rPr>
               <w:br/>
               <w:t>lookup_loan_status  ·  generate_escalation_summary</w:t>
+            </w:r>
+            <w:r>
+              <w:rPr>
+                <w:rFonts w:ascii="Arial" w:hAnsi="Arial"/>
+                <w:b/>
+                <w:color w:val="1F4E79"/>
+                <w:sz w:val="18"/>
+              </w:rPr>
               <w:br/>
               <w:t>All numeric outputs deterministic — LLM cannot generate financial figures</w:t>
             </w:r>
@@ -3451,10 +3618,34 @@
                 <w:sz w:val="18"/>
               </w:rPr>
               <w:t>⑦  RESPONSE SYNTHESIS</w:t>
+            </w:r>
+            <w:r>
+              <w:rPr>
+                <w:rFonts w:ascii="Arial" w:hAnsi="Arial"/>
+                <w:b/>
+                <w:color w:val="1F4E79"/>
+                <w:sz w:val="18"/>
+              </w:rPr>
               <w:br/>
               <w:t>LLM generates plain-language response using:</w:t>
+            </w:r>
+            <w:r>
+              <w:rPr>
+                <w:rFonts w:ascii="Arial" w:hAnsi="Arial"/>
+                <w:b/>
+                <w:color w:val="1F4E79"/>
+                <w:sz w:val="18"/>
+              </w:rPr>
               <w:br/>
               <w:t>tool output + retrieved context + conversation history</w:t>
+            </w:r>
+            <w:r>
+              <w:rPr>
+                <w:rFonts w:ascii="Arial" w:hAnsi="Arial"/>
+                <w:b/>
+                <w:color w:val="1F4E79"/>
+                <w:sz w:val="18"/>
+              </w:rPr>
               <w:br/>
               <w:t>System prompt enforces: show reasoning · mandatory disclaimer · no approval language</w:t>
             </w:r>
@@ -3602,8 +3793,24 @@
                 <w:sz w:val="18"/>
               </w:rPr>
               <w:t>⑧  RISK &amp; CONFIDENCE CHECK  ◆</w:t>
+            </w:r>
+            <w:r>
+              <w:rPr>
+                <w:rFonts w:ascii="Arial" w:hAnsi="Arial"/>
+                <w:b/>
+                <w:color w:val="7F4F00"/>
+                <w:sz w:val="18"/>
+              </w:rPr>
               <w:br/>
               <w:t>risk_band = High?  ·  FOIR &gt; 55%?  ·  Loan &gt; product ceiling?</w:t>
+            </w:r>
+            <w:r>
+              <w:rPr>
+                <w:rFonts w:ascii="Arial" w:hAnsi="Arial"/>
+                <w:b/>
+                <w:color w:val="7F4F00"/>
+                <w:sz w:val="18"/>
+              </w:rPr>
               <w:br/>
               <w:t>Retrieval confidence low?  ·  3 consecutive unhelpful turns?</w:t>
             </w:r>
@@ -3744,13 +3951,35 @@
                 <w:color w:val="375623"/>
                 <w:sz w:val="17"/>
               </w:rPr>
-              <w:t xml:space="preserve">⑨a  GENERATE RM </w:t>
-              <w:lastRenderedPageBreak/>
-              <w:t>SUMMARY</w:t>
+              <w:t>⑨a  GENERATE RM SUMMARY</w:t>
+            </w:r>
+            <w:r>
+              <w:rPr>
+                <w:rFonts w:ascii="Arial" w:hAnsi="Arial"/>
+                <w:b/>
+                <w:color w:val="375623"/>
+                <w:sz w:val="17"/>
+              </w:rPr>
               <w:br/>
               <w:t>Intent · profile · risk band + reasons</w:t>
+            </w:r>
+            <w:r>
+              <w:rPr>
+                <w:rFonts w:ascii="Arial" w:hAnsi="Arial"/>
+                <w:b/>
+                <w:color w:val="375623"/>
+                <w:sz w:val="17"/>
+              </w:rPr>
               <w:br/>
               <w:t>gap analysis · docs still needed</w:t>
+            </w:r>
+            <w:r>
+              <w:rPr>
+                <w:rFonts w:ascii="Arial" w:hAnsi="Arial"/>
+                <w:b/>
+                <w:color w:val="375623"/>
+                <w:sz w:val="17"/>
+              </w:rPr>
               <w:br/>
               <w:t>conversation snapshot · recommended RM action</w:t>
             </w:r>
@@ -3785,13 +4014,35 @@
                 <w:color w:val="1F4E79"/>
                 <w:sz w:val="17"/>
               </w:rPr>
-              <w:lastRenderedPageBreak/>
               <w:t>⑨b  FEEDBACK COLLECTION</w:t>
+            </w:r>
+            <w:r>
+              <w:rPr>
+                <w:rFonts w:ascii="Arial" w:hAnsi="Arial"/>
+                <w:b/>
+                <w:color w:val="1F4E79"/>
+                <w:sz w:val="17"/>
+              </w:rPr>
               <w:br/>
-              <w:lastRenderedPageBreak/>
               <w:t>Agent appends: 'Was this helpful? (y/n)'</w:t>
+            </w:r>
+            <w:r>
+              <w:rPr>
+                <w:rFonts w:ascii="Arial" w:hAnsi="Arial"/>
+                <w:b/>
+                <w:color w:val="1F4E79"/>
+                <w:sz w:val="17"/>
+              </w:rPr>
               <w:br/>
               <w:t>Negative → optional comment captured</w:t>
+            </w:r>
+            <w:r>
+              <w:rPr>
+                <w:rFonts w:ascii="Arial" w:hAnsi="Arial"/>
+                <w:b/>
+                <w:color w:val="1F4E79"/>
+                <w:sz w:val="17"/>
+              </w:rPr>
               <w:br/>
               <w:t>Session state + feedback → session_feedback.json (PII masked)</w:t>
             </w:r>
@@ -3933,10 +4184,34 @@
                 <w:sz w:val="17"/>
               </w:rPr>
               <w:t>⑩a  RM DASHBOARD ALERT</w:t>
+            </w:r>
+            <w:r>
+              <w:rPr>
+                <w:rFonts w:ascii="Arial" w:hAnsi="Arial"/>
+                <w:b/>
+                <w:color w:val="375623"/>
+                <w:sz w:val="17"/>
+              </w:rPr>
               <w:br/>
               <w:t>Escalation written to escalations.json</w:t>
+            </w:r>
+            <w:r>
+              <w:rPr>
+                <w:rFonts w:ascii="Arial" w:hAnsi="Arial"/>
+                <w:b/>
+                <w:color w:val="375623"/>
+                <w:sz w:val="17"/>
+              </w:rPr>
               <w:br/>
               <w:t>Streamlit RM tab shows pending cases</w:t>
+            </w:r>
+            <w:r>
+              <w:rPr>
+                <w:rFonts w:ascii="Arial" w:hAnsi="Arial"/>
+                <w:b/>
+                <w:color w:val="375623"/>
+                <w:sz w:val="17"/>
+              </w:rPr>
               <w:br/>
               <w:t>RM sees full summary before first contact</w:t>
             </w:r>
@@ -3972,12 +4247,44 @@
                 <w:sz w:val="17"/>
               </w:rPr>
               <w:t>⑩b  SESSION LOG</w:t>
+            </w:r>
+            <w:r>
+              <w:rPr>
+                <w:rFonts w:ascii="Arial" w:hAnsi="Arial"/>
+                <w:b/>
+                <w:color w:val="595959"/>
+                <w:sz w:val="17"/>
+              </w:rPr>
               <w:br/>
               <w:t>Structured JSON: timestamp · tool calls</w:t>
+            </w:r>
+            <w:r>
+              <w:rPr>
+                <w:rFonts w:ascii="Arial" w:hAnsi="Arial"/>
+                <w:b/>
+                <w:color w:val="595959"/>
+                <w:sz w:val="17"/>
+              </w:rPr>
               <w:br/>
               <w:t>retrieved chunk IDs · LLM response</w:t>
+            </w:r>
+            <w:r>
+              <w:rPr>
+                <w:rFonts w:ascii="Arial" w:hAnsi="Arial"/>
+                <w:b/>
+                <w:color w:val="595959"/>
+                <w:sz w:val="17"/>
+              </w:rPr>
               <w:br/>
               <w:t>escalation flag · feedback rating</w:t>
+            </w:r>
+            <w:r>
+              <w:rPr>
+                <w:rFonts w:ascii="Arial" w:hAnsi="Arial"/>
+                <w:b/>
+                <w:color w:val="595959"/>
+                <w:sz w:val="17"/>
+              </w:rPr>
               <w:br/>
               <w:t>PII masked before write</w:t>
             </w:r>
@@ -4106,10 +4413,34 @@
                 <w:sz w:val="17"/>
               </w:rPr>
               <w:t>⑪  RM REVIEWS &amp; ACTS</w:t>
+            </w:r>
+            <w:r>
+              <w:rPr>
+                <w:rFonts w:ascii="Arial" w:hAnsi="Arial"/>
+                <w:b/>
+                <w:color w:val="375623"/>
+                <w:sz w:val="17"/>
+              </w:rPr>
               <w:br/>
               <w:t>Opens escalation summary</w:t>
+            </w:r>
+            <w:r>
+              <w:rPr>
+                <w:rFonts w:ascii="Arial" w:hAnsi="Arial"/>
+                <w:b/>
+                <w:color w:val="375623"/>
+                <w:sz w:val="17"/>
+              </w:rPr>
               <w:br/>
               <w:t>Contacts customer with full context</w:t>
+            </w:r>
+            <w:r>
+              <w:rPr>
+                <w:rFonts w:ascii="Arial" w:hAnsi="Arial"/>
+                <w:b/>
+                <w:color w:val="375623"/>
+                <w:sz w:val="17"/>
+              </w:rPr>
               <w:br/>
               <w:t>Logs action taken in RM dashboard</w:t>
             </w:r>
@@ -4219,6 +4550,14 @@
                 <w:sz w:val="18"/>
               </w:rPr>
               <w:t>Step-by-Step Flow</w:t>
+            </w:r>
+            <w:r>
+              <w:rPr>
+                <w:rFonts w:ascii="Arial" w:hAnsi="Arial"/>
+                <w:b/>
+                <w:color w:val="1F4E79"/>
+                <w:sz w:val="18"/>
+              </w:rPr>
               <w:br/>
               <w:t>(10 Steps)</w:t>
             </w:r>
@@ -4322,7 +4661,15 @@
                 <w:rFonts w:ascii="Arial" w:hAnsi="Arial"/>
                 <w:sz w:val="19"/>
               </w:rPr>
-              <w:t>⑦ Response Synthesis: LLM synthesises plain-language response using tool output + retrieved context + conversation history. System prompt enforces: show reasoning, mandatory disclaimer, no approval language.</w:t>
+              <w:t xml:space="preserve">⑦ Response Synthesis: LLM synthesises plain-language response using tool output + </w:t>
+            </w:r>
+            <w:r>
+              <w:rPr>
+                <w:rFonts w:ascii="Arial" w:hAnsi="Arial"/>
+                <w:sz w:val="19"/>
+              </w:rPr>
+              <w:lastRenderedPageBreak/>
+              <w:t>retrieved context + conversation history. System prompt enforces: show reasoning, mandatory disclaimer, no approval language.</w:t>
             </w:r>
           </w:p>
           <w:p>
@@ -4796,7 +5143,7 @@
           <w:rFonts w:ascii="Arial" w:hAnsi="Arial"/>
           <w:sz w:val="19"/>
         </w:rPr>
-        <w:t xml:space="preserve">The agent does not answer customer queries in a single step. It uses a reasoning loop that mirrors how a skilled loan officer thinks through a request: Reason → Act → Observe → Repeat or Answer. This pattern is called ReAct (Reason + Act) and is the core orchestration mechanism powering Phase 5 onwards.</w:t>
+        <w:t>The agent does not answer customer queries in a single step. It uses a reasoning loop that mirrors how a skilled loan officer thinks through a request: Reason → Act → Observe → Repeat or Answer. This pattern is called ReAct (Reason + Act) and is the core orchestration mechanism powering Phase 5 onwards.</w:t>
       </w:r>
     </w:p>
     <w:p>
@@ -4806,8 +5153,8 @@
       <w:r>
         <w:rPr>
           <w:rFonts w:ascii="Arial" w:hAnsi="Arial"/>
+          <w:b/>
           <w:sz w:val="19"/>
-          <w:b/>
         </w:rPr>
         <w:t>Illustrative example:</w:t>
       </w:r>
@@ -4828,7 +5175,8 @@
           <w:rFonts w:ascii="Arial" w:hAnsi="Arial"/>
           <w:sz w:val="19"/>
         </w:rPr>
-        <w:t xml:space="preserve">This design ensures that EMI figures, eligibility decisions, and document checklists are always computed by deterministic bank rules — not generated by the AI. Every tool call and its result is captured in the Langfuse observability dashboard, giving the bank a full audit trail of how each advisory recommendation was reached.</w:t>
+        <w:lastRenderedPageBreak/>
+        <w:t>This design ensures that EMI figures, eligibility decisions, and document checklists are always computed by deterministic bank rules — not generated by the AI. Every tool call and its result is captured in the Langfuse observability dashboard, giving the bank a full audit trail of how each advisory recommendation was reached.</w:t>
       </w:r>
     </w:p>
     <w:p>
@@ -4889,6 +5237,14 @@
                 <w:sz w:val="18"/>
               </w:rPr>
               <w:t>Actions Allowed</w:t>
+            </w:r>
+            <w:r>
+              <w:rPr>
+                <w:rFonts w:ascii="Arial" w:hAnsi="Arial"/>
+                <w:b/>
+                <w:color w:val="1F4E79"/>
+                <w:sz w:val="18"/>
+              </w:rPr>
               <w:br/>
               <w:t>Without Approval</w:t>
             </w:r>
@@ -5047,6 +5403,14 @@
                 <w:sz w:val="18"/>
               </w:rPr>
               <w:t>Actions Requiring</w:t>
+            </w:r>
+            <w:r>
+              <w:rPr>
+                <w:rFonts w:ascii="Arial" w:hAnsi="Arial"/>
+                <w:b/>
+                <w:color w:val="1F4E79"/>
+                <w:sz w:val="18"/>
+              </w:rPr>
               <w:br/>
               <w:t>Human Approval</w:t>
             </w:r>
@@ -5157,7 +5521,6 @@
                 <w:rFonts w:ascii="Arial" w:hAnsi="Arial"/>
                 <w:sz w:val="19"/>
               </w:rPr>
-              <w:lastRenderedPageBreak/>
               <w:t>• Any exception to standard lending policy, fraud investigation, high-value exception.</w:t>
             </w:r>
           </w:p>
@@ -5192,8 +5555,15 @@
                 <w:color w:val="1F4E79"/>
                 <w:sz w:val="18"/>
               </w:rPr>
-              <w:lastRenderedPageBreak/>
               <w:t>Logging and</w:t>
+            </w:r>
+            <w:r>
+              <w:rPr>
+                <w:rFonts w:ascii="Arial" w:hAnsi="Arial"/>
+                <w:b/>
+                <w:color w:val="1F4E79"/>
+                <w:sz w:val="18"/>
+              </w:rPr>
               <w:br/>
               <w:t>Auditability</w:t>
             </w:r>
@@ -5300,6 +5670,14 @@
                 <w:sz w:val="18"/>
               </w:rPr>
               <w:t>Monitoring</w:t>
+            </w:r>
+            <w:r>
+              <w:rPr>
+                <w:rFonts w:ascii="Arial" w:hAnsi="Arial"/>
+                <w:b/>
+                <w:color w:val="1F4E79"/>
+                <w:sz w:val="18"/>
+              </w:rPr>
               <w:br/>
               <w:t>(Observability Tools — not manual spot-checks)</w:t>
             </w:r>
@@ -5449,7 +5827,15 @@
                 <w:rFonts w:ascii="Arial" w:hAnsi="Arial"/>
                 <w:sz w:val="19"/>
               </w:rPr>
-              <w:t>• LLM-as-judge scoring: auto-scores each response for factual grounding (score 0–1). Flags sessions where LLM response contains figures not in tool output or retrieved context.</w:t>
+              <w:t xml:space="preserve">• LLM-as-judge scoring: auto-scores each response for factual grounding (score 0–1). Flags sessions where LLM response contains figures not in tool output or retrieved </w:t>
+            </w:r>
+            <w:r>
+              <w:rPr>
+                <w:rFonts w:ascii="Arial" w:hAnsi="Arial"/>
+                <w:sz w:val="19"/>
+              </w:rPr>
+              <w:lastRenderedPageBreak/>
+              <w:t>context.</w:t>
             </w:r>
           </w:p>
           <w:p>
@@ -5522,7 +5908,16 @@
                 <w:color w:val="1F4E79"/>
                 <w:sz w:val="18"/>
               </w:rPr>
+              <w:lastRenderedPageBreak/>
               <w:t>User Communication</w:t>
+            </w:r>
+            <w:r>
+              <w:rPr>
+                <w:rFonts w:ascii="Arial" w:hAnsi="Arial"/>
+                <w:b/>
+                <w:color w:val="1F4E79"/>
+                <w:sz w:val="18"/>
+              </w:rPr>
               <w:br/>
               <w:t>Principles</w:t>
             </w:r>
@@ -5643,8 +6038,8 @@
         <w:tblLook w:val="04A0" w:firstRow="1" w:lastRow="0" w:firstColumn="1" w:lastColumn="0" w:noHBand="0" w:noVBand="1"/>
       </w:tblPr>
       <w:tblGrid>
-        <w:gridCol w:w="2031"/>
-        <w:gridCol w:w="8001"/>
+        <w:gridCol w:w="2034"/>
+        <w:gridCol w:w="7998"/>
       </w:tblGrid>
       <w:tr>
         <w:tc>
@@ -5676,6 +6071,14 @@
                 <w:sz w:val="18"/>
               </w:rPr>
               <w:t>Baseline</w:t>
+            </w:r>
+            <w:r>
+              <w:rPr>
+                <w:rFonts w:ascii="Arial" w:hAnsi="Arial"/>
+                <w:b/>
+                <w:color w:val="1F4E79"/>
+                <w:sz w:val="18"/>
+              </w:rPr>
               <w:br/>
               <w:t>(Before the Agent)</w:t>
             </w:r>
@@ -5734,7 +6137,7 @@
                 <w:rFonts w:ascii="Arial" w:hAnsi="Arial"/>
                 <w:sz w:val="19"/>
               </w:rPr>
-              <w:t xml:space="preserve">• Volume: 3,000 total loan inquiries/month. Of these, 60% (1,800) are handled through branch RMs; 40% (1,200) already use digital/IVR channels. This agent targets the 1,800 RM-handled inquiries only.</w:t>
+              <w:t>• Volume: 3,000 total loan inquiries/month. Of these, 60% (1,800) are handled through branch RMs; 40% (1,200) already use digital/IVR channels. This agent targets the 1,800 RM-handled inquiries only.</w:t>
             </w:r>
           </w:p>
           <w:p>
@@ -5810,9 +6213,9 @@
         <w:tblLook w:val="04A0" w:firstRow="1" w:lastRow="0" w:firstColumn="1" w:lastColumn="0" w:noHBand="0" w:noVBand="1"/>
       </w:tblPr>
       <w:tblGrid>
-        <w:gridCol w:w="2741"/>
-        <w:gridCol w:w="5183"/>
-        <w:gridCol w:w="2108"/>
+        <w:gridCol w:w="2726"/>
+        <w:gridCol w:w="5235"/>
+        <w:gridCol w:w="2071"/>
       </w:tblGrid>
       <w:tr>
         <w:tc>
@@ -6062,10 +6465,36 @@
                 <w:sz w:val="19"/>
               </w:rPr>
               <w:t>Actual spend confirmed via Langfuse: $0.64 for 37 dev/test traces (Phases 3–8). GPT-4o-2024-08-06 pricing: $0.0025/1K input, $0.010/1K output (vs. GPT-4o-mini at ~17× lower cost). Per trace: ~6,700 input + 230 output tokens.</w:t>
+            </w:r>
+            <w:r>
+              <w:rPr>
+                <w:rFonts w:ascii="Arial" w:hAnsi="Arial"/>
+                <w:sz w:val="19"/>
+              </w:rPr>
               <w:br/>
               <w:t>Full 9-phase dev estimate (~500 test calls): Input 875K × $0.0025/1K = $2.19; Output 300K × $0.010/1K = $3.00; plus $7 for prompt variant runs and seed sessions = ~$12.19.</w:t>
+            </w:r>
+            <w:r>
+              <w:rPr>
+                <w:rFonts w:ascii="Arial" w:hAnsi="Arial"/>
+                <w:sz w:val="19"/>
+              </w:rPr>
               <w:br/>
-              <w:t>Note: Production deployment uses GPT-4o for full accuracy. GPT-4o-mini (~17× lower LLM cost at ₹879/month vs. ₹14,645/month) is a viable cost-reduction lever — see Section 5.2 note for ROI impact.</w:t>
+              <w:t xml:space="preserve">Note: Production deployment uses GPT-4o for full accuracy. GPT-4o-mini (~17× lower LLM cost at </w:t>
+            </w:r>
+            <w:r>
+              <w:rPr>
+                <w:rFonts w:ascii="Arial" w:hAnsi="Arial"/>
+                <w:sz w:val="19"/>
+              </w:rPr>
+              <w:lastRenderedPageBreak/>
+              <w:t>₹879/month vs. ₹14,645/month) is a viable cost-reduction lever — see Section 5.2 note for ROI impact.</w:t>
+            </w:r>
+            <w:r>
+              <w:rPr>
+                <w:rFonts w:ascii="Arial" w:hAnsi="Arial"/>
+                <w:sz w:val="19"/>
+              </w:rPr>
               <w:br/>
               <w:t>Total: $12.19 × ₹95.72/$ =</w:t>
             </w:r>
@@ -6097,6 +6526,7 @@
                 <w:rFonts w:ascii="Arial" w:hAnsi="Arial"/>
                 <w:sz w:val="19"/>
               </w:rPr>
+              <w:lastRenderedPageBreak/>
               <w:t>₹1,167</w:t>
             </w:r>
           </w:p>
@@ -6480,20 +6910,13 @@
               <w:bottom w:val="single" w:sz="4" w:space="0" w:color="BBBBBB"/>
               <w:right w:val="single" w:sz="4" w:space="0" w:color="BBBBBB"/>
             </w:tcBorders>
-            <w:shd w:val="clear" w:color="auto" w:fill="FFFFFF"/>
+            <w:shd w:val="clear" w:color="auto" w:fill="F0F6FF"/>
             <w:tcMar>
               <w:top w:w="80" w:type="dxa"/>
               <w:left w:w="120" w:type="dxa"/>
               <w:bottom w:w="80" w:type="dxa"/>
               <w:right w:w="120" w:type="dxa"/>
             </w:tcMar>
-            <w:shd w:val="clear" w:color="auto" w:fill="F0F6FF"/>
-            <w:tcBorders>
-              <w:top w:val="single" w:sz="4" w:color="BBBBBB"/>
-              <w:left w:val="single" w:sz="4" w:color="BBBBBB"/>
-              <w:bottom w:val="single" w:sz="4" w:color="BBBBBB"/>
-              <w:right w:val="single" w:sz="4" w:color="BBBBBB"/>
-            </w:tcBorders>
           </w:tcPr>
           <w:p>
             <w:pPr>
@@ -6502,13 +6925,6 @@
             <w:r>
               <w:rPr>
                 <w:rFonts w:ascii="Arial" w:hAnsi="Arial"/>
-                <w:sz w:val="19"/>
-              </w:rPr>
-            </w:r>
-            <w:r>
-              <w:rPr>
-                <w:rFonts w:ascii="Arial" w:hAnsi="Arial"/>
-                <w:b w:val="0"/>
                 <w:sz w:val="19"/>
               </w:rPr>
               <w:t>Claude Code — Pro plan (development tool)</w:t>
@@ -6524,20 +6940,13 @@
               <w:bottom w:val="single" w:sz="4" w:space="0" w:color="BBBBBB"/>
               <w:right w:val="single" w:sz="4" w:space="0" w:color="BBBBBB"/>
             </w:tcBorders>
-            <w:shd w:val="clear" w:color="auto" w:fill="FFFFFF"/>
+            <w:shd w:val="clear" w:color="auto" w:fill="F0F6FF"/>
             <w:tcMar>
               <w:top w:w="80" w:type="dxa"/>
               <w:left w:w="120" w:type="dxa"/>
               <w:bottom w:w="80" w:type="dxa"/>
               <w:right w:w="120" w:type="dxa"/>
             </w:tcMar>
-            <w:shd w:val="clear" w:color="auto" w:fill="F0F6FF"/>
-            <w:tcBorders>
-              <w:top w:val="single" w:sz="4" w:color="BBBBBB"/>
-              <w:left w:val="single" w:sz="4" w:color="BBBBBB"/>
-              <w:bottom w:val="single" w:sz="4" w:color="BBBBBB"/>
-              <w:right w:val="single" w:sz="4" w:color="BBBBBB"/>
-            </w:tcBorders>
           </w:tcPr>
           <w:p>
             <w:pPr>
@@ -6546,13 +6955,6 @@
             <w:r>
               <w:rPr>
                 <w:rFonts w:ascii="Arial" w:hAnsi="Arial"/>
-                <w:sz w:val="19"/>
-              </w:rPr>
-            </w:r>
-            <w:r>
-              <w:rPr>
-                <w:rFonts w:ascii="Arial" w:hAnsi="Arial"/>
-                <w:b w:val="0"/>
                 <w:sz w:val="19"/>
               </w:rPr>
               <w:t>Claude Pro subscription ($20/month) pro-rated for 10-day prototype build: $20 × (10 ÷ 30) = $6.67 × ₹95.72/$ = ₹638. Used for architecture design, code generation, document creation, and debugging.</w:t>
@@ -6568,20 +6970,13 @@
               <w:bottom w:val="single" w:sz="4" w:space="0" w:color="BBBBBB"/>
               <w:right w:val="single" w:sz="4" w:space="0" w:color="BBBBBB"/>
             </w:tcBorders>
-            <w:shd w:val="clear" w:color="auto" w:fill="FFFFFF"/>
+            <w:shd w:val="clear" w:color="auto" w:fill="F0F6FF"/>
             <w:tcMar>
               <w:top w:w="80" w:type="dxa"/>
               <w:left w:w="120" w:type="dxa"/>
               <w:bottom w:w="80" w:type="dxa"/>
               <w:right w:w="120" w:type="dxa"/>
             </w:tcMar>
-            <w:shd w:val="clear" w:color="auto" w:fill="F0F6FF"/>
-            <w:tcBorders>
-              <w:top w:val="single" w:sz="4" w:color="BBBBBB"/>
-              <w:left w:val="single" w:sz="4" w:color="BBBBBB"/>
-              <w:bottom w:val="single" w:sz="4" w:color="BBBBBB"/>
-              <w:right w:val="single" w:sz="4" w:color="BBBBBB"/>
-            </w:tcBorders>
           </w:tcPr>
           <w:p>
             <w:pPr>
@@ -6590,13 +6985,6 @@
             <w:r>
               <w:rPr>
                 <w:rFonts w:ascii="Arial" w:hAnsi="Arial"/>
-                <w:sz w:val="19"/>
-              </w:rPr>
-            </w:r>
-            <w:r>
-              <w:rPr>
-                <w:rFonts w:ascii="Arial" w:hAnsi="Arial"/>
-                <w:b w:val="0"/>
                 <w:sz w:val="19"/>
               </w:rPr>
               <w:t>₹638</w:t>
@@ -6824,9 +7212,9 @@
         <w:tblLook w:val="04A0" w:firstRow="1" w:lastRow="0" w:firstColumn="1" w:lastColumn="0" w:noHBand="0" w:noVBand="1"/>
       </w:tblPr>
       <w:tblGrid>
-        <w:gridCol w:w="2677"/>
-        <w:gridCol w:w="5124"/>
-        <w:gridCol w:w="2231"/>
+        <w:gridCol w:w="2680"/>
+        <w:gridCol w:w="5051"/>
+        <w:gridCol w:w="2301"/>
       </w:tblGrid>
       <w:tr>
         <w:tc>
@@ -6983,9 +7371,21 @@
                 <w:rFonts w:ascii="Arial" w:hAnsi="Arial"/>
                 <w:sz w:val="19"/>
               </w:rPr>
-              <w:t xml:space="preserve">3,000 sessions × 12 turns × (500 input + 300 output tokens).</w:t>
+              <w:t>3,000 sessions × 12 turns × (500 input + 300 output tokens).</w:t>
+            </w:r>
+            <w:r>
+              <w:rPr>
+                <w:rFonts w:ascii="Arial" w:hAnsi="Arial"/>
+                <w:sz w:val="19"/>
+              </w:rPr>
               <w:br/>
               <w:t>Input: 18M tokens × $0.0025/1K = $45.00. Output: 10.8M × $0.010/1K = $108.00.</w:t>
+            </w:r>
+            <w:r>
+              <w:rPr>
+                <w:rFonts w:ascii="Arial" w:hAnsi="Arial"/>
+                <w:sz w:val="19"/>
+              </w:rPr>
               <w:br/>
               <w:t>Total: $153.00 × ₹95.72/$</w:t>
             </w:r>
@@ -7509,6 +7909,7 @@
                 <w:rFonts w:ascii="Arial" w:hAnsi="Arial"/>
                 <w:sz w:val="18"/>
               </w:rPr>
+              <w:lastRenderedPageBreak/>
               <w:t>Maintenance developer time</w:t>
             </w:r>
           </w:p>
@@ -7768,20 +8169,13 @@
               <w:bottom w:val="single" w:sz="4" w:space="0" w:color="BBBBBB"/>
               <w:right w:val="single" w:sz="4" w:space="0" w:color="BBBBBB"/>
             </w:tcBorders>
-            <w:shd w:val="clear" w:color="auto" w:fill="FFFFFF"/>
+            <w:shd w:val="clear" w:color="auto" w:fill="F0F6FF"/>
             <w:tcMar>
               <w:top w:w="80" w:type="dxa"/>
               <w:left w:w="120" w:type="dxa"/>
               <w:bottom w:w="80" w:type="dxa"/>
               <w:right w:w="120" w:type="dxa"/>
             </w:tcMar>
-            <w:shd w:val="clear" w:color="auto" w:fill="F0F6FF"/>
-            <w:tcBorders>
-              <w:top w:val="single" w:sz="4" w:color="BBBBBB"/>
-              <w:left w:val="single" w:sz="4" w:color="BBBBBB"/>
-              <w:bottom w:val="single" w:sz="4" w:color="BBBBBB"/>
-              <w:right w:val="single" w:sz="4" w:color="BBBBBB"/>
-            </w:tcBorders>
           </w:tcPr>
           <w:p>
             <w:pPr>
@@ -7790,13 +8184,6 @@
             <w:r>
               <w:rPr>
                 <w:rFonts w:ascii="Arial" w:hAnsi="Arial"/>
-                <w:sz w:val="19"/>
-              </w:rPr>
-            </w:r>
-            <w:r>
-              <w:rPr>
-                <w:rFonts w:ascii="Arial" w:hAnsi="Arial"/>
-                <w:b w:val="0"/>
                 <w:sz w:val="19"/>
               </w:rPr>
               <w:t>Claude Code — Max 5x plan (maintenance + support tooling)</w:t>
@@ -7812,20 +8199,13 @@
               <w:bottom w:val="single" w:sz="4" w:space="0" w:color="BBBBBB"/>
               <w:right w:val="single" w:sz="4" w:space="0" w:color="BBBBBB"/>
             </w:tcBorders>
-            <w:shd w:val="clear" w:color="auto" w:fill="FFFFFF"/>
+            <w:shd w:val="clear" w:color="auto" w:fill="F0F6FF"/>
             <w:tcMar>
               <w:top w:w="80" w:type="dxa"/>
               <w:left w:w="120" w:type="dxa"/>
               <w:bottom w:w="80" w:type="dxa"/>
               <w:right w:w="120" w:type="dxa"/>
             </w:tcMar>
-            <w:shd w:val="clear" w:color="auto" w:fill="F0F6FF"/>
-            <w:tcBorders>
-              <w:top w:val="single" w:sz="4" w:color="BBBBBB"/>
-              <w:left w:val="single" w:sz="4" w:color="BBBBBB"/>
-              <w:bottom w:val="single" w:sz="4" w:color="BBBBBB"/>
-              <w:right w:val="single" w:sz="4" w:color="BBBBBB"/>
-            </w:tcBorders>
           </w:tcPr>
           <w:p>
             <w:pPr>
@@ -7834,13 +8214,6 @@
             <w:r>
               <w:rPr>
                 <w:rFonts w:ascii="Arial" w:hAnsi="Arial"/>
-                <w:sz w:val="19"/>
-              </w:rPr>
-            </w:r>
-            <w:r>
-              <w:rPr>
-                <w:rFonts w:ascii="Arial" w:hAnsi="Arial"/>
-                <w:b w:val="0"/>
                 <w:sz w:val="19"/>
               </w:rPr>
               <w:t>Claude Max 5x subscription ($100/month) used by maintenance developer and support engineer for ongoing code changes, debugging, policy document updates, and incident resolution. $100 × ₹95.72/$ =</w:t>
@@ -7856,20 +8229,13 @@
               <w:bottom w:val="single" w:sz="4" w:space="0" w:color="BBBBBB"/>
               <w:right w:val="single" w:sz="4" w:space="0" w:color="BBBBBB"/>
             </w:tcBorders>
-            <w:shd w:val="clear" w:color="auto" w:fill="FFFFFF"/>
+            <w:shd w:val="clear" w:color="auto" w:fill="F0F6FF"/>
             <w:tcMar>
               <w:top w:w="80" w:type="dxa"/>
               <w:left w:w="120" w:type="dxa"/>
               <w:bottom w:w="80" w:type="dxa"/>
               <w:right w:w="120" w:type="dxa"/>
             </w:tcMar>
-            <w:shd w:val="clear" w:color="auto" w:fill="F0F6FF"/>
-            <w:tcBorders>
-              <w:top w:val="single" w:sz="4" w:color="BBBBBB"/>
-              <w:left w:val="single" w:sz="4" w:color="BBBBBB"/>
-              <w:bottom w:val="single" w:sz="4" w:color="BBBBBB"/>
-              <w:right w:val="single" w:sz="4" w:color="BBBBBB"/>
-            </w:tcBorders>
           </w:tcPr>
           <w:p>
             <w:pPr>
@@ -7878,13 +8244,6 @@
             <w:r>
               <w:rPr>
                 <w:rFonts w:ascii="Arial" w:hAnsi="Arial"/>
-                <w:sz w:val="19"/>
-              </w:rPr>
-            </w:r>
-            <w:r>
-              <w:rPr>
-                <w:rFonts w:ascii="Arial" w:hAnsi="Arial"/>
-                <w:b w:val="0"/>
                 <w:sz w:val="19"/>
               </w:rPr>
               <w:t>₹9,572/month</w:t>
@@ -7949,13 +8308,6 @@
                 <w:rFonts w:ascii="Arial" w:hAnsi="Arial"/>
                 <w:sz w:val="19"/>
               </w:rPr>
-            </w:r>
-            <w:r>
-              <w:rPr>
-                <w:rFonts w:ascii="Arial" w:hAnsi="Arial"/>
-                <w:b w:val="0"/>
-                <w:sz w:val="19"/>
-              </w:rPr>
               <w:t>15% buffer on all variable costs. Variable costs sub-total: ₹1,35,824 × 15% = ₹20,374. (Using self-hosted Langfuse instead of a cloud observability alternative saves ₹36,000–₹48,000/year — see Section 4.)</w:t>
             </w:r>
           </w:p>
@@ -7984,13 +8336,6 @@
             <w:r>
               <w:rPr>
                 <w:rFonts w:ascii="Arial" w:hAnsi="Arial"/>
-                <w:sz w:val="19"/>
-              </w:rPr>
-            </w:r>
-            <w:r>
-              <w:rPr>
-                <w:rFonts w:ascii="Arial" w:hAnsi="Arial"/>
-                <w:b w:val="0"/>
                 <w:sz w:val="19"/>
               </w:rPr>
               <w:t>₹20,374/month</w:t>
@@ -8126,9 +8471,9 @@
         <w:tblLook w:val="04A0" w:firstRow="1" w:lastRow="0" w:firstColumn="1" w:lastColumn="0" w:noHBand="0" w:noVBand="1"/>
       </w:tblPr>
       <w:tblGrid>
-        <w:gridCol w:w="2957"/>
-        <w:gridCol w:w="4994"/>
-        <w:gridCol w:w="2081"/>
+        <w:gridCol w:w="2963"/>
+        <w:gridCol w:w="5027"/>
+        <w:gridCol w:w="2042"/>
       </w:tblGrid>
       <w:tr>
         <w:tc>
@@ -8377,13 +8722,6 @@
                 <w:rFonts w:ascii="Arial" w:hAnsi="Arial"/>
                 <w:sz w:val="19"/>
               </w:rPr>
-            </w:r>
-            <w:r>
-              <w:rPr>
-                <w:rFonts w:ascii="Arial" w:hAnsi="Arial"/>
-                <w:b w:val="0"/>
-                <w:sz w:val="19"/>
-              </w:rPr>
               <w:t>AI system: ₹1,56,198 (LLM ₹14,645 + VM ₹1,607 + Langfuse ₹0 + Dev ₹60,000 + QA ₹30,000 + Support ₹20,000 + Claude Max ₹9,572 + Contingency ₹20,374) + RM 900 escalated × 10 min × ₹11.05</w:t>
             </w:r>
           </w:p>
@@ -8414,13 +8752,6 @@
                 <w:rFonts w:ascii="Arial" w:hAnsi="Arial"/>
                 <w:sz w:val="19"/>
               </w:rPr>
-            </w:r>
-            <w:r>
-              <w:rPr>
-                <w:rFonts w:ascii="Arial" w:hAnsi="Arial"/>
-                <w:b w:val="0"/>
-                <w:sz w:val="19"/>
-              </w:rPr>
               <w:t>₹2,55,648</w:t>
             </w:r>
           </w:p>
@@ -8453,7 +8784,6 @@
                 <w:rFonts w:ascii="Arial" w:hAnsi="Arial"/>
                 <w:sz w:val="18"/>
               </w:rPr>
-              <w:lastRenderedPageBreak/>
               <w:t>Net monthly saving</w:t>
             </w:r>
           </w:p>
@@ -8484,13 +8814,6 @@
                 <w:rFonts w:ascii="Arial" w:hAnsi="Arial"/>
                 <w:sz w:val="19"/>
               </w:rPr>
-            </w:r>
-            <w:r>
-              <w:rPr>
-                <w:rFonts w:ascii="Arial" w:hAnsi="Arial"/>
-                <w:b w:val="0"/>
-                <w:sz w:val="19"/>
-              </w:rPr>
               <w:t>₹6,21,563 − ₹2,55,648</w:t>
             </w:r>
           </w:p>
@@ -8521,13 +8844,6 @@
                 <w:rFonts w:ascii="Arial" w:hAnsi="Arial"/>
                 <w:sz w:val="19"/>
               </w:rPr>
-            </w:r>
-            <w:r>
-              <w:rPr>
-                <w:rFonts w:ascii="Arial" w:hAnsi="Arial"/>
-                <w:b w:val="0"/>
-                <w:sz w:val="19"/>
-              </w:rPr>
               <w:t>₹3,65,915</w:t>
             </w:r>
           </w:p>
@@ -8620,13 +8936,6 @@
                 <w:rFonts w:ascii="Arial" w:hAnsi="Arial"/>
                 <w:sz w:val="19"/>
               </w:rPr>
-            </w:r>
-            <w:r>
-              <w:rPr>
-                <w:rFonts w:ascii="Arial" w:hAnsi="Arial"/>
-                <w:b w:val="0"/>
-                <w:sz w:val="19"/>
-              </w:rPr>
               <w:t>₹241,805</w:t>
             </w:r>
           </w:p>
@@ -8689,13 +8998,6 @@
                 <w:rFonts w:ascii="Arial" w:hAnsi="Arial"/>
                 <w:sz w:val="19"/>
               </w:rPr>
-            </w:r>
-            <w:r>
-              <w:rPr>
-                <w:rFonts w:ascii="Arial" w:hAnsi="Arial"/>
-                <w:b w:val="0"/>
-                <w:sz w:val="19"/>
-              </w:rPr>
               <w:t>₹2,41,805 ÷ ₹3,26,135/month (month-1 rate at 30% resolution)</w:t>
             </w:r>
           </w:p>
@@ -8759,6 +9061,7 @@
                 <w:rFonts w:ascii="Arial" w:hAnsi="Arial"/>
                 <w:sz w:val="18"/>
               </w:rPr>
+              <w:lastRenderedPageBreak/>
               <w:t>Year 1 net saving (conservative — 30% AI resolution months 1–3, 50% months 4–12)</w:t>
             </w:r>
           </w:p>
@@ -8789,14 +9092,13 @@
                 <w:rFonts w:ascii="Arial" w:hAnsi="Arial"/>
                 <w:sz w:val="19"/>
               </w:rPr>
-            </w:r>
-            <w:r>
-              <w:rPr>
-                <w:rFonts w:ascii="Arial" w:hAnsi="Arial"/>
-                <w:b w:val="0"/>
-                <w:sz w:val="19"/>
-              </w:rPr>
               <w:t>Months 1–3 (30% AI resolution): 3 × ₹3,26,135</w:t>
+            </w:r>
+            <w:r>
+              <w:rPr>
+                <w:rFonts w:ascii="Arial" w:hAnsi="Arial"/>
+                <w:sz w:val="19"/>
+              </w:rPr>
               <w:br/>
               <w:t>Months 4–12 (50% AI resolution): 9 × ₹3,65,915</w:t>
             </w:r>
@@ -8828,13 +9130,6 @@
                 <w:rFonts w:ascii="Arial" w:hAnsi="Arial"/>
                 <w:sz w:val="19"/>
               </w:rPr>
-            </w:r>
-            <w:r>
-              <w:rPr>
-                <w:rFonts w:ascii="Arial" w:hAnsi="Arial"/>
-                <w:b w:val="0"/>
-                <w:sz w:val="19"/>
-              </w:rPr>
               <w:t>₹42,71,640</w:t>
             </w:r>
           </w:p>
@@ -8895,13 +9190,6 @@
             <w:r>
               <w:rPr>
                 <w:rFonts w:ascii="Arial" w:hAnsi="Arial"/>
-                <w:sz w:val="19"/>
-              </w:rPr>
-            </w:r>
-            <w:r>
-              <w:rPr>
-                <w:rFonts w:ascii="Arial" w:hAnsi="Arial"/>
-                <w:b w:val="0"/>
                 <w:sz w:val="19"/>
               </w:rPr>
               <w:t>(₹42,71,640 − ₹2,41,805) ÷ ₹2,41,805 × 100</w:t>
@@ -8952,7 +9240,7 @@
           <w:color w:val="595959"/>
           <w:sz w:val="17"/>
         </w:rPr>
-        <w:t xml:space="preserve">Note: Three deliberate conservative assumptions drive this calculation. (1) Channel scope: only 60% of inquiries (1,800 of 3,000) go through RMs — the remaining 40% already use digital/IVR channels; using 100% inflates the baseline. (2) AI resolution rate: 50% at steady state — industry benchmarks for financial advisory bots are 40–55%; 70% would require sustained RM training and knowledge base maturation. (3) Ramp-up: 30% resolution in months 1–3, 50% from month 4. Under these assumptions with GPT-4o (₹14,645/month LLM cost), payback is ~22 days and 12-month ROI is 1,666%. Alternative: switching to GPT-4o-mini (~17× cheaper LLM at ₹879/month, monthly total ₹1,40,367) improves ROI to ~1,745% and payback to ~21 days — at the cost of potentially reduced accuracy on complex financial reasoning; additional regression testing recommended before any model switch.</w:t>
+        <w:t>Note: Three deliberate conservative assumptions drive this calculation. (1) Channel scope: only 60% of inquiries (1,800 of 3,000) go through RMs — the remaining 40% already use digital/IVR channels; using 100% inflates the baseline. (2) AI resolution rate: 50% at steady state — industry benchmarks for financial advisory bots are 40–55%; 70% would require sustained RM training and knowledge base maturation. (3) Ramp-up: 30% resolution in months 1–3, 50% from month 4. Under these assumptions with GPT-4o (₹14,645/month LLM cost), payback is ~22 days and 12-month ROI is 1,666%. Alternative: switching to GPT-4o-mini (~17× cheaper LLM at ₹879/month, monthly total ₹1,40,367) improves ROI to ~1,745% and payback to ~21 days — at the cost of potentially reduced accuracy on complex financial reasoning; additional regression testing recommended before any model switch.</w:t>
       </w:r>
     </w:p>
     <w:p>
@@ -9175,6 +9463,14 @@
                 <w:sz w:val="18"/>
               </w:rPr>
               <w:t>Adoption Plan</w:t>
+            </w:r>
+            <w:r>
+              <w:rPr>
+                <w:rFonts w:ascii="Arial" w:hAnsi="Arial"/>
+                <w:b/>
+                <w:color w:val="1F4E79"/>
+                <w:sz w:val="18"/>
+              </w:rPr>
               <w:br/>
               <w:t>(Production Context)</w:t>
             </w:r>
@@ -9200,6 +9496,7 @@
           <w:p>
             <w:pPr>
               <w:spacing w:before="20" w:after="20"/>
+              <w:ind w:left="173"/>
             </w:pPr>
             <w:r>
               <w:rPr>
@@ -9411,9 +9708,7 @@
                 <w:b/>
                 <w:sz w:val="19"/>
               </w:rPr>
-              <w:t xml:space="preserve">Knowledge Base </w:t>
-              <w:lastRenderedPageBreak/>
-              <w:t>Staleness</w:t>
+              <w:t>Knowledge Base Staleness</w:t>
             </w:r>
           </w:p>
         </w:tc>
@@ -9443,10 +9738,15 @@
                 <w:rFonts w:ascii="Arial" w:hAnsi="Arial"/>
                 <w:sz w:val="19"/>
               </w:rPr>
+              <w:t xml:space="preserve">RBI changes repo rate or a bank revises eligibility criteria. Agent confidently quotes outdated information for weeks. Creates regulatory risk </w:t>
+            </w:r>
+            <w:r>
+              <w:rPr>
+                <w:rFonts w:ascii="Arial" w:hAnsi="Arial"/>
+                <w:sz w:val="19"/>
+              </w:rPr>
               <w:lastRenderedPageBreak/>
-              <w:t xml:space="preserve">RBI changes repo rate or a </w:t>
-              <w:lastRenderedPageBreak/>
-              <w:t>bank revises eligibility criteria. Agent confidently quotes outdated information for weeks. Creates regulatory risk and customer harm — especially serious in a rate-rising environment.</w:t>
+              <w:t>and customer harm — especially serious in a rate-rising environment.</w:t>
             </w:r>
           </w:p>
         </w:tc>
@@ -9477,9 +9777,7 @@
                 <w:sz w:val="19"/>
               </w:rPr>
               <w:lastRenderedPageBreak/>
-              <w:t xml:space="preserve">Every policy doc has 'Last Updated' date in line 1. </w:t>
-              <w:lastRenderedPageBreak/>
-              <w:t>System prompt cites document date in all rate answers. Langfuse alert when chunk date &gt; 90 days old for rate queries. Production: automated re-embedding pipeline on any policy document change.</w:t>
+              <w:t>Every policy doc has 'Last Updated' date in line 1. System prompt cites document date in all rate answers. Langfuse alert when chunk date &gt; 90 days old for rate queries. Production: automated re-embedding pipeline on any policy document change.</w:t>
             </w:r>
           </w:p>
         </w:tc>
@@ -9512,7 +9810,6 @@
                 <w:b/>
                 <w:sz w:val="19"/>
               </w:rPr>
-              <w:lastRenderedPageBreak/>
               <w:t>User Over-Reliance / Drop-off Balance</w:t>
             </w:r>
           </w:p>
@@ -10014,6 +10311,14 @@
                 <w:sz w:val="18"/>
               </w:rPr>
               <w:t>Pilot Scope</w:t>
+            </w:r>
+            <w:r>
+              <w:rPr>
+                <w:rFonts w:ascii="Arial" w:hAnsi="Arial"/>
+                <w:b/>
+                <w:color w:val="1F4E79"/>
+                <w:sz w:val="18"/>
+              </w:rPr>
               <w:br/>
               <w:t>(Capstone)</w:t>
             </w:r>
@@ -10080,6 +10385,14 @@
                 <w:sz w:val="18"/>
               </w:rPr>
               <w:t>Evaluation Plan</w:t>
+            </w:r>
+            <w:r>
+              <w:rPr>
+                <w:rFonts w:ascii="Arial" w:hAnsi="Arial"/>
+                <w:b/>
+                <w:color w:val="1F4E79"/>
+                <w:sz w:val="18"/>
+              </w:rPr>
               <w:br/>
               <w:t>(Linked to Observability)</w:t>
             </w:r>
@@ -10138,9 +10451,7 @@
                 <w:rFonts w:ascii="Arial" w:hAnsi="Arial"/>
                 <w:sz w:val="19"/>
               </w:rPr>
-              <w:t xml:space="preserve">• Safety Refusal Rate 100% → Langfuse safety evaluation dataset, 5 out-of-scope </w:t>
-              <w:lastRenderedPageBreak/>
-              <w:t>prompts.</w:t>
+              <w:t>• Safety Refusal Rate 100% → Langfuse safety evaluation dataset, 5 out-of-scope prompts.</w:t>
             </w:r>
           </w:p>
           <w:p>
@@ -10179,7 +10490,15 @@
                 <w:rFonts w:ascii="Arial" w:hAnsi="Arial"/>
                 <w:sz w:val="19"/>
               </w:rPr>
-              <w:t>• RM Summary Quality ≥ 4/5 → Langfuse human annotation on 3 generated escalation summaries.</w:t>
+              <w:t xml:space="preserve">• RM Summary Quality ≥ 4/5 → Langfuse human annotation on 3 generated escalation </w:t>
+            </w:r>
+            <w:r>
+              <w:rPr>
+                <w:rFonts w:ascii="Arial" w:hAnsi="Arial"/>
+                <w:sz w:val="19"/>
+              </w:rPr>
+              <w:lastRenderedPageBreak/>
+              <w:t>summaries.</w:t>
             </w:r>
           </w:p>
           <w:p>

--- a/docs/concept_document.docx
+++ b/docs/concept_document.docx
@@ -1084,7 +1084,7 @@
                 <w:rFonts w:ascii="Arial" w:hAnsi="Arial"/>
                 <w:sz w:val="19"/>
               </w:rPr>
-              <w:t>• lookup_loan_status — mock pre-seeded data covering all 5 journey stages.</w:t>
+              <w:t>• query_loan_policy — mock pre-seeded data covering all 5 journey stages.</w:t>
             </w:r>
           </w:p>
           <w:p>
@@ -1275,14 +1275,6 @@
                 <w:sz w:val="18"/>
               </w:rPr>
               <w:t>Success Metrics</w:t>
-            </w:r>
-            <w:r>
-              <w:rPr>
-                <w:rFonts w:ascii="Arial" w:hAnsi="Arial"/>
-                <w:b/>
-                <w:color w:val="1F4E79"/>
-                <w:sz w:val="18"/>
-              </w:rPr>
               <w:br/>
               <w:t>(2 Quantitative — linked to observability dashboard)</w:t>
             </w:r>
@@ -1362,14 +1354,6 @@
               </w:rPr>
               <w:lastRenderedPageBreak/>
               <w:t>Success Metrics</w:t>
-            </w:r>
-            <w:r>
-              <w:rPr>
-                <w:rFonts w:ascii="Arial" w:hAnsi="Arial"/>
-                <w:b/>
-                <w:color w:val="1F4E79"/>
-                <w:sz w:val="18"/>
-              </w:rPr>
               <w:br/>
               <w:t>(2 Qualitative — linked to observability dashboard)</w:t>
             </w:r>
@@ -1720,7 +1704,20 @@
                 <w:rFonts w:ascii="Arial" w:hAnsi="Arial"/>
                 <w:sz w:val="19"/>
               </w:rPr>
-              <w:t>• 5 tools: calculate_emi, check_eligibility, get_document_checklist, lookup_loan_status, generate_escalation_summary.</w:t>
+              <w:t>• 5 tools: calculate_emi, check_eligibility, get_document_checklist, query_loan_policy, generate_escalation_summary.</w:t>
+            </w:r>
+          </w:p>
+          <w:p>
+            <w:pPr>
+              <w:spacing w:after="20"/>
+              <w:ind w:left="173"/>
+            </w:pPr>
+            <w:r>
+              <w:rPr>
+                <w:rFonts w:ascii="Arial" w:hAnsi="Arial"/>
+                <w:sz w:val="19"/>
+              </w:rPr>
+              <w:t xml:space="preserve">• MCP exposure layer (loan_mcp/server.py): all 5 tools discoverable via FastMCP (mcp v1.27). Supports stdio transport for Claude Desktop and streamable-HTTP for network/Docker. Activated via USE_MCP=true; agent defaults to direct @tool imports when unset.</w:t>
             </w:r>
           </w:p>
           <w:p>
@@ -1958,14 +1955,6 @@
                 <w:sz w:val="18"/>
               </w:rPr>
               <w:t>Current Workflow</w:t>
-            </w:r>
-            <w:r>
-              <w:rPr>
-                <w:rFonts w:ascii="Arial" w:hAnsi="Arial"/>
-                <w:b/>
-                <w:color w:val="1F4E79"/>
-                <w:sz w:val="18"/>
-              </w:rPr>
               <w:br/>
               <w:t>(Today)</w:t>
             </w:r>
@@ -2011,12 +2000,6 @@
                 <w:sz w:val="19"/>
               </w:rPr>
               <w:t xml:space="preserve">• Branch visit (highest quality, slowest): 15–30 min wait + 20–30 min RM consultation. RM manually consults policy circulars, runs spreadsheet calculations, assesses FOIR, </w:t>
-            </w:r>
-            <w:r>
-              <w:rPr>
-                <w:rFonts w:ascii="Arial" w:hAnsi="Arial"/>
-                <w:sz w:val="19"/>
-              </w:rPr>
               <w:lastRenderedPageBreak/>
               <w:t>explains document requirements. Total: 40–60 min. Cost: ₹275/inquiry (fully-loaded RM rate).</w:t>
             </w:r>
@@ -2092,14 +2075,6 @@
               </w:rPr>
               <w:lastRenderedPageBreak/>
               <w:t>Where Time / Cost /</w:t>
-            </w:r>
-            <w:r>
-              <w:rPr>
-                <w:rFonts w:ascii="Arial" w:hAnsi="Arial"/>
-                <w:b/>
-                <w:color w:val="1F4E79"/>
-                <w:sz w:val="18"/>
-              </w:rPr>
               <w:br/>
               <w:t>Errors Occur</w:t>
             </w:r>
@@ -2557,14 +2532,6 @@
                 <w:sz w:val="18"/>
               </w:rPr>
               <w:t>① SESSION INITIATION</w:t>
-            </w:r>
-            <w:r>
-              <w:rPr>
-                <w:rFonts w:ascii="Arial" w:hAnsi="Arial"/>
-                <w:b/>
-                <w:color w:val="1F4E79"/>
-                <w:sz w:val="18"/>
-              </w:rPr>
               <w:br/>
               <w:t>User opens copilot → greeting + product / intent menu presented</w:t>
             </w:r>
@@ -2712,14 +2679,6 @@
                 <w:sz w:val="18"/>
               </w:rPr>
               <w:t>② INTENT CLASSIFICATION</w:t>
-            </w:r>
-            <w:r>
-              <w:rPr>
-                <w:rFonts w:ascii="Arial" w:hAnsi="Arial"/>
-                <w:b/>
-                <w:color w:val="1F4E79"/>
-                <w:sz w:val="18"/>
-              </w:rPr>
               <w:br/>
               <w:t>LLM classifies: product inquiry / eligibility / EMI / documents / status / FAQ / out-of-scope</w:t>
             </w:r>
@@ -2867,14 +2826,6 @@
                 <w:sz w:val="18"/>
               </w:rPr>
               <w:t>③ SAFETY GATE  ◆  (LLM intent classifier + keyword pre-filter)</w:t>
-            </w:r>
-            <w:r>
-              <w:rPr>
-                <w:rFonts w:ascii="Arial" w:hAnsi="Arial"/>
-                <w:b/>
-                <w:color w:val="7F4F00"/>
-                <w:sz w:val="18"/>
-              </w:rPr>
               <w:br/>
               <w:t>Screens for: approval demands · money movement · legal advice · prompt injection</w:t>
             </w:r>
@@ -2930,13 +2881,6 @@
                 <w:sz w:val="17"/>
               </w:rPr>
               <w:t>↙  IN SCOPE</w:t>
-            </w:r>
-            <w:r>
-              <w:rPr>
-                <w:rFonts w:ascii="Arial" w:hAnsi="Arial"/>
-                <w:color w:val="2E74B5"/>
-                <w:sz w:val="17"/>
-              </w:rPr>
               <w:br/>
               <w:t>continues ↓</w:t>
             </w:r>
@@ -3004,34 +2948,10 @@
                 <w:sz w:val="17"/>
               </w:rPr>
               <w:t>④a  HARD REFUSAL</w:t>
-            </w:r>
-            <w:r>
-              <w:rPr>
-                <w:rFonts w:ascii="Arial" w:hAnsi="Arial"/>
-                <w:b/>
-                <w:color w:val="830C0C"/>
-                <w:sz w:val="17"/>
-              </w:rPr>
               <w:br/>
               <w:t>Canned template returned.</w:t>
-            </w:r>
-            <w:r>
-              <w:rPr>
-                <w:rFonts w:ascii="Arial" w:hAnsi="Arial"/>
-                <w:b/>
-                <w:color w:val="830C0C"/>
-                <w:sz w:val="17"/>
-              </w:rPr>
               <w:br/>
               <w:t>LLM not called.</w:t>
-            </w:r>
-            <w:r>
-              <w:rPr>
-                <w:rFonts w:ascii="Arial" w:hAnsi="Arial"/>
-                <w:b/>
-                <w:color w:val="830C0C"/>
-                <w:sz w:val="17"/>
-              </w:rPr>
               <w:br/>
               <w:t>Attempt logged.</w:t>
             </w:r>
@@ -3093,34 +3013,10 @@
                 <w:sz w:val="18"/>
               </w:rPr>
               <w:t>④  PROFILE COLLECTION  (multi-turn)</w:t>
-            </w:r>
-            <w:r>
-              <w:rPr>
-                <w:rFonts w:ascii="Arial" w:hAnsi="Arial"/>
-                <w:b/>
-                <w:color w:val="1F4E79"/>
-                <w:sz w:val="18"/>
-              </w:rPr>
               <w:br/>
               <w:t>Agent asks for missing fields: income · employment type · loan type ·</w:t>
-            </w:r>
-            <w:r>
-              <w:rPr>
-                <w:rFonts w:ascii="Arial" w:hAnsi="Arial"/>
-                <w:b/>
-                <w:color w:val="1F4E79"/>
-                <w:sz w:val="18"/>
-              </w:rPr>
               <w:br/>
               <w:t>amount · tenure · CIBIL band · existing EMIs</w:t>
-            </w:r>
-            <w:r>
-              <w:rPr>
-                <w:rFonts w:ascii="Arial" w:hAnsi="Arial"/>
-                <w:b/>
-                <w:color w:val="1F4E79"/>
-                <w:sz w:val="18"/>
-              </w:rPr>
               <w:br/>
               <w:t>Session state tracks collected fields — no repeat questions</w:t>
             </w:r>
@@ -3268,34 +3164,10 @@
                 <w:sz w:val="18"/>
               </w:rPr>
               <w:t>⑤  RAG RETRIEVAL  (conditional)</w:t>
-            </w:r>
-            <w:r>
-              <w:rPr>
-                <w:rFonts w:ascii="Arial" w:hAnsi="Arial"/>
-                <w:b/>
-                <w:color w:val="1F4E79"/>
-                <w:sz w:val="18"/>
-              </w:rPr>
               <w:br/>
               <w:t>Triggered for: policy / rate / document / FAQ queries</w:t>
-            </w:r>
-            <w:r>
-              <w:rPr>
-                <w:rFonts w:ascii="Arial" w:hAnsi="Arial"/>
-                <w:b/>
-                <w:color w:val="1F4E79"/>
-                <w:sz w:val="18"/>
-              </w:rPr>
               <w:br/>
               <w:t>Top-3 chunks from ChromaDB · similarity threshold check</w:t>
-            </w:r>
-            <w:r>
-              <w:rPr>
-                <w:rFonts w:ascii="Arial" w:hAnsi="Arial"/>
-                <w:b/>
-                <w:color w:val="1F4E79"/>
-                <w:sz w:val="18"/>
-              </w:rPr>
               <w:br/>
               <w:t>Low confidence → agent states uncertainty; does NOT use LLM general knowledge</w:t>
             </w:r>
@@ -3443,36 +3315,14 @@
                 <w:sz w:val="18"/>
               </w:rPr>
               <w:t>⑥  TOOL INVOCATION  (LangGraph create_agent — tool-calling loop)</w:t>
-            </w:r>
-            <w:r>
-              <w:rPr>
-                <w:rFonts w:ascii="Arial" w:hAnsi="Arial"/>
-                <w:b/>
-                <w:color w:val="1F4E79"/>
-                <w:sz w:val="18"/>
-              </w:rPr>
               <w:br/>
               <w:t>calculate_emi  ·  check_eligibility  ·  get_document_checklist</w:t>
-            </w:r>
-            <w:r>
-              <w:rPr>
-                <w:rFonts w:ascii="Arial" w:hAnsi="Arial"/>
-                <w:b/>
-                <w:color w:val="1F4E79"/>
-                <w:sz w:val="18"/>
-              </w:rPr>
               <w:br/>
-              <w:t>lookup_loan_status  ·  generate_escalation_summary</w:t>
-            </w:r>
-            <w:r>
-              <w:rPr>
-                <w:rFonts w:ascii="Arial" w:hAnsi="Arial"/>
-                <w:b/>
-                <w:color w:val="1F4E79"/>
-                <w:sz w:val="18"/>
-              </w:rPr>
+              <w:t>query_loan_policy  ·  generate_escalation_summary</w:t>
               <w:br/>
               <w:t>All numeric outputs deterministic — LLM cannot generate financial figures</w:t>
+              <w:br/>
+              <w:t xml:space="preserve">Exposed via MCP (FastMCP · loan_mcp/server.py · USE_MCP=true)</w:t>
             </w:r>
           </w:p>
         </w:tc>
@@ -3618,34 +3468,10 @@
                 <w:sz w:val="18"/>
               </w:rPr>
               <w:t>⑦  RESPONSE SYNTHESIS</w:t>
-            </w:r>
-            <w:r>
-              <w:rPr>
-                <w:rFonts w:ascii="Arial" w:hAnsi="Arial"/>
-                <w:b/>
-                <w:color w:val="1F4E79"/>
-                <w:sz w:val="18"/>
-              </w:rPr>
               <w:br/>
               <w:t>LLM generates plain-language response using:</w:t>
-            </w:r>
-            <w:r>
-              <w:rPr>
-                <w:rFonts w:ascii="Arial" w:hAnsi="Arial"/>
-                <w:b/>
-                <w:color w:val="1F4E79"/>
-                <w:sz w:val="18"/>
-              </w:rPr>
               <w:br/>
               <w:t>tool output + retrieved context + conversation history</w:t>
-            </w:r>
-            <w:r>
-              <w:rPr>
-                <w:rFonts w:ascii="Arial" w:hAnsi="Arial"/>
-                <w:b/>
-                <w:color w:val="1F4E79"/>
-                <w:sz w:val="18"/>
-              </w:rPr>
               <w:br/>
               <w:t>System prompt enforces: show reasoning · mandatory disclaimer · no approval language</w:t>
             </w:r>
@@ -3793,24 +3619,8 @@
                 <w:sz w:val="18"/>
               </w:rPr>
               <w:t>⑧  RISK &amp; CONFIDENCE CHECK  ◆</w:t>
-            </w:r>
-            <w:r>
-              <w:rPr>
-                <w:rFonts w:ascii="Arial" w:hAnsi="Arial"/>
-                <w:b/>
-                <w:color w:val="7F4F00"/>
-                <w:sz w:val="18"/>
-              </w:rPr>
               <w:br/>
               <w:t>risk_band = High?  ·  FOIR &gt; 55%?  ·  Loan &gt; product ceiling?</w:t>
-            </w:r>
-            <w:r>
-              <w:rPr>
-                <w:rFonts w:ascii="Arial" w:hAnsi="Arial"/>
-                <w:b/>
-                <w:color w:val="7F4F00"/>
-                <w:sz w:val="18"/>
-              </w:rPr>
               <w:br/>
               <w:t>Retrieval confidence low?  ·  3 consecutive unhelpful turns?</w:t>
             </w:r>
@@ -3952,34 +3762,10 @@
                 <w:sz w:val="17"/>
               </w:rPr>
               <w:t>⑨a  GENERATE RM SUMMARY</w:t>
-            </w:r>
-            <w:r>
-              <w:rPr>
-                <w:rFonts w:ascii="Arial" w:hAnsi="Arial"/>
-                <w:b/>
-                <w:color w:val="375623"/>
-                <w:sz w:val="17"/>
-              </w:rPr>
               <w:br/>
               <w:t>Intent · profile · risk band + reasons</w:t>
-            </w:r>
-            <w:r>
-              <w:rPr>
-                <w:rFonts w:ascii="Arial" w:hAnsi="Arial"/>
-                <w:b/>
-                <w:color w:val="375623"/>
-                <w:sz w:val="17"/>
-              </w:rPr>
               <w:br/>
               <w:t>gap analysis · docs still needed</w:t>
-            </w:r>
-            <w:r>
-              <w:rPr>
-                <w:rFonts w:ascii="Arial" w:hAnsi="Arial"/>
-                <w:b/>
-                <w:color w:val="375623"/>
-                <w:sz w:val="17"/>
-              </w:rPr>
               <w:br/>
               <w:t>conversation snapshot · recommended RM action</w:t>
             </w:r>
@@ -4015,34 +3801,10 @@
                 <w:sz w:val="17"/>
               </w:rPr>
               <w:t>⑨b  FEEDBACK COLLECTION</w:t>
-            </w:r>
-            <w:r>
-              <w:rPr>
-                <w:rFonts w:ascii="Arial" w:hAnsi="Arial"/>
-                <w:b/>
-                <w:color w:val="1F4E79"/>
-                <w:sz w:val="17"/>
-              </w:rPr>
               <w:br/>
               <w:t>Agent appends: 'Was this helpful? (y/n)'</w:t>
-            </w:r>
-            <w:r>
-              <w:rPr>
-                <w:rFonts w:ascii="Arial" w:hAnsi="Arial"/>
-                <w:b/>
-                <w:color w:val="1F4E79"/>
-                <w:sz w:val="17"/>
-              </w:rPr>
               <w:br/>
               <w:t>Negative → optional comment captured</w:t>
-            </w:r>
-            <w:r>
-              <w:rPr>
-                <w:rFonts w:ascii="Arial" w:hAnsi="Arial"/>
-                <w:b/>
-                <w:color w:val="1F4E79"/>
-                <w:sz w:val="17"/>
-              </w:rPr>
               <w:br/>
               <w:t>Session state + feedback → session_feedback.json (PII masked)</w:t>
             </w:r>
@@ -4184,34 +3946,10 @@
                 <w:sz w:val="17"/>
               </w:rPr>
               <w:t>⑩a  RM DASHBOARD ALERT</w:t>
-            </w:r>
-            <w:r>
-              <w:rPr>
-                <w:rFonts w:ascii="Arial" w:hAnsi="Arial"/>
-                <w:b/>
-                <w:color w:val="375623"/>
-                <w:sz w:val="17"/>
-              </w:rPr>
               <w:br/>
               <w:t>Escalation written to escalations.json</w:t>
-            </w:r>
-            <w:r>
-              <w:rPr>
-                <w:rFonts w:ascii="Arial" w:hAnsi="Arial"/>
-                <w:b/>
-                <w:color w:val="375623"/>
-                <w:sz w:val="17"/>
-              </w:rPr>
               <w:br/>
               <w:t>Streamlit RM tab shows pending cases</w:t>
-            </w:r>
-            <w:r>
-              <w:rPr>
-                <w:rFonts w:ascii="Arial" w:hAnsi="Arial"/>
-                <w:b/>
-                <w:color w:val="375623"/>
-                <w:sz w:val="17"/>
-              </w:rPr>
               <w:br/>
               <w:t>RM sees full summary before first contact</w:t>
             </w:r>
@@ -4247,44 +3985,12 @@
                 <w:sz w:val="17"/>
               </w:rPr>
               <w:t>⑩b  SESSION LOG</w:t>
-            </w:r>
-            <w:r>
-              <w:rPr>
-                <w:rFonts w:ascii="Arial" w:hAnsi="Arial"/>
-                <w:b/>
-                <w:color w:val="595959"/>
-                <w:sz w:val="17"/>
-              </w:rPr>
               <w:br/>
               <w:t>Structured JSON: timestamp · tool calls</w:t>
-            </w:r>
-            <w:r>
-              <w:rPr>
-                <w:rFonts w:ascii="Arial" w:hAnsi="Arial"/>
-                <w:b/>
-                <w:color w:val="595959"/>
-                <w:sz w:val="17"/>
-              </w:rPr>
               <w:br/>
               <w:t>retrieved chunk IDs · LLM response</w:t>
-            </w:r>
-            <w:r>
-              <w:rPr>
-                <w:rFonts w:ascii="Arial" w:hAnsi="Arial"/>
-                <w:b/>
-                <w:color w:val="595959"/>
-                <w:sz w:val="17"/>
-              </w:rPr>
               <w:br/>
               <w:t>escalation flag · feedback rating</w:t>
-            </w:r>
-            <w:r>
-              <w:rPr>
-                <w:rFonts w:ascii="Arial" w:hAnsi="Arial"/>
-                <w:b/>
-                <w:color w:val="595959"/>
-                <w:sz w:val="17"/>
-              </w:rPr>
               <w:br/>
               <w:t>PII masked before write</w:t>
             </w:r>
@@ -4413,34 +4119,10 @@
                 <w:sz w:val="17"/>
               </w:rPr>
               <w:t>⑪  RM REVIEWS &amp; ACTS</w:t>
-            </w:r>
-            <w:r>
-              <w:rPr>
-                <w:rFonts w:ascii="Arial" w:hAnsi="Arial"/>
-                <w:b/>
-                <w:color w:val="375623"/>
-                <w:sz w:val="17"/>
-              </w:rPr>
               <w:br/>
               <w:t>Opens escalation summary</w:t>
-            </w:r>
-            <w:r>
-              <w:rPr>
-                <w:rFonts w:ascii="Arial" w:hAnsi="Arial"/>
-                <w:b/>
-                <w:color w:val="375623"/>
-                <w:sz w:val="17"/>
-              </w:rPr>
               <w:br/>
               <w:t>Contacts customer with full context</w:t>
-            </w:r>
-            <w:r>
-              <w:rPr>
-                <w:rFonts w:ascii="Arial" w:hAnsi="Arial"/>
-                <w:b/>
-                <w:color w:val="375623"/>
-                <w:sz w:val="17"/>
-              </w:rPr>
               <w:br/>
               <w:t>Logs action taken in RM dashboard</w:t>
             </w:r>
@@ -4550,14 +4232,6 @@
                 <w:sz w:val="18"/>
               </w:rPr>
               <w:t>Step-by-Step Flow</w:t>
-            </w:r>
-            <w:r>
-              <w:rPr>
-                <w:rFonts w:ascii="Arial" w:hAnsi="Arial"/>
-                <w:b/>
-                <w:color w:val="1F4E79"/>
-                <w:sz w:val="18"/>
-              </w:rPr>
               <w:br/>
               <w:t>(10 Steps)</w:t>
             </w:r>
@@ -4662,12 +4336,6 @@
                 <w:sz w:val="19"/>
               </w:rPr>
               <w:t xml:space="preserve">⑦ Response Synthesis: LLM synthesises plain-language response using tool output + </w:t>
-            </w:r>
-            <w:r>
-              <w:rPr>
-                <w:rFonts w:ascii="Arial" w:hAnsi="Arial"/>
-                <w:sz w:val="19"/>
-              </w:rPr>
               <w:lastRenderedPageBreak/>
               <w:t>retrieved context + conversation history. System prompt enforces: show reasoning, mandatory disclaimer, no approval language.</w:t>
             </w:r>
@@ -4966,7 +4634,7 @@
                 <w:rFonts w:ascii="Arial" w:hAnsi="Arial"/>
                 <w:sz w:val="19"/>
               </w:rPr>
-              <w:t>• 'What is my application status?' → lookup_loan_status. Purely deterministic.</w:t>
+              <w:t>• 'What is my application status?' → query_loan_policy. Purely deterministic.</w:t>
             </w:r>
           </w:p>
           <w:p>
@@ -5237,14 +4905,6 @@
                 <w:sz w:val="18"/>
               </w:rPr>
               <w:t>Actions Allowed</w:t>
-            </w:r>
-            <w:r>
-              <w:rPr>
-                <w:rFonts w:ascii="Arial" w:hAnsi="Arial"/>
-                <w:b/>
-                <w:color w:val="1F4E79"/>
-                <w:sz w:val="18"/>
-              </w:rPr>
               <w:br/>
               <w:t>Without Approval</w:t>
             </w:r>
@@ -5403,14 +5063,6 @@
                 <w:sz w:val="18"/>
               </w:rPr>
               <w:t>Actions Requiring</w:t>
-            </w:r>
-            <w:r>
-              <w:rPr>
-                <w:rFonts w:ascii="Arial" w:hAnsi="Arial"/>
-                <w:b/>
-                <w:color w:val="1F4E79"/>
-                <w:sz w:val="18"/>
-              </w:rPr>
               <w:br/>
               <w:t>Human Approval</w:t>
             </w:r>
@@ -5556,14 +5208,6 @@
                 <w:sz w:val="18"/>
               </w:rPr>
               <w:t>Logging and</w:t>
-            </w:r>
-            <w:r>
-              <w:rPr>
-                <w:rFonts w:ascii="Arial" w:hAnsi="Arial"/>
-                <w:b/>
-                <w:color w:val="1F4E79"/>
-                <w:sz w:val="18"/>
-              </w:rPr>
               <w:br/>
               <w:t>Auditability</w:t>
             </w:r>
@@ -5670,14 +5314,6 @@
                 <w:sz w:val="18"/>
               </w:rPr>
               <w:t>Monitoring</w:t>
-            </w:r>
-            <w:r>
-              <w:rPr>
-                <w:rFonts w:ascii="Arial" w:hAnsi="Arial"/>
-                <w:b/>
-                <w:color w:val="1F4E79"/>
-                <w:sz w:val="18"/>
-              </w:rPr>
               <w:br/>
               <w:t>(Observability Tools — not manual spot-checks)</w:t>
             </w:r>
@@ -5828,12 +5464,6 @@
                 <w:sz w:val="19"/>
               </w:rPr>
               <w:t xml:space="preserve">• LLM-as-judge scoring: auto-scores each response for factual grounding (score 0–1). Flags sessions where LLM response contains figures not in tool output or retrieved </w:t>
-            </w:r>
-            <w:r>
-              <w:rPr>
-                <w:rFonts w:ascii="Arial" w:hAnsi="Arial"/>
-                <w:sz w:val="19"/>
-              </w:rPr>
               <w:lastRenderedPageBreak/>
               <w:t>context.</w:t>
             </w:r>
@@ -5910,14 +5540,6 @@
               </w:rPr>
               <w:lastRenderedPageBreak/>
               <w:t>User Communication</w:t>
-            </w:r>
-            <w:r>
-              <w:rPr>
-                <w:rFonts w:ascii="Arial" w:hAnsi="Arial"/>
-                <w:b/>
-                <w:color w:val="1F4E79"/>
-                <w:sz w:val="18"/>
-              </w:rPr>
               <w:br/>
               <w:t>Principles</w:t>
             </w:r>
@@ -6071,14 +5693,6 @@
                 <w:sz w:val="18"/>
               </w:rPr>
               <w:t>Baseline</w:t>
-            </w:r>
-            <w:r>
-              <w:rPr>
-                <w:rFonts w:ascii="Arial" w:hAnsi="Arial"/>
-                <w:b/>
-                <w:color w:val="1F4E79"/>
-                <w:sz w:val="18"/>
-              </w:rPr>
               <w:br/>
               <w:t>(Before the Agent)</w:t>
             </w:r>
@@ -6465,36 +6079,12 @@
                 <w:sz w:val="19"/>
               </w:rPr>
               <w:t>Actual spend confirmed via Langfuse: $0.64 for 37 dev/test traces (Phases 3–8). GPT-4o-2024-08-06 pricing: $0.0025/1K input, $0.010/1K output (vs. GPT-4o-mini at ~17× lower cost). Per trace: ~6,700 input + 230 output tokens.</w:t>
-            </w:r>
-            <w:r>
-              <w:rPr>
-                <w:rFonts w:ascii="Arial" w:hAnsi="Arial"/>
-                <w:sz w:val="19"/>
-              </w:rPr>
               <w:br/>
               <w:t>Full 9-phase dev estimate (~500 test calls): Input 875K × $0.0025/1K = $2.19; Output 300K × $0.010/1K = $3.00; plus $7 for prompt variant runs and seed sessions = ~$12.19.</w:t>
-            </w:r>
-            <w:r>
-              <w:rPr>
-                <w:rFonts w:ascii="Arial" w:hAnsi="Arial"/>
-                <w:sz w:val="19"/>
-              </w:rPr>
               <w:br/>
               <w:t xml:space="preserve">Note: Production deployment uses GPT-4o for full accuracy. GPT-4o-mini (~17× lower LLM cost at </w:t>
-            </w:r>
-            <w:r>
-              <w:rPr>
-                <w:rFonts w:ascii="Arial" w:hAnsi="Arial"/>
-                <w:sz w:val="19"/>
-              </w:rPr>
               <w:lastRenderedPageBreak/>
               <w:t>₹879/month vs. ₹14,645/month) is a viable cost-reduction lever — see Section 5.2 note for ROI impact.</w:t>
-            </w:r>
-            <w:r>
-              <w:rPr>
-                <w:rFonts w:ascii="Arial" w:hAnsi="Arial"/>
-                <w:sz w:val="19"/>
-              </w:rPr>
               <w:br/>
               <w:t>Total: $12.19 × ₹95.72/$ =</w:t>
             </w:r>
@@ -7372,20 +6962,8 @@
                 <w:sz w:val="19"/>
               </w:rPr>
               <w:t>3,000 sessions × 12 turns × (500 input + 300 output tokens).</w:t>
-            </w:r>
-            <w:r>
-              <w:rPr>
-                <w:rFonts w:ascii="Arial" w:hAnsi="Arial"/>
-                <w:sz w:val="19"/>
-              </w:rPr>
               <w:br/>
               <w:t>Input: 18M tokens × $0.0025/1K = $45.00. Output: 10.8M × $0.010/1K = $108.00.</w:t>
-            </w:r>
-            <w:r>
-              <w:rPr>
-                <w:rFonts w:ascii="Arial" w:hAnsi="Arial"/>
-                <w:sz w:val="19"/>
-              </w:rPr>
               <w:br/>
               <w:t>Total: $153.00 × ₹95.72/$</w:t>
             </w:r>
@@ -9093,12 +8671,6 @@
                 <w:sz w:val="19"/>
               </w:rPr>
               <w:t>Months 1–3 (30% AI resolution): 3 × ₹3,26,135</w:t>
-            </w:r>
-            <w:r>
-              <w:rPr>
-                <w:rFonts w:ascii="Arial" w:hAnsi="Arial"/>
-                <w:sz w:val="19"/>
-              </w:rPr>
               <w:br/>
               <w:t>Months 4–12 (50% AI resolution): 9 × ₹3,65,915</w:t>
             </w:r>
@@ -9463,14 +9035,6 @@
                 <w:sz w:val="18"/>
               </w:rPr>
               <w:t>Adoption Plan</w:t>
-            </w:r>
-            <w:r>
-              <w:rPr>
-                <w:rFonts w:ascii="Arial" w:hAnsi="Arial"/>
-                <w:b/>
-                <w:color w:val="1F4E79"/>
-                <w:sz w:val="18"/>
-              </w:rPr>
               <w:br/>
               <w:t>(Production Context)</w:t>
             </w:r>
@@ -9739,12 +9303,6 @@
                 <w:sz w:val="19"/>
               </w:rPr>
               <w:t xml:space="preserve">RBI changes repo rate or a bank revises eligibility criteria. Agent confidently quotes outdated information for weeks. Creates regulatory risk </w:t>
-            </w:r>
-            <w:r>
-              <w:rPr>
-                <w:rFonts w:ascii="Arial" w:hAnsi="Arial"/>
-                <w:sz w:val="19"/>
-              </w:rPr>
               <w:lastRenderedPageBreak/>
               <w:t>and customer harm — especially serious in a rate-rising environment.</w:t>
             </w:r>
@@ -10311,14 +9869,6 @@
                 <w:sz w:val="18"/>
               </w:rPr>
               <w:t>Pilot Scope</w:t>
-            </w:r>
-            <w:r>
-              <w:rPr>
-                <w:rFonts w:ascii="Arial" w:hAnsi="Arial"/>
-                <w:b/>
-                <w:color w:val="1F4E79"/>
-                <w:sz w:val="18"/>
-              </w:rPr>
               <w:br/>
               <w:t>(Capstone)</w:t>
             </w:r>
@@ -10385,14 +9935,6 @@
                 <w:sz w:val="18"/>
               </w:rPr>
               <w:t>Evaluation Plan</w:t>
-            </w:r>
-            <w:r>
-              <w:rPr>
-                <w:rFonts w:ascii="Arial" w:hAnsi="Arial"/>
-                <w:b/>
-                <w:color w:val="1F4E79"/>
-                <w:sz w:val="18"/>
-              </w:rPr>
               <w:br/>
               <w:t>(Linked to Observability)</w:t>
             </w:r>
@@ -10491,12 +10033,6 @@
                 <w:sz w:val="19"/>
               </w:rPr>
               <w:t xml:space="preserve">• RM Summary Quality ≥ 4/5 → Langfuse human annotation on 3 generated escalation </w:t>
-            </w:r>
-            <w:r>
-              <w:rPr>
-                <w:rFonts w:ascii="Arial" w:hAnsi="Arial"/>
-                <w:sz w:val="19"/>
-              </w:rPr>
               <w:lastRenderedPageBreak/>
               <w:t>summaries.</w:t>
             </w:r>

--- a/docs/concept_document.docx
+++ b/docs/concept_document.docx
@@ -1717,7 +1717,7 @@
                 <w:rFonts w:ascii="Arial" w:hAnsi="Arial"/>
                 <w:sz w:val="19"/>
               </w:rPr>
-              <w:t xml:space="preserve">• MCP exposure layer (loan_mcp/server.py): all 5 tools discoverable via FastMCP (mcp v1.27). Supports stdio transport for Claude Desktop and streamable-HTTP for network/Docker. Activated via USE_MCP=true; agent defaults to direct @tool imports when unset.</w:t>
+              <w:t xml:space="preserve">• MCP exposure layer (loan_mcp/server.py): all 5 tools discoverable via FastMCP (mcp v1.27). Supports stdio transport for Claude Desktop and streamable-HTTP for network/Docker. MCP is the default path (USE_MCP=true); USE_MCP=false switches to direct @tool imports.</w:t>
             </w:r>
           </w:p>
           <w:p>

--- a/docs/concept_document.docx
+++ b/docs/concept_document.docx
@@ -374,6 +374,10 @@
           <w:p>
             <w:pPr>
               <w:spacing w:before="20" w:after="20"/>
+              <w:rPr>
+                <w:rFonts w:ascii="Arial" w:hAnsi="Arial"/>
+                <w:sz w:val="19"/>
+              </w:rPr>
             </w:pPr>
             <w:r>
               <w:rPr>
@@ -382,6 +386,125 @@
               </w:rPr>
               <w:t>Retail banks process thousands of loan pre-application inquiries daily through manual channels where RMs spend 25–40 minutes per inquiry on repetitive tasks: policy lookup, FOIR calculation, eligibility assessment, and document guidance. Guidance quality varies across branches, and an estimated 30–40% of inquirers abandon the application journey before formal submission. The copilot reduces first-contact response time to under 30 seconds, ensures policy-grounded consistency, and hands off complex cases to RMs with a complete applicant brief — cutting RM preparation time from 25 minutes to under 5.</w:t>
             </w:r>
+          </w:p>
+          <w:p>
+            <w:pPr>
+              <w:spacing w:before="20" w:after="20"/>
+              <w:rPr>
+                <w:rFonts w:ascii="Arial" w:hAnsi="Arial"/>
+                <w:sz w:val="19"/>
+              </w:rPr>
+            </w:pPr>
+          </w:p>
+          <w:p>
+            <w:pPr>
+              <w:pStyle w:val="ListParagraph"/>
+              <w:numPr>
+                <w:ilvl w:val="0"/>
+                <w:numId w:val="10"/>
+              </w:numPr>
+              <w:spacing w:before="20" w:after="20"/>
+              <w:rPr>
+                <w:rFonts w:ascii="Arial" w:hAnsi="Arial"/>
+                <w:sz w:val="19"/>
+              </w:rPr>
+            </w:pPr>
+            <w:r>
+              <w:rPr>
+                <w:rFonts w:ascii="Arial" w:hAnsi="Arial"/>
+                <w:sz w:val="19"/>
+              </w:rPr>
+              <w:t>Indian retail banks lose ~2,500 RM-hours every month to repeatable pre-screening queries.</w:t>
+            </w:r>
+          </w:p>
+          <w:p>
+            <w:pPr>
+              <w:pStyle w:val="ListParagraph"/>
+              <w:numPr>
+                <w:ilvl w:val="0"/>
+                <w:numId w:val="10"/>
+              </w:numPr>
+              <w:spacing w:before="20" w:after="20"/>
+              <w:rPr>
+                <w:rFonts w:ascii="Arial" w:hAnsi="Arial"/>
+                <w:sz w:val="19"/>
+              </w:rPr>
+            </w:pPr>
+            <w:r>
+              <w:rPr>
+                <w:rFonts w:ascii="Arial" w:hAnsi="Arial"/>
+                <w:sz w:val="19"/>
+              </w:rPr>
+              <w:t>60% of loan enquiries are rejected at eligibility stage — yet RMs still spend 25–40 min per customer on cases that go nowhere.</w:t>
+            </w:r>
+          </w:p>
+          <w:p>
+            <w:pPr>
+              <w:pStyle w:val="ListParagraph"/>
+              <w:numPr>
+                <w:ilvl w:val="0"/>
+                <w:numId w:val="10"/>
+              </w:numPr>
+              <w:spacing w:before="20" w:after="20"/>
+              <w:rPr>
+                <w:rFonts w:ascii="Arial" w:hAnsi="Arial"/>
+                <w:sz w:val="19"/>
+              </w:rPr>
+            </w:pPr>
+            <w:r>
+              <w:rPr>
+                <w:rFonts w:ascii="Arial" w:hAnsi="Arial"/>
+                <w:sz w:val="19"/>
+              </w:rPr>
+              <w:t>4 products × 4 rulesets creates inconsistency risk — different RMs give different answers, a compliance problem.</w:t>
+            </w:r>
+          </w:p>
+          <w:p>
+            <w:pPr>
+              <w:pStyle w:val="ListParagraph"/>
+              <w:numPr>
+                <w:ilvl w:val="0"/>
+                <w:numId w:val="10"/>
+              </w:numPr>
+              <w:spacing w:before="20" w:after="20"/>
+              <w:rPr>
+                <w:rFonts w:ascii="Arial" w:hAnsi="Arial"/>
+                <w:sz w:val="19"/>
+              </w:rPr>
+            </w:pPr>
+            <w:r>
+              <w:rPr>
+                <w:rFonts w:ascii="Arial" w:hAnsi="Arial"/>
+                <w:sz w:val="19"/>
+              </w:rPr>
+              <w:t>Customers can only reach an RM 9am–6pm Mon–Sat; loan enquiries arrive 24×7.</w:t>
+            </w:r>
+          </w:p>
+          <w:p>
+            <w:pPr>
+              <w:pStyle w:val="ListParagraph"/>
+              <w:numPr>
+                <w:ilvl w:val="0"/>
+                <w:numId w:val="10"/>
+              </w:numPr>
+              <w:spacing w:before="20" w:after="20"/>
+              <w:rPr>
+                <w:rFonts w:ascii="Arial" w:hAnsi="Arial"/>
+                <w:sz w:val="19"/>
+              </w:rPr>
+            </w:pPr>
+            <w:r>
+              <w:rPr>
+                <w:rFonts w:ascii="Arial" w:hAnsi="Arial"/>
+                <w:sz w:val="19"/>
+              </w:rPr>
+              <w:t>The AI opportunity: 65% of these queries are automatable — eligibility, EMI, docs, FAQ — freeing RMs for complex cases.</w:t>
+            </w:r>
+          </w:p>
+          <w:p>
+            <w:pPr>
+              <w:spacing w:before="20" w:after="20"/>
+            </w:pPr>
           </w:p>
         </w:tc>
       </w:tr>
@@ -471,6 +594,7 @@
                 <w:rFonts w:ascii="Arial" w:hAnsi="Arial"/>
                 <w:sz w:val="19"/>
               </w:rPr>
+              <w:lastRenderedPageBreak/>
               <w:t>• Augment RMs by generating a structured escalation summary so they start every escalated call fully informed.</w:t>
             </w:r>
           </w:p>
@@ -518,6 +642,7 @@
                 <w:color w:val="1F4E79"/>
                 <w:sz w:val="18"/>
               </w:rPr>
+              <w:lastRenderedPageBreak/>
               <w:t>Autonomy Boundary</w:t>
             </w:r>
           </w:p>
@@ -640,7 +765,6 @@
                 <w:rFonts w:ascii="Arial" w:hAnsi="Arial"/>
                 <w:sz w:val="19"/>
               </w:rPr>
-              <w:lastRenderedPageBreak/>
               <w:t>• Recommend next best action</w:t>
             </w:r>
           </w:p>
@@ -792,7 +916,6 @@
                 <w:color w:val="1F4E79"/>
                 <w:sz w:val="18"/>
               </w:rPr>
-              <w:lastRenderedPageBreak/>
               <w:t>Human Oversight Points</w:t>
             </w:r>
           </w:p>
@@ -1110,7 +1233,7 @@
                 <w:rFonts w:ascii="Arial" w:hAnsi="Arial"/>
                 <w:sz w:val="19"/>
               </w:rPr>
-              <w:t>• Framework: LangGraph create_agent (tool-calling loop). LLM: OpenAI GPT-4o (production + development). Vector store: ChromaDB (local). Observability: Langfuse cloud.langfuse.com (prototype) / self-hosted (production). UI: CLI → Streamlit.</w:t>
+              <w:t>• Framework: LangChain create_agent (tool-calling loop). LLM: OpenAI GPT-4o (production + development). Vector store: ChromaDB (local). Observability: Langfuse cloud.langfuse.com (prototype) / self-hosted (production). UI: CLI → Streamlit.</w:t>
             </w:r>
           </w:p>
         </w:tc>
@@ -1214,6 +1337,7 @@
                 <w:rFonts w:ascii="Arial" w:hAnsi="Arial"/>
                 <w:sz w:val="19"/>
               </w:rPr>
+              <w:lastRenderedPageBreak/>
               <w:t>• Document checklist: mandatory and optional, tailored to loan type and employment type.</w:t>
             </w:r>
           </w:p>
@@ -1274,6 +1398,7 @@
                 <w:color w:val="1F4E79"/>
                 <w:sz w:val="18"/>
               </w:rPr>
+              <w:lastRenderedPageBreak/>
               <w:t>Success Metrics</w:t>
               <w:br/>
               <w:t>(2 Quantitative — linked to observability dashboard)</w:t>
@@ -1352,7 +1477,6 @@
                 <w:color w:val="1F4E79"/>
                 <w:sz w:val="18"/>
               </w:rPr>
-              <w:lastRenderedPageBreak/>
               <w:t>Success Metrics</w:t>
               <w:br/>
               <w:t>(2 Qualitative — linked to observability dashboard)</w:t>
@@ -1717,7 +1841,7 @@
                 <w:rFonts w:ascii="Arial" w:hAnsi="Arial"/>
                 <w:sz w:val="19"/>
               </w:rPr>
-              <w:t xml:space="preserve">• MCP exposure layer (loan_mcp/server.py): all 5 tools discoverable via FastMCP (mcp v1.27). Supports stdio transport for Claude Desktop and streamable-HTTP for network/Docker. MCP is the default path (USE_MCP=true); USE_MCP=false switches to direct @tool imports.</w:t>
+              <w:t>• MCP exposure layer (loan_mcp/server.py): all 5 tools discoverable via FastMCP (mcp v1.27). Supports stdio transport for Claude Desktop and streamable-HTTP for network/Docker. MCP is the default path (USE_MCP=true); USE_MCP=false switches to direct @tool imports.</w:t>
             </w:r>
           </w:p>
           <w:p>
@@ -1834,6 +1958,7 @@
                 <w:rFonts w:ascii="Arial" w:hAnsi="Arial"/>
                 <w:sz w:val="19"/>
               </w:rPr>
+              <w:lastRenderedPageBreak/>
               <w:t>• Live CIBIL, core banking, eKYC, or underwriting integration.</w:t>
             </w:r>
           </w:p>
@@ -1999,9 +2124,7 @@
                 <w:rFonts w:ascii="Arial" w:hAnsi="Arial"/>
                 <w:sz w:val="19"/>
               </w:rPr>
-              <w:t xml:space="preserve">• Branch visit (highest quality, slowest): 15–30 min wait + 20–30 min RM consultation. RM manually consults policy circulars, runs spreadsheet calculations, assesses FOIR, </w:t>
-              <w:lastRenderedPageBreak/>
-              <w:t>explains document requirements. Total: 40–60 min. Cost: ₹275/inquiry (fully-loaded RM rate).</w:t>
+              <w:t>• Branch visit (highest quality, slowest): 15–30 min wait + 20–30 min RM consultation. RM manually consults policy circulars, runs spreadsheet calculations, assesses FOIR, explains document requirements. Total: 40–60 min. Cost: ₹275/inquiry (fully-loaded RM rate).</w:t>
             </w:r>
           </w:p>
           <w:p>
@@ -2073,7 +2196,6 @@
                 <w:color w:val="1F4E79"/>
                 <w:sz w:val="18"/>
               </w:rPr>
-              <w:lastRenderedPageBreak/>
               <w:t>Where Time / Cost /</w:t>
               <w:br/>
               <w:t>Errors Occur</w:t>
@@ -2354,7 +2476,9 @@
                 <w:rFonts w:ascii="Arial" w:hAnsi="Arial"/>
                 <w:sz w:val="19"/>
               </w:rPr>
-              <w:t>• RAG as hallucination control: ChromaDB + semantic retrieval makes policy-grounded responses achievable at low cost, directly addressing the hallucination risk that made earlier banking AI unreliable.</w:t>
+              <w:t xml:space="preserve">• RAG as hallucination control: ChromaDB + semantic retrieval makes policy-grounded responses achievable at low cost, directly addressing the hallucination risk that made </w:t>
+              <w:lastRenderedPageBreak/>
+              <w:t>earlier banking AI unreliable.</w:t>
             </w:r>
           </w:p>
           <w:p>
@@ -2401,7 +2525,6 @@
           <w:rFonts w:ascii="Arial" w:hAnsi="Arial"/>
           <w:color w:val="1F4E79"/>
         </w:rPr>
-        <w:lastRenderedPageBreak/>
         <w:t>3. Proposed Agent Workflow</w:t>
       </w:r>
     </w:p>
@@ -3314,7 +3437,7 @@
                 <w:color w:val="1F4E79"/>
                 <w:sz w:val="18"/>
               </w:rPr>
-              <w:t>⑥  TOOL INVOCATION  (LangGraph create_agent — tool-calling loop)</w:t>
+              <w:t>⑥  TOOL INVOCATION  (LangChain create_agent — tool-calling loop)</w:t>
               <w:br/>
               <w:t>calculate_emi  ·  check_eligibility  ·  get_document_checklist</w:t>
               <w:br/>
@@ -3322,7 +3445,7 @@
               <w:br/>
               <w:t>All numeric outputs deterministic — LLM cannot generate financial figures</w:t>
               <w:br/>
-              <w:t xml:space="preserve">Exposed via MCP (FastMCP · loan_mcp/server.py · USE_MCP=true)</w:t>
+              <w:t>Exposed via MCP (FastMCP · loan_mcp/server.py · USE_MCP=true)</w:t>
             </w:r>
           </w:p>
         </w:tc>
@@ -4233,6 +4356,7 @@
               </w:rPr>
               <w:t>Step-by-Step Flow</w:t>
               <w:br/>
+              <w:lastRenderedPageBreak/>
               <w:t>(10 Steps)</w:t>
             </w:r>
           </w:p>
@@ -4263,7 +4387,10 @@
                 <w:rFonts w:ascii="Arial" w:hAnsi="Arial"/>
                 <w:sz w:val="19"/>
               </w:rPr>
-              <w:t>① Session Initiation: Agent greets user and presents a structured product/intent menu. This establishes context immediately and prevents ambiguous open-ended starts.</w:t>
+              <w:lastRenderedPageBreak/>
+              <w:t xml:space="preserve">① Session Initiation: Agent greets user and presents a structured product/intent menu. This </w:t>
+              <w:lastRenderedPageBreak/>
+              <w:t>establishes context immediately and prevents ambiguous open-ended starts.</w:t>
             </w:r>
           </w:p>
           <w:p>
@@ -4323,7 +4450,7 @@
                 <w:rFonts w:ascii="Arial" w:hAnsi="Arial"/>
                 <w:sz w:val="19"/>
               </w:rPr>
-              <w:t>⑥ Tool Invocation (LangGraph tool-calling): create_agent selects the correct tool via OpenAI function calling. For EMI: check_eligibility first, then calculate_emi × 2 (lower + upper rate bound). All numeric outputs are deterministic.</w:t>
+              <w:t>⑥ Tool Invocation (LangChain tool-calling): create_agent selects the correct tool via OpenAI function calling. For EMI: check_eligibility first, then calculate_emi × 2 (lower + upper rate bound). All numeric outputs are deterministic.</w:t>
             </w:r>
           </w:p>
           <w:p>
@@ -4335,9 +4462,7 @@
                 <w:rFonts w:ascii="Arial" w:hAnsi="Arial"/>
                 <w:sz w:val="19"/>
               </w:rPr>
-              <w:t xml:space="preserve">⑦ Response Synthesis: LLM synthesises plain-language response using tool output + </w:t>
-              <w:lastRenderedPageBreak/>
-              <w:t>retrieved context + conversation history. System prompt enforces: show reasoning, mandatory disclaimer, no approval language.</w:t>
+              <w:t>⑦ Response Synthesis: LLM synthesises plain-language response using tool output + retrieved context + conversation history. System prompt enforces: show reasoning, mandatory disclaimer, no approval language.</w:t>
             </w:r>
           </w:p>
           <w:p>
@@ -4777,7 +4902,9 @@
                 <w:rFonts w:ascii="Arial" w:hAnsi="Arial"/>
                 <w:sz w:val="19"/>
               </w:rPr>
-              <w:t>• 3 consecutive unhelpful turns: Auto-escalation. generate_escalation_summary called with reason = 'repeated_failure'.</w:t>
+              <w:t xml:space="preserve">• 3 consecutive unhelpful turns: Auto-escalation. generate_escalation_summary called </w:t>
+              <w:lastRenderedPageBreak/>
+              <w:t>with reason = 'repeated_failure'.</w:t>
             </w:r>
           </w:p>
         </w:tc>
@@ -4843,7 +4970,6 @@
           <w:rFonts w:ascii="Arial" w:hAnsi="Arial"/>
           <w:sz w:val="19"/>
         </w:rPr>
-        <w:lastRenderedPageBreak/>
         <w:t>This design ensures that EMI figures, eligibility decisions, and document checklists are always computed by deterministic bank rules — not generated by the AI. Every tool call and its result is captured in the Langfuse observability dashboard, giving the bank a full audit trail of how each advisory recommendation was reached.</w:t>
       </w:r>
     </w:p>
@@ -5372,6 +5498,7 @@
                 <w:rFonts w:ascii="Arial" w:hAnsi="Arial"/>
                 <w:sz w:val="19"/>
               </w:rPr>
+              <w:lastRenderedPageBreak/>
               <w:t>• Dataset Evaluation: 20-question RAG test set + 30-scenario tool accuracy set + 5-prompt safety set. LLM-as-judge scoring runs automatically; results logged to Langfuse evaluation dashboard. Covers RAG precision previously attributed to Arize Phoenix.</w:t>
             </w:r>
           </w:p>
@@ -5463,9 +5590,7 @@
                 <w:rFonts w:ascii="Arial" w:hAnsi="Arial"/>
                 <w:sz w:val="19"/>
               </w:rPr>
-              <w:t xml:space="preserve">• LLM-as-judge scoring: auto-scores each response for factual grounding (score 0–1). Flags sessions where LLM response contains figures not in tool output or retrieved </w:t>
-              <w:lastRenderedPageBreak/>
-              <w:t>context.</w:t>
+              <w:t>• LLM-as-judge scoring: auto-scores each response for factual grounding (score 0–1). Flags sessions where LLM response contains figures not in tool output or retrieved context.</w:t>
             </w:r>
           </w:p>
           <w:p>
@@ -5817,6 +5942,7 @@
           <w:color w:val="2E74B5"/>
           <w:sz w:val="23"/>
         </w:rPr>
+        <w:lastRenderedPageBreak/>
         <w:t>5.1 Prototype Build Cost (One-Time)</w:t>
       </w:r>
     </w:p>
@@ -6082,9 +6208,7 @@
               <w:br/>
               <w:t>Full 9-phase dev estimate (~500 test calls): Input 875K × $0.0025/1K = $2.19; Output 300K × $0.010/1K = $3.00; plus $7 for prompt variant runs and seed sessions = ~$12.19.</w:t>
               <w:br/>
-              <w:t xml:space="preserve">Note: Production deployment uses GPT-4o for full accuracy. GPT-4o-mini (~17× lower LLM cost at </w:t>
-              <w:lastRenderedPageBreak/>
-              <w:t>₹879/month vs. ₹14,645/month) is a viable cost-reduction lever — see Section 5.2 note for ROI impact.</w:t>
+              <w:t>Note: Production deployment uses GPT-4o for full accuracy. GPT-4o-mini (~17× lower LLM cost at ₹879/month vs. ₹14,645/month) is a viable cost-reduction lever — see Section 5.2 note for ROI impact.</w:t>
               <w:br/>
               <w:t>Total: $12.19 × ₹95.72/$ =</w:t>
             </w:r>
@@ -6116,7 +6240,6 @@
                 <w:rFonts w:ascii="Arial" w:hAnsi="Arial"/>
                 <w:sz w:val="19"/>
               </w:rPr>
-              <w:lastRenderedPageBreak/>
               <w:t>₹1,167</w:t>
             </w:r>
           </w:p>
@@ -7027,6 +7150,7 @@
                 <w:rFonts w:ascii="Arial" w:hAnsi="Arial"/>
                 <w:sz w:val="18"/>
               </w:rPr>
+              <w:lastRenderedPageBreak/>
               <w:t>OpenAI Embeddings (monthly policy refresh)</w:t>
             </w:r>
           </w:p>
@@ -7487,7 +7611,6 @@
                 <w:rFonts w:ascii="Arial" w:hAnsi="Arial"/>
                 <w:sz w:val="18"/>
               </w:rPr>
-              <w:lastRenderedPageBreak/>
               <w:t>Maintenance developer time</w:t>
             </w:r>
           </w:p>
@@ -8178,6 +8301,7 @@
                 <w:rFonts w:ascii="Arial" w:hAnsi="Arial"/>
                 <w:sz w:val="18"/>
               </w:rPr>
+              <w:lastRenderedPageBreak/>
               <w:t>Baseline monthly cost (without AI)</w:t>
             </w:r>
           </w:p>
@@ -8639,7 +8763,6 @@
                 <w:rFonts w:ascii="Arial" w:hAnsi="Arial"/>
                 <w:sz w:val="18"/>
               </w:rPr>
-              <w:lastRenderedPageBreak/>
               <w:t>Year 1 net saving (conservative — 30% AI resolution months 1–3, 50% months 4–12)</w:t>
             </w:r>
           </w:p>
@@ -9106,6 +9229,7 @@
                 <w:rFonts w:ascii="Arial" w:hAnsi="Arial"/>
                 <w:sz w:val="19"/>
               </w:rPr>
+              <w:lastRenderedPageBreak/>
               <w:t>• Phase D — CRM integration (month 5–6): Session context (profile, risk band, escalation reason) transferred to CRM when RM takes over.</w:t>
             </w:r>
           </w:p>
@@ -9302,9 +9426,7 @@
                 <w:rFonts w:ascii="Arial" w:hAnsi="Arial"/>
                 <w:sz w:val="19"/>
               </w:rPr>
-              <w:t xml:space="preserve">RBI changes repo rate or a bank revises eligibility criteria. Agent confidently quotes outdated information for weeks. Creates regulatory risk </w:t>
-              <w:lastRenderedPageBreak/>
-              <w:t>and customer harm — especially serious in a rate-rising environment.</w:t>
+              <w:t>RBI changes repo rate or a bank revises eligibility criteria. Agent confidently quotes outdated information for weeks. Creates regulatory risk and customer harm — especially serious in a rate-rising environment.</w:t>
             </w:r>
           </w:p>
         </w:tc>
@@ -9334,7 +9456,6 @@
                 <w:rFonts w:ascii="Arial" w:hAnsi="Arial"/>
                 <w:sz w:val="19"/>
               </w:rPr>
-              <w:lastRenderedPageBreak/>
               <w:t>Every policy doc has 'Last Updated' date in line 1. System prompt cites document date in all rate answers. Langfuse alert when chunk date &gt; 90 days old for rate queries. Production: automated re-embedding pipeline on any policy document change.</w:t>
             </w:r>
           </w:p>
@@ -9821,6 +9942,7 @@
           <w:rFonts w:ascii="Arial" w:hAnsi="Arial"/>
           <w:color w:val="1F4E79"/>
         </w:rPr>
+        <w:lastRenderedPageBreak/>
         <w:t>7. Pilot Plan and Next Steps</w:t>
       </w:r>
     </w:p>
@@ -10032,9 +10154,7 @@
                 <w:rFonts w:ascii="Arial" w:hAnsi="Arial"/>
                 <w:sz w:val="19"/>
               </w:rPr>
-              <w:t xml:space="preserve">• RM Summary Quality ≥ 4/5 → Langfuse human annotation on 3 generated escalation </w:t>
-              <w:lastRenderedPageBreak/>
-              <w:t>summaries.</w:t>
+              <w:t>• RM Summary Quality ≥ 4/5 → Langfuse human annotation on 3 generated escalation summaries.</w:t>
             </w:r>
           </w:p>
           <w:p>
@@ -10094,7 +10214,6 @@
                 <w:color w:val="1F4E79"/>
                 <w:sz w:val="18"/>
               </w:rPr>
-              <w:lastRenderedPageBreak/>
               <w:t>Owner(s)</w:t>
             </w:r>
           </w:p>
@@ -10466,6 +10585,7 @@
                 <w:color w:val="1F4E79"/>
                 <w:sz w:val="18"/>
               </w:rPr>
+              <w:lastRenderedPageBreak/>
               <w:t>References / Sources</w:t>
             </w:r>
           </w:p>
@@ -10839,6 +10959,119 @@
       </w:rPr>
     </w:lvl>
   </w:abstractNum>
+  <w:abstractNum w:abstractNumId="9" w15:restartNumberingAfterBreak="0">
+    <w:nsid w:val="222362AC"/>
+    <w:multiLevelType w:val="hybridMultilevel"/>
+    <w:tmpl w:val="8F82E236"/>
+    <w:lvl w:ilvl="0" w:tplc="08090001">
+      <w:start w:val="1"/>
+      <w:numFmt w:val="bullet"/>
+      <w:lvlText w:val=""/>
+      <w:lvlJc w:val="left"/>
+      <w:pPr>
+        <w:ind w:left="720" w:hanging="360"/>
+      </w:pPr>
+      <w:rPr>
+        <w:rFonts w:ascii="Symbol" w:hAnsi="Symbol" w:hint="default"/>
+      </w:rPr>
+    </w:lvl>
+    <w:lvl w:ilvl="1" w:tplc="08090003" w:tentative="1">
+      <w:start w:val="1"/>
+      <w:numFmt w:val="bullet"/>
+      <w:lvlText w:val="o"/>
+      <w:lvlJc w:val="left"/>
+      <w:pPr>
+        <w:ind w:left="1440" w:hanging="360"/>
+      </w:pPr>
+      <w:rPr>
+        <w:rFonts w:ascii="Courier New" w:hAnsi="Courier New" w:cs="Courier New" w:hint="default"/>
+      </w:rPr>
+    </w:lvl>
+    <w:lvl w:ilvl="2" w:tplc="08090005" w:tentative="1">
+      <w:start w:val="1"/>
+      <w:numFmt w:val="bullet"/>
+      <w:lvlText w:val=""/>
+      <w:lvlJc w:val="left"/>
+      <w:pPr>
+        <w:ind w:left="2160" w:hanging="360"/>
+      </w:pPr>
+      <w:rPr>
+        <w:rFonts w:ascii="Wingdings" w:hAnsi="Wingdings" w:hint="default"/>
+      </w:rPr>
+    </w:lvl>
+    <w:lvl w:ilvl="3" w:tplc="08090001" w:tentative="1">
+      <w:start w:val="1"/>
+      <w:numFmt w:val="bullet"/>
+      <w:lvlText w:val=""/>
+      <w:lvlJc w:val="left"/>
+      <w:pPr>
+        <w:ind w:left="2880" w:hanging="360"/>
+      </w:pPr>
+      <w:rPr>
+        <w:rFonts w:ascii="Symbol" w:hAnsi="Symbol" w:hint="default"/>
+      </w:rPr>
+    </w:lvl>
+    <w:lvl w:ilvl="4" w:tplc="08090003" w:tentative="1">
+      <w:start w:val="1"/>
+      <w:numFmt w:val="bullet"/>
+      <w:lvlText w:val="o"/>
+      <w:lvlJc w:val="left"/>
+      <w:pPr>
+        <w:ind w:left="3600" w:hanging="360"/>
+      </w:pPr>
+      <w:rPr>
+        <w:rFonts w:ascii="Courier New" w:hAnsi="Courier New" w:cs="Courier New" w:hint="default"/>
+      </w:rPr>
+    </w:lvl>
+    <w:lvl w:ilvl="5" w:tplc="08090005" w:tentative="1">
+      <w:start w:val="1"/>
+      <w:numFmt w:val="bullet"/>
+      <w:lvlText w:val=""/>
+      <w:lvlJc w:val="left"/>
+      <w:pPr>
+        <w:ind w:left="4320" w:hanging="360"/>
+      </w:pPr>
+      <w:rPr>
+        <w:rFonts w:ascii="Wingdings" w:hAnsi="Wingdings" w:hint="default"/>
+      </w:rPr>
+    </w:lvl>
+    <w:lvl w:ilvl="6" w:tplc="08090001" w:tentative="1">
+      <w:start w:val="1"/>
+      <w:numFmt w:val="bullet"/>
+      <w:lvlText w:val=""/>
+      <w:lvlJc w:val="left"/>
+      <w:pPr>
+        <w:ind w:left="5040" w:hanging="360"/>
+      </w:pPr>
+      <w:rPr>
+        <w:rFonts w:ascii="Symbol" w:hAnsi="Symbol" w:hint="default"/>
+      </w:rPr>
+    </w:lvl>
+    <w:lvl w:ilvl="7" w:tplc="08090003" w:tentative="1">
+      <w:start w:val="1"/>
+      <w:numFmt w:val="bullet"/>
+      <w:lvlText w:val="o"/>
+      <w:lvlJc w:val="left"/>
+      <w:pPr>
+        <w:ind w:left="5760" w:hanging="360"/>
+      </w:pPr>
+      <w:rPr>
+        <w:rFonts w:ascii="Courier New" w:hAnsi="Courier New" w:cs="Courier New" w:hint="default"/>
+      </w:rPr>
+    </w:lvl>
+    <w:lvl w:ilvl="8" w:tplc="08090005" w:tentative="1">
+      <w:start w:val="1"/>
+      <w:numFmt w:val="bullet"/>
+      <w:lvlText w:val=""/>
+      <w:lvlJc w:val="left"/>
+      <w:pPr>
+        <w:ind w:left="6480" w:hanging="360"/>
+      </w:pPr>
+      <w:rPr>
+        <w:rFonts w:ascii="Wingdings" w:hAnsi="Wingdings" w:hint="default"/>
+      </w:rPr>
+    </w:lvl>
+  </w:abstractNum>
   <w:num w:numId="1" w16cid:durableId="2129734068">
     <w:abstractNumId w:val="8"/>
   </w:num>
@@ -10865,6 +11098,9 @@
   </w:num>
   <w:num w:numId="9" w16cid:durableId="1724061701">
     <w:abstractNumId w:val="0"/>
+  </w:num>
+  <w:num w:numId="10" w16cid:durableId="1112094076">
+    <w:abstractNumId w:val="9"/>
   </w:num>
 </w:numbering>
 </file>
@@ -11472,7 +11708,6 @@
   <w:style w:type="character" w:default="1" w:styleId="DefaultParagraphFont">
     <w:name w:val="Default Paragraph Font"/>
     <w:uiPriority w:val="1"/>
-    <w:semiHidden/>
     <w:unhideWhenUsed/>
   </w:style>
   <w:style w:type="table" w:default="1" w:styleId="TableNormal">
